--- a/assets/labs/lab-09-report.docx
+++ b/assets/labs/lab-09-report.docx
@@ -9,21 +9,34 @@
       <w:r>
         <w:t>Lab 9 Report - QAM Link Resilience Challenge</w:t>
       </w:r>
+      <w:r>
+        <w:t xml:space="preserve"/>
+      </w:r>
+      <w:r>
+        <w:t/>
+      </w:r>
+      <w:r>
+        <w:t/>
+      </w:r>
     </w:p>
     <w:p>
       <w:pPr>
         <w:pStyle w:val="Heading2"/>
       </w:pPr>
       <w:r>
-        <w:t xml:space="preserve">Name: </w:t>
+        <w:t xml:space="preserve">Name:</w:t>
       </w:r>
     </w:p>
     <w:p>
       <w:pPr>
         <w:pStyle w:val="ListBullet"/>
+        <w:numPr>
+          <w:ilvl w:val="0"/>
+          <w:numId w:val="0"/>
+        </w:numPr>
       </w:pPr>
       <w:r>
-        <w:t xml:space="preserve">Lab Partners: </w:t>
+        <w:t xml:space="preserve">Lab Partners:</w:t>
       </w:r>
     </w:p>
     <w:p>
@@ -31,220 +44,406 @@
         <w:pStyle w:val="Heading1"/>
       </w:pPr>
       <w:r>
-        <w:t>Table 1 - Clean and Modulation Comparison (25)</w:t>
+        <w:t>Table 1 - Clean and Matched Comparison (20)</w:t>
+      </w:r>
+      <w:r>
+        <w:t xml:space="preserve"/>
       </w:r>
     </w:p>
     <w:tbl>
       <w:tblPr>
         <w:tblStyle w:val="TableGrid"/>
-        <w:tblW w:type="auto" w:w="0"/>
-        <w:tblLook w:firstColumn="1" w:firstRow="1" w:lastColumn="0" w:lastRow="0" w:noHBand="0" w:noVBand="1" w:val="04A0"/>
+        <w:tblW w:w="0" w:type="auto"/>
+        <w:tblLook w:val="04A0" w:firstRow="1" w:lastRow="0" w:firstColumn="1" w:lastColumn="0" w:noHBand="0" w:noVBand="1"/>
       </w:tblPr>
       <w:tblGrid>
-        <w:gridCol w:w="1776"/>
-        <w:gridCol w:w="1776"/>
-        <w:gridCol w:w="1776"/>
-        <w:gridCol w:w="1776"/>
-        <w:gridCol w:w="1776"/>
-        <w:gridCol w:w="1776"/>
+        <w:gridCol w:w="1874"/>
+        <w:gridCol w:w="1692"/>
+        <w:gridCol w:w="1816"/>
+        <w:gridCol w:w="1816"/>
+        <w:gridCol w:w="1834"/>
+        <w:gridCol w:w="1840"/>
       </w:tblGrid>
       <w:tr>
+        <w:trPr>
+          <w:trHeight w:val="432"/>
+          <w:tblHeader/>
+        </w:trPr>
         <w:tc>
           <w:tcPr>
-            <w:tcW w:type="dxa" w:w="1776"/>
+            <w:tcW w:w="2352" w:type="dxa"/>
+            <w:shd w:val="clear" w:color="auto" w:fill="17324D"/>
+            <w:vAlign w:val="center"/>
           </w:tcPr>
           <w:p>
             <w:r>
+              <w:rPr>
+                <w:b/>
+                <w:color w:val="FFFFFF"/>
+              </w:rPr>
               <w:t>Case</w:t>
             </w:r>
           </w:p>
         </w:tc>
         <w:tc>
           <w:tcPr>
-            <w:tcW w:type="dxa" w:w="1776"/>
+            <w:tcW w:w="2352" w:type="dxa"/>
+            <w:shd w:val="clear" w:color="auto" w:fill="17324D"/>
+            <w:vAlign w:val="center"/>
           </w:tcPr>
           <w:p>
             <w:r>
+              <w:rPr>
+                <w:b/>
+                <w:color w:val="FFFFFF"/>
+              </w:rPr>
               <w:t>M</w:t>
             </w:r>
           </w:p>
         </w:tc>
         <w:tc>
           <w:tcPr>
-            <w:tcW w:type="dxa" w:w="1776"/>
+            <w:tcW w:w="2352" w:type="dxa"/>
+            <w:shd w:val="clear" w:color="auto" w:fill="17324D"/>
+            <w:vAlign w:val="center"/>
           </w:tcPr>
           <w:p>
             <w:r>
+              <w:rPr>
+                <w:b/>
+                <w:color w:val="FFFFFF"/>
+              </w:rPr>
               <w:t>Bits/symbol</w:t>
             </w:r>
           </w:p>
         </w:tc>
         <w:tc>
           <w:tcPr>
-            <w:tcW w:type="dxa" w:w="1776"/>
+            <w:tcW w:w="2352" w:type="dxa"/>
+            <w:shd w:val="clear" w:color="auto" w:fill="17324D"/>
+            <w:vAlign w:val="center"/>
           </w:tcPr>
           <w:p>
             <w:r>
+              <w:rPr>
+                <w:b/>
+                <w:color w:val="FFFFFF"/>
+              </w:rPr>
               <w:t>Bit rate</w:t>
             </w:r>
           </w:p>
         </w:tc>
         <w:tc>
           <w:tcPr>
-            <w:tcW w:type="dxa" w:w="1776"/>
+            <w:tcW w:w="2352" w:type="dxa"/>
+            <w:shd w:val="clear" w:color="auto" w:fill="17324D"/>
+            <w:vAlign w:val="center"/>
           </w:tcPr>
           <w:p>
             <w:r>
+              <w:rPr>
+                <w:b/>
+                <w:color w:val="FFFFFF"/>
+              </w:rPr>
               <w:t>BER</w:t>
             </w:r>
           </w:p>
         </w:tc>
         <w:tc>
           <w:tcPr>
-            <w:tcW w:type="dxa" w:w="1776"/>
+            <w:tcW w:w="2352" w:type="dxa"/>
+            <w:shd w:val="clear" w:color="auto" w:fill="17324D"/>
+            <w:vAlign w:val="center"/>
           </w:tcPr>
           <w:p>
             <w:r>
+              <w:rPr>
+                <w:b/>
+                <w:color w:val="FFFFFF"/>
+              </w:rPr>
               <w:t>EVM/eye evidence</w:t>
             </w:r>
           </w:p>
         </w:tc>
       </w:tr>
       <w:tr>
+        <w:trPr>
+          <w:trHeight w:val="490"/>
+        </w:trPr>
         <w:tc>
           <w:tcPr>
-            <w:tcW w:type="dxa" w:w="1776"/>
+            <w:tcW w:w="2352" w:type="dxa"/>
+            <w:vAlign w:val="center"/>
           </w:tcPr>
           <w:p>
             <w:r>
+              <w:rPr>
+                <w:b w:val="0"/>
+              </w:rPr>
               <w:t>Clean QPSK</w:t>
             </w:r>
           </w:p>
         </w:tc>
         <w:tc>
           <w:tcPr>
-            <w:tcW w:type="dxa" w:w="1776"/>
+            <w:tcW w:w="2352" w:type="dxa"/>
+            <w:vAlign w:val="center"/>
           </w:tcPr>
-          <w:p/>
+          <w:p>
+            <w:r>
+              <w:rPr>
+                <w:b w:val="0"/>
+              </w:rPr>
+            </w:r>
+          </w:p>
         </w:tc>
         <w:tc>
           <w:tcPr>
-            <w:tcW w:type="dxa" w:w="1776"/>
+            <w:tcW w:w="2352" w:type="dxa"/>
+            <w:vAlign w:val="center"/>
           </w:tcPr>
-          <w:p/>
+          <w:p>
+            <w:r>
+              <w:rPr>
+                <w:b w:val="0"/>
+              </w:rPr>
+            </w:r>
+          </w:p>
         </w:tc>
         <w:tc>
           <w:tcPr>
-            <w:tcW w:type="dxa" w:w="1776"/>
+            <w:tcW w:w="2352" w:type="dxa"/>
+            <w:vAlign w:val="center"/>
           </w:tcPr>
-          <w:p/>
+          <w:p>
+            <w:r>
+              <w:rPr>
+                <w:b w:val="0"/>
+              </w:rPr>
+            </w:r>
+          </w:p>
         </w:tc>
         <w:tc>
           <w:tcPr>
-            <w:tcW w:type="dxa" w:w="1776"/>
+            <w:tcW w:w="2352" w:type="dxa"/>
+            <w:vAlign w:val="center"/>
           </w:tcPr>
-          <w:p/>
+          <w:p>
+            <w:r>
+              <w:rPr>
+                <w:b w:val="0"/>
+              </w:rPr>
+            </w:r>
+          </w:p>
         </w:tc>
         <w:tc>
           <w:tcPr>
-            <w:tcW w:type="dxa" w:w="1776"/>
+            <w:tcW w:w="2352" w:type="dxa"/>
+            <w:vAlign w:val="center"/>
           </w:tcPr>
-          <w:p/>
+          <w:p>
+            <w:r>
+              <w:rPr>
+                <w:b w:val="0"/>
+              </w:rPr>
+            </w:r>
+          </w:p>
         </w:tc>
       </w:tr>
       <w:tr>
+        <w:trPr>
+          <w:trHeight w:val="490"/>
+        </w:trPr>
         <w:tc>
           <w:tcPr>
-            <w:tcW w:type="dxa" w:w="1776"/>
+            <w:tcW w:w="2352" w:type="dxa"/>
+            <w:shd w:val="clear" w:color="auto" w:fill="EAF2F7"/>
+            <w:vAlign w:val="center"/>
           </w:tcPr>
           <w:p>
             <w:r>
+              <w:rPr>
+                <w:b w:val="0"/>
+              </w:rPr>
               <w:t>Matched QPSK</w:t>
             </w:r>
           </w:p>
         </w:tc>
         <w:tc>
           <w:tcPr>
-            <w:tcW w:type="dxa" w:w="1776"/>
+            <w:tcW w:w="2352" w:type="dxa"/>
+            <w:shd w:val="clear" w:color="auto" w:fill="EAF2F7"/>
+            <w:vAlign w:val="center"/>
           </w:tcPr>
-          <w:p/>
+          <w:p>
+            <w:r>
+              <w:rPr>
+                <w:b w:val="0"/>
+              </w:rPr>
+            </w:r>
+          </w:p>
         </w:tc>
         <w:tc>
           <w:tcPr>
-            <w:tcW w:type="dxa" w:w="1776"/>
+            <w:tcW w:w="2352" w:type="dxa"/>
+            <w:shd w:val="clear" w:color="auto" w:fill="EAF2F7"/>
+            <w:vAlign w:val="center"/>
           </w:tcPr>
-          <w:p/>
+          <w:p>
+            <w:r>
+              <w:rPr>
+                <w:b w:val="0"/>
+              </w:rPr>
+            </w:r>
+          </w:p>
         </w:tc>
         <w:tc>
           <w:tcPr>
-            <w:tcW w:type="dxa" w:w="1776"/>
+            <w:tcW w:w="2352" w:type="dxa"/>
+            <w:shd w:val="clear" w:color="auto" w:fill="EAF2F7"/>
+            <w:vAlign w:val="center"/>
           </w:tcPr>
-          <w:p/>
+          <w:p>
+            <w:r>
+              <w:rPr>
+                <w:b w:val="0"/>
+              </w:rPr>
+            </w:r>
+          </w:p>
         </w:tc>
         <w:tc>
           <w:tcPr>
-            <w:tcW w:type="dxa" w:w="1776"/>
+            <w:tcW w:w="2352" w:type="dxa"/>
+            <w:shd w:val="clear" w:color="auto" w:fill="EAF2F7"/>
+            <w:vAlign w:val="center"/>
           </w:tcPr>
-          <w:p/>
+          <w:p>
+            <w:r>
+              <w:rPr>
+                <w:b w:val="0"/>
+              </w:rPr>
+            </w:r>
+          </w:p>
         </w:tc>
         <w:tc>
           <w:tcPr>
-            <w:tcW w:type="dxa" w:w="1776"/>
+            <w:tcW w:w="2352" w:type="dxa"/>
+            <w:shd w:val="clear" w:color="auto" w:fill="EAF2F7"/>
+            <w:vAlign w:val="center"/>
           </w:tcPr>
-          <w:p/>
+          <w:p>
+            <w:r>
+              <w:rPr>
+                <w:b w:val="0"/>
+              </w:rPr>
+            </w:r>
+          </w:p>
         </w:tc>
       </w:tr>
       <w:tr>
+        <w:trPr>
+          <w:trHeight w:val="490"/>
+        </w:trPr>
         <w:tc>
           <w:tcPr>
-            <w:tcW w:type="dxa" w:w="1776"/>
+            <w:tcW w:w="2352" w:type="dxa"/>
+            <w:vAlign w:val="center"/>
           </w:tcPr>
           <w:p>
             <w:r>
+              <w:rPr>
+                <w:b w:val="0"/>
+              </w:rPr>
               <w:t>Matched 16-QAM</w:t>
             </w:r>
           </w:p>
         </w:tc>
         <w:tc>
           <w:tcPr>
-            <w:tcW w:type="dxa" w:w="1776"/>
+            <w:tcW w:w="2352" w:type="dxa"/>
+            <w:vAlign w:val="center"/>
           </w:tcPr>
-          <w:p/>
+          <w:p>
+            <w:r>
+              <w:rPr>
+                <w:b w:val="0"/>
+              </w:rPr>
+            </w:r>
+          </w:p>
         </w:tc>
         <w:tc>
           <w:tcPr>
-            <w:tcW w:type="dxa" w:w="1776"/>
+            <w:tcW w:w="2352" w:type="dxa"/>
+            <w:vAlign w:val="center"/>
           </w:tcPr>
-          <w:p/>
+          <w:p>
+            <w:r>
+              <w:rPr>
+                <w:b w:val="0"/>
+              </w:rPr>
+            </w:r>
+          </w:p>
         </w:tc>
         <w:tc>
           <w:tcPr>
-            <w:tcW w:type="dxa" w:w="1776"/>
+            <w:tcW w:w="2352" w:type="dxa"/>
+            <w:vAlign w:val="center"/>
           </w:tcPr>
-          <w:p/>
+          <w:p>
+            <w:r>
+              <w:rPr>
+                <w:b w:val="0"/>
+              </w:rPr>
+            </w:r>
+          </w:p>
         </w:tc>
         <w:tc>
           <w:tcPr>
-            <w:tcW w:type="dxa" w:w="1776"/>
+            <w:tcW w:w="2352" w:type="dxa"/>
+            <w:vAlign w:val="center"/>
           </w:tcPr>
-          <w:p/>
+          <w:p>
+            <w:r>
+              <w:rPr>
+                <w:b w:val="0"/>
+              </w:rPr>
+            </w:r>
+          </w:p>
         </w:tc>
         <w:tc>
           <w:tcPr>
-            <w:tcW w:type="dxa" w:w="1776"/>
+            <w:tcW w:w="2352" w:type="dxa"/>
+            <w:vAlign w:val="center"/>
           </w:tcPr>
-          <w:p/>
+          <w:p>
+            <w:r>
+              <w:rPr>
+                <w:b w:val="0"/>
+              </w:rPr>
+            </w:r>
+          </w:p>
         </w:tc>
       </w:tr>
     </w:tbl>
     <w:p>
+      <w:pPr>
+        <w:spacing w:after="200"/>
+        <w:rPr>
+          <w:i/>
+          <w:iCs/>
+        </w:rPr>
+      </w:pPr>
       <w:r>
+        <w:rPr>
+          <w:i/>
+          <w:iCs/>
+        </w:rPr>
         <w:t>Show bit-rate calculations.</w:t>
       </w:r>
     </w:p>
     <w:p>
       <w:r>
-        <w:t>________________________________________________________________________________</w:t>
+        <w:br/>
       </w:r>
     </w:p>
     <w:p>
@@ -252,304 +451,411 @@
         <w:pStyle w:val="Heading1"/>
       </w:pPr>
       <w:r>
-        <w:t>Table 2 - Impairment Sweep (25)</w:t>
+        <w:t>Table 2 - Assigned Impairments (25)</w:t>
+      </w:r>
+      <w:r>
+        <w:t xml:space="preserve"/>
       </w:r>
     </w:p>
     <w:tbl>
       <w:tblPr>
         <w:tblStyle w:val="TableGrid"/>
-        <w:tblW w:type="auto" w:w="0"/>
-        <w:tblLook w:firstColumn="1" w:firstRow="1" w:lastColumn="0" w:lastRow="0" w:noHBand="0" w:noVBand="1" w:val="04A0"/>
+        <w:tblW w:w="0" w:type="auto"/>
+        <w:tblLook w:val="04A0" w:firstRow="1" w:lastRow="0" w:firstColumn="1" w:lastColumn="0" w:noHBand="0" w:noVBand="1"/>
       </w:tblPr>
       <w:tblGrid>
-        <w:gridCol w:w="1776"/>
-        <w:gridCol w:w="1776"/>
-        <w:gridCol w:w="1776"/>
-        <w:gridCol w:w="1776"/>
-        <w:gridCol w:w="1776"/>
-        <w:gridCol w:w="1776"/>
+        <w:gridCol w:w="1874"/>
+        <w:gridCol w:w="1692"/>
+        <w:gridCol w:w="1816"/>
+        <w:gridCol w:w="1816"/>
+        <w:gridCol w:w="1834"/>
+        <w:gridCol w:w="1840"/>
       </w:tblGrid>
       <w:tr>
+        <w:trPr>
+          <w:trHeight w:val="432"/>
+          <w:tblHeader/>
+        </w:trPr>
         <w:tc>
           <w:tcPr>
-            <w:tcW w:type="dxa" w:w="1776"/>
+            <w:tcW w:w="2352" w:type="dxa"/>
+            <w:shd w:val="clear" w:color="auto" w:fill="17324D"/>
+            <w:vAlign w:val="center"/>
           </w:tcPr>
           <w:p>
             <w:r>
+              <w:rPr>
+                <w:b/>
+                <w:color w:val="FFFFFF"/>
+              </w:rPr>
               <w:t>Condition</w:t>
             </w:r>
           </w:p>
         </w:tc>
         <w:tc>
           <w:tcPr>
-            <w:tcW w:type="dxa" w:w="1776"/>
+            <w:tcW w:w="2352" w:type="dxa"/>
+            <w:shd w:val="clear" w:color="auto" w:fill="17324D"/>
+            <w:vAlign w:val="center"/>
           </w:tcPr>
           <w:p>
             <w:r>
+              <w:rPr>
+                <w:b/>
+                <w:color w:val="FFFFFF"/>
+              </w:rPr>
               <w:t>Changed variable</w:t>
             </w:r>
           </w:p>
         </w:tc>
         <w:tc>
           <w:tcPr>
-            <w:tcW w:type="dxa" w:w="1776"/>
+            <w:tcW w:w="2352" w:type="dxa"/>
+            <w:shd w:val="clear" w:color="auto" w:fill="17324D"/>
+            <w:vAlign w:val="center"/>
           </w:tcPr>
           <w:p>
             <w:r>
+              <w:rPr>
+                <w:b/>
+                <w:color w:val="FFFFFF"/>
+              </w:rPr>
               <w:t>SNR</w:t>
             </w:r>
           </w:p>
         </w:tc>
         <w:tc>
           <w:tcPr>
-            <w:tcW w:type="dxa" w:w="1776"/>
+            <w:tcW w:w="2352" w:type="dxa"/>
+            <w:shd w:val="clear" w:color="auto" w:fill="17324D"/>
+            <w:vAlign w:val="center"/>
           </w:tcPr>
           <w:p>
             <w:r>
+              <w:rPr>
+                <w:b/>
+                <w:color w:val="FFFFFF"/>
+              </w:rPr>
               <w:t>BER</w:t>
             </w:r>
           </w:p>
         </w:tc>
         <w:tc>
           <w:tcPr>
-            <w:tcW w:type="dxa" w:w="1776"/>
+            <w:tcW w:w="2352" w:type="dxa"/>
+            <w:shd w:val="clear" w:color="auto" w:fill="17324D"/>
+            <w:vAlign w:val="center"/>
           </w:tcPr>
           <w:p>
             <w:r>
+              <w:rPr>
+                <w:b/>
+                <w:color w:val="FFFFFF"/>
+              </w:rPr>
               <w:t>Constellation/eye</w:t>
             </w:r>
           </w:p>
         </w:tc>
         <w:tc>
           <w:tcPr>
-            <w:tcW w:type="dxa" w:w="1776"/>
+            <w:tcW w:w="2352" w:type="dxa"/>
+            <w:shd w:val="clear" w:color="auto" w:fill="17324D"/>
+            <w:vAlign w:val="center"/>
           </w:tcPr>
           <w:p>
             <w:r>
-              <w:t>Restored?</w:t>
+              <w:rPr>
+                <w:b/>
+                <w:color w:val="FFFFFF"/>
+              </w:rPr>
+              <w:t>Comparison</w:t>
             </w:r>
           </w:p>
         </w:tc>
       </w:tr>
       <w:tr>
+        <w:trPr>
+          <w:trHeight w:val="490"/>
+        </w:trPr>
         <w:tc>
           <w:tcPr>
-            <w:tcW w:type="dxa" w:w="1776"/>
+            <w:tcW w:w="2352" w:type="dxa"/>
+            <w:vAlign w:val="center"/>
           </w:tcPr>
           <w:p>
             <w:r>
-              <w:t>Baseline</w:t>
+              <w:rPr>
+                <w:b w:val="0"/>
+              </w:rPr>
+              <w:t>Clean reference</w:t>
             </w:r>
           </w:p>
         </w:tc>
         <w:tc>
           <w:tcPr>
-            <w:tcW w:type="dxa" w:w="1776"/>
-          </w:tcPr>
-          <w:p/>
-        </w:tc>
-        <w:tc>
-          <w:tcPr>
-            <w:tcW w:type="dxa" w:w="1776"/>
-          </w:tcPr>
-          <w:p/>
-        </w:tc>
-        <w:tc>
-          <w:tcPr>
-            <w:tcW w:type="dxa" w:w="1776"/>
-          </w:tcPr>
-          <w:p/>
-        </w:tc>
-        <w:tc>
-          <w:tcPr>
-            <w:tcW w:type="dxa" w:w="1776"/>
-          </w:tcPr>
-          <w:p/>
-        </w:tc>
-        <w:tc>
-          <w:tcPr>
-            <w:tcW w:type="dxa" w:w="1776"/>
-          </w:tcPr>
-          <w:p/>
-        </w:tc>
-      </w:tr>
-      <w:tr>
-        <w:tc>
-          <w:tcPr>
-            <w:tcW w:type="dxa" w:w="1776"/>
+            <w:tcW w:w="2352" w:type="dxa"/>
+            <w:vAlign w:val="center"/>
           </w:tcPr>
           <w:p>
             <w:r>
-              <w:t>Noise 1</w:t>
+              <w:rPr>
+                <w:b w:val="0"/>
+              </w:rPr>
             </w:r>
           </w:p>
         </w:tc>
         <w:tc>
           <w:tcPr>
-            <w:tcW w:type="dxa" w:w="1776"/>
-          </w:tcPr>
-          <w:p/>
-        </w:tc>
-        <w:tc>
-          <w:tcPr>
-            <w:tcW w:type="dxa" w:w="1776"/>
-          </w:tcPr>
-          <w:p/>
-        </w:tc>
-        <w:tc>
-          <w:tcPr>
-            <w:tcW w:type="dxa" w:w="1776"/>
-          </w:tcPr>
-          <w:p/>
-        </w:tc>
-        <w:tc>
-          <w:tcPr>
-            <w:tcW w:type="dxa" w:w="1776"/>
-          </w:tcPr>
-          <w:p/>
-        </w:tc>
-        <w:tc>
-          <w:tcPr>
-            <w:tcW w:type="dxa" w:w="1776"/>
-          </w:tcPr>
-          <w:p/>
-        </w:tc>
-      </w:tr>
-      <w:tr>
-        <w:tc>
-          <w:tcPr>
-            <w:tcW w:type="dxa" w:w="1776"/>
+            <w:tcW w:w="2352" w:type="dxa"/>
+            <w:vAlign w:val="center"/>
           </w:tcPr>
           <w:p>
             <w:r>
-              <w:t>Noise 2</w:t>
+              <w:rPr>
+                <w:b w:val="0"/>
+              </w:rPr>
             </w:r>
           </w:p>
         </w:tc>
         <w:tc>
           <w:tcPr>
-            <w:tcW w:type="dxa" w:w="1776"/>
-          </w:tcPr>
-          <w:p/>
-        </w:tc>
-        <w:tc>
-          <w:tcPr>
-            <w:tcW w:type="dxa" w:w="1776"/>
-          </w:tcPr>
-          <w:p/>
-        </w:tc>
-        <w:tc>
-          <w:tcPr>
-            <w:tcW w:type="dxa" w:w="1776"/>
-          </w:tcPr>
-          <w:p/>
-        </w:tc>
-        <w:tc>
-          <w:tcPr>
-            <w:tcW w:type="dxa" w:w="1776"/>
-          </w:tcPr>
-          <w:p/>
-        </w:tc>
-        <w:tc>
-          <w:tcPr>
-            <w:tcW w:type="dxa" w:w="1776"/>
-          </w:tcPr>
-          <w:p/>
-        </w:tc>
-      </w:tr>
-      <w:tr>
-        <w:tc>
-          <w:tcPr>
-            <w:tcW w:type="dxa" w:w="1776"/>
+            <w:tcW w:w="2352" w:type="dxa"/>
+            <w:vAlign w:val="center"/>
           </w:tcPr>
           <w:p>
             <w:r>
-              <w:t>Filter/timing</w:t>
+              <w:rPr>
+                <w:b w:val="0"/>
+              </w:rPr>
             </w:r>
           </w:p>
         </w:tc>
         <w:tc>
           <w:tcPr>
-            <w:tcW w:type="dxa" w:w="1776"/>
-          </w:tcPr>
-          <w:p/>
-        </w:tc>
-        <w:tc>
-          <w:tcPr>
-            <w:tcW w:type="dxa" w:w="1776"/>
-          </w:tcPr>
-          <w:p/>
-        </w:tc>
-        <w:tc>
-          <w:tcPr>
-            <w:tcW w:type="dxa" w:w="1776"/>
-          </w:tcPr>
-          <w:p/>
-        </w:tc>
-        <w:tc>
-          <w:tcPr>
-            <w:tcW w:type="dxa" w:w="1776"/>
-          </w:tcPr>
-          <w:p/>
-        </w:tc>
-        <w:tc>
-          <w:tcPr>
-            <w:tcW w:type="dxa" w:w="1776"/>
-          </w:tcPr>
-          <w:p/>
-        </w:tc>
-      </w:tr>
-      <w:tr>
-        <w:tc>
-          <w:tcPr>
-            <w:tcW w:type="dxa" w:w="1776"/>
+            <w:tcW w:w="2352" w:type="dxa"/>
+            <w:vAlign w:val="center"/>
           </w:tcPr>
           <w:p>
             <w:r>
-              <w:t>Restored</w:t>
+              <w:rPr>
+                <w:b w:val="0"/>
+              </w:rPr>
             </w:r>
           </w:p>
         </w:tc>
         <w:tc>
           <w:tcPr>
-            <w:tcW w:type="dxa" w:w="1776"/>
+            <w:tcW w:w="2352" w:type="dxa"/>
+            <w:vAlign w:val="center"/>
           </w:tcPr>
-          <w:p/>
+          <w:p>
+            <w:r>
+              <w:rPr>
+                <w:b w:val="0"/>
+              </w:rPr>
+            </w:r>
+          </w:p>
+        </w:tc>
+      </w:tr>
+      <w:tr>
+        <w:trPr>
+          <w:trHeight w:val="490"/>
+        </w:trPr>
+        <w:tc>
+          <w:tcPr>
+            <w:tcW w:w="2352" w:type="dxa"/>
+            <w:shd w:val="clear" w:color="auto" w:fill="EAF2F7"/>
+            <w:vAlign w:val="center"/>
+          </w:tcPr>
+          <w:p>
+            <w:r>
+              <w:rPr>
+                <w:b w:val="0"/>
+              </w:rPr>
+              <w:t>Impaired case 1</w:t>
+            </w:r>
+          </w:p>
         </w:tc>
         <w:tc>
           <w:tcPr>
-            <w:tcW w:type="dxa" w:w="1776"/>
+            <w:tcW w:w="2352" w:type="dxa"/>
+            <w:shd w:val="clear" w:color="auto" w:fill="EAF2F7"/>
+            <w:vAlign w:val="center"/>
           </w:tcPr>
-          <w:p/>
+          <w:p>
+            <w:r>
+              <w:rPr>
+                <w:b w:val="0"/>
+              </w:rPr>
+            </w:r>
+          </w:p>
         </w:tc>
         <w:tc>
           <w:tcPr>
-            <w:tcW w:type="dxa" w:w="1776"/>
+            <w:tcW w:w="2352" w:type="dxa"/>
+            <w:shd w:val="clear" w:color="auto" w:fill="EAF2F7"/>
+            <w:vAlign w:val="center"/>
           </w:tcPr>
-          <w:p/>
+          <w:p>
+            <w:r>
+              <w:rPr>
+                <w:b w:val="0"/>
+              </w:rPr>
+            </w:r>
+          </w:p>
         </w:tc>
         <w:tc>
           <w:tcPr>
-            <w:tcW w:type="dxa" w:w="1776"/>
+            <w:tcW w:w="2352" w:type="dxa"/>
+            <w:shd w:val="clear" w:color="auto" w:fill="EAF2F7"/>
+            <w:vAlign w:val="center"/>
           </w:tcPr>
-          <w:p/>
+          <w:p>
+            <w:r>
+              <w:rPr>
+                <w:b w:val="0"/>
+              </w:rPr>
+            </w:r>
+          </w:p>
         </w:tc>
         <w:tc>
           <w:tcPr>
-            <w:tcW w:type="dxa" w:w="1776"/>
+            <w:tcW w:w="2352" w:type="dxa"/>
+            <w:shd w:val="clear" w:color="auto" w:fill="EAF2F7"/>
+            <w:vAlign w:val="center"/>
           </w:tcPr>
-          <w:p/>
+          <w:p>
+            <w:r>
+              <w:rPr>
+                <w:b w:val="0"/>
+              </w:rPr>
+            </w:r>
+          </w:p>
+        </w:tc>
+        <w:tc>
+          <w:tcPr>
+            <w:tcW w:w="2352" w:type="dxa"/>
+            <w:shd w:val="clear" w:color="auto" w:fill="EAF2F7"/>
+            <w:vAlign w:val="center"/>
+          </w:tcPr>
+          <w:p>
+            <w:r>
+              <w:rPr>
+                <w:b w:val="0"/>
+              </w:rPr>
+            </w:r>
+          </w:p>
+        </w:tc>
+      </w:tr>
+      <w:tr>
+        <w:trPr>
+          <w:trHeight w:val="490"/>
+        </w:trPr>
+        <w:tc>
+          <w:tcPr>
+            <w:tcW w:w="2352" w:type="dxa"/>
+            <w:vAlign w:val="center"/>
+          </w:tcPr>
+          <w:p>
+            <w:r>
+              <w:rPr>
+                <w:b w:val="0"/>
+              </w:rPr>
+              <w:t>Impaired case 2</w:t>
+            </w:r>
+          </w:p>
+        </w:tc>
+        <w:tc>
+          <w:tcPr>
+            <w:tcW w:w="2352" w:type="dxa"/>
+            <w:vAlign w:val="center"/>
+          </w:tcPr>
+          <w:p>
+            <w:r>
+              <w:rPr>
+                <w:b w:val="0"/>
+              </w:rPr>
+            </w:r>
+          </w:p>
+        </w:tc>
+        <w:tc>
+          <w:tcPr>
+            <w:tcW w:w="2352" w:type="dxa"/>
+            <w:vAlign w:val="center"/>
+          </w:tcPr>
+          <w:p>
+            <w:r>
+              <w:rPr>
+                <w:b w:val="0"/>
+              </w:rPr>
+            </w:r>
+          </w:p>
+        </w:tc>
+        <w:tc>
+          <w:tcPr>
+            <w:tcW w:w="2352" w:type="dxa"/>
+            <w:vAlign w:val="center"/>
+          </w:tcPr>
+          <w:p>
+            <w:r>
+              <w:rPr>
+                <w:b w:val="0"/>
+              </w:rPr>
+            </w:r>
+          </w:p>
+        </w:tc>
+        <w:tc>
+          <w:tcPr>
+            <w:tcW w:w="2352" w:type="dxa"/>
+            <w:vAlign w:val="center"/>
+          </w:tcPr>
+          <w:p>
+            <w:r>
+              <w:rPr>
+                <w:b w:val="0"/>
+              </w:rPr>
+            </w:r>
+          </w:p>
+        </w:tc>
+        <w:tc>
+          <w:tcPr>
+            <w:tcW w:w="2352" w:type="dxa"/>
+            <w:vAlign w:val="center"/>
+          </w:tcPr>
+          <w:p>
+            <w:r>
+              <w:rPr>
+                <w:b w:val="0"/>
+              </w:rPr>
+            </w:r>
+          </w:p>
         </w:tc>
       </w:tr>
     </w:tbl>
     <w:p>
+      <w:pPr>
+        <w:spacing w:after="200"/>
+        <w:rPr>
+          <w:i/>
+          <w:iCs/>
+        </w:rPr>
+      </w:pPr>
       <w:r>
+        <w:rPr>
+          <w:i/>
+          <w:iCs/>
+        </w:rPr>
         <w:t>Identify vertical versus horizontal eye closure.</w:t>
       </w:r>
     </w:p>
     <w:p>
       <w:r>
-        <w:t>________________________________________________________________________________</w:t>
+        <w:br/>
+      </w:r>
+    </w:p>
+    <w:p>
+      <w:r>
+        <w:br w:type="page"/>
       </w:r>
     </w:p>
     <w:p>
@@ -557,220 +863,411 @@
         <w:pStyle w:val="Heading1"/>
       </w:pPr>
       <w:r>
-        <w:t>Table 3 - Link Challenge (20)</w:t>
+        <w:t>Table 3 - Link Challenge (25)</w:t>
+      </w:r>
+      <w:r>
+        <w:t xml:space="preserve"/>
       </w:r>
     </w:p>
     <w:tbl>
       <w:tblPr>
         <w:tblStyle w:val="TableGrid"/>
-        <w:tblW w:type="auto" w:w="0"/>
-        <w:tblLook w:firstColumn="1" w:firstRow="1" w:lastColumn="0" w:lastRow="0" w:noHBand="0" w:noVBand="1" w:val="04A0"/>
+        <w:tblW w:w="0" w:type="auto"/>
+        <w:tblLook w:val="04A0" w:firstRow="1" w:lastRow="0" w:firstColumn="1" w:lastColumn="0" w:noHBand="0" w:noVBand="1"/>
       </w:tblPr>
       <w:tblGrid>
-        <w:gridCol w:w="1776"/>
-        <w:gridCol w:w="1776"/>
-        <w:gridCol w:w="1776"/>
-        <w:gridCol w:w="1776"/>
-        <w:gridCol w:w="1776"/>
-        <w:gridCol w:w="1776"/>
+        <w:gridCol w:w="1874"/>
+        <w:gridCol w:w="1692"/>
+        <w:gridCol w:w="1816"/>
+        <w:gridCol w:w="1816"/>
+        <w:gridCol w:w="1834"/>
+        <w:gridCol w:w="1840"/>
       </w:tblGrid>
       <w:tr>
+        <w:trPr>
+          <w:trHeight w:val="432"/>
+          <w:tblHeader/>
+        </w:trPr>
         <w:tc>
           <w:tcPr>
-            <w:tcW w:type="dxa" w:w="1776"/>
+            <w:tcW w:w="2352" w:type="dxa"/>
+            <w:shd w:val="clear" w:color="auto" w:fill="17324D"/>
+            <w:vAlign w:val="center"/>
           </w:tcPr>
           <w:p>
             <w:r>
+              <w:rPr>
+                <w:b/>
+                <w:color w:val="FFFFFF"/>
+              </w:rPr>
               <w:t>Configuration</w:t>
             </w:r>
           </w:p>
         </w:tc>
         <w:tc>
           <w:tcPr>
-            <w:tcW w:type="dxa" w:w="1776"/>
+            <w:tcW w:w="2352" w:type="dxa"/>
+            <w:shd w:val="clear" w:color="auto" w:fill="17324D"/>
+            <w:vAlign w:val="center"/>
           </w:tcPr>
           <w:p>
             <w:r>
+              <w:rPr>
+                <w:b/>
+                <w:color w:val="FFFFFF"/>
+              </w:rPr>
               <w:t>Modulation</w:t>
             </w:r>
           </w:p>
         </w:tc>
         <w:tc>
           <w:tcPr>
-            <w:tcW w:type="dxa" w:w="1776"/>
+            <w:tcW w:w="2352" w:type="dxa"/>
+            <w:shd w:val="clear" w:color="auto" w:fill="17324D"/>
+            <w:vAlign w:val="center"/>
           </w:tcPr>
           <w:p>
             <w:r>
+              <w:rPr>
+                <w:b/>
+                <w:color w:val="FFFFFF"/>
+              </w:rPr>
               <w:t>Control</w:t>
             </w:r>
           </w:p>
         </w:tc>
         <w:tc>
           <w:tcPr>
-            <w:tcW w:type="dxa" w:w="1776"/>
+            <w:tcW w:w="2352" w:type="dxa"/>
+            <w:shd w:val="clear" w:color="auto" w:fill="17324D"/>
+            <w:vAlign w:val="center"/>
           </w:tcPr>
           <w:p>
             <w:r>
+              <w:rPr>
+                <w:b/>
+                <w:color w:val="FFFFFF"/>
+              </w:rPr>
               <w:t>Bit rate</w:t>
             </w:r>
           </w:p>
         </w:tc>
         <w:tc>
           <w:tcPr>
-            <w:tcW w:type="dxa" w:w="1776"/>
+            <w:tcW w:w="2352" w:type="dxa"/>
+            <w:shd w:val="clear" w:color="auto" w:fill="17324D"/>
+            <w:vAlign w:val="center"/>
           </w:tcPr>
           <w:p>
             <w:r>
+              <w:rPr>
+                <w:b/>
+                <w:color w:val="FFFFFF"/>
+              </w:rPr>
               <w:t>BER trials</w:t>
             </w:r>
           </w:p>
         </w:tc>
         <w:tc>
           <w:tcPr>
-            <w:tcW w:type="dxa" w:w="1776"/>
+            <w:tcW w:w="2352" w:type="dxa"/>
+            <w:shd w:val="clear" w:color="auto" w:fill="17324D"/>
+            <w:vAlign w:val="center"/>
           </w:tcPr>
           <w:p>
             <w:r>
+              <w:rPr>
+                <w:b/>
+                <w:color w:val="FFFFFF"/>
+              </w:rPr>
               <w:t>Decision</w:t>
             </w:r>
           </w:p>
         </w:tc>
       </w:tr>
       <w:tr>
+        <w:trPr>
+          <w:trHeight w:val="490"/>
+        </w:trPr>
         <w:tc>
           <w:tcPr>
-            <w:tcW w:type="dxa" w:w="1776"/>
+            <w:tcW w:w="2352" w:type="dxa"/>
+            <w:vAlign w:val="center"/>
           </w:tcPr>
           <w:p>
             <w:r>
-              <w:t>Rejected 1</w:t>
+              <w:rPr>
+                <w:b w:val="0"/>
+              </w:rPr>
+              <w:t>Candidate 1</w:t>
             </w:r>
           </w:p>
         </w:tc>
         <w:tc>
           <w:tcPr>
-            <w:tcW w:type="dxa" w:w="1776"/>
-          </w:tcPr>
-          <w:p/>
-        </w:tc>
-        <w:tc>
-          <w:tcPr>
-            <w:tcW w:type="dxa" w:w="1776"/>
-          </w:tcPr>
-          <w:p/>
-        </w:tc>
-        <w:tc>
-          <w:tcPr>
-            <w:tcW w:type="dxa" w:w="1776"/>
-          </w:tcPr>
-          <w:p/>
-        </w:tc>
-        <w:tc>
-          <w:tcPr>
-            <w:tcW w:type="dxa" w:w="1776"/>
-          </w:tcPr>
-          <w:p/>
-        </w:tc>
-        <w:tc>
-          <w:tcPr>
-            <w:tcW w:type="dxa" w:w="1776"/>
-          </w:tcPr>
-          <w:p/>
-        </w:tc>
-      </w:tr>
-      <w:tr>
-        <w:tc>
-          <w:tcPr>
-            <w:tcW w:type="dxa" w:w="1776"/>
+            <w:tcW w:w="2352" w:type="dxa"/>
+            <w:vAlign w:val="center"/>
           </w:tcPr>
           <w:p>
             <w:r>
-              <w:t>Rejected 2</w:t>
+              <w:rPr>
+                <w:b w:val="0"/>
+              </w:rPr>
             </w:r>
           </w:p>
         </w:tc>
         <w:tc>
           <w:tcPr>
-            <w:tcW w:type="dxa" w:w="1776"/>
-          </w:tcPr>
-          <w:p/>
-        </w:tc>
-        <w:tc>
-          <w:tcPr>
-            <w:tcW w:type="dxa" w:w="1776"/>
-          </w:tcPr>
-          <w:p/>
-        </w:tc>
-        <w:tc>
-          <w:tcPr>
-            <w:tcW w:type="dxa" w:w="1776"/>
-          </w:tcPr>
-          <w:p/>
-        </w:tc>
-        <w:tc>
-          <w:tcPr>
-            <w:tcW w:type="dxa" w:w="1776"/>
-          </w:tcPr>
-          <w:p/>
-        </w:tc>
-        <w:tc>
-          <w:tcPr>
-            <w:tcW w:type="dxa" w:w="1776"/>
-          </w:tcPr>
-          <w:p/>
-        </w:tc>
-      </w:tr>
-      <w:tr>
-        <w:tc>
-          <w:tcPr>
-            <w:tcW w:type="dxa" w:w="1776"/>
+            <w:tcW w:w="2352" w:type="dxa"/>
+            <w:vAlign w:val="center"/>
           </w:tcPr>
           <w:p>
             <w:r>
-              <w:t>Accepted</w:t>
+              <w:rPr>
+                <w:b w:val="0"/>
+              </w:rPr>
             </w:r>
           </w:p>
         </w:tc>
         <w:tc>
           <w:tcPr>
-            <w:tcW w:type="dxa" w:w="1776"/>
+            <w:tcW w:w="2352" w:type="dxa"/>
+            <w:vAlign w:val="center"/>
           </w:tcPr>
-          <w:p/>
+          <w:p>
+            <w:r>
+              <w:rPr>
+                <w:b w:val="0"/>
+              </w:rPr>
+            </w:r>
+          </w:p>
         </w:tc>
         <w:tc>
           <w:tcPr>
-            <w:tcW w:type="dxa" w:w="1776"/>
+            <w:tcW w:w="2352" w:type="dxa"/>
+            <w:vAlign w:val="center"/>
           </w:tcPr>
-          <w:p/>
+          <w:p>
+            <w:r>
+              <w:rPr>
+                <w:b w:val="0"/>
+              </w:rPr>
+            </w:r>
+          </w:p>
         </w:tc>
         <w:tc>
           <w:tcPr>
-            <w:tcW w:type="dxa" w:w="1776"/>
+            <w:tcW w:w="2352" w:type="dxa"/>
+            <w:vAlign w:val="center"/>
           </w:tcPr>
-          <w:p/>
+          <w:p>
+            <w:r>
+              <w:rPr>
+                <w:b w:val="0"/>
+              </w:rPr>
+            </w:r>
+          </w:p>
+        </w:tc>
+      </w:tr>
+      <w:tr>
+        <w:trPr>
+          <w:trHeight w:val="490"/>
+        </w:trPr>
+        <w:tc>
+          <w:tcPr>
+            <w:tcW w:w="2352" w:type="dxa"/>
+            <w:shd w:val="clear" w:color="auto" w:fill="EAF2F7"/>
+            <w:vAlign w:val="center"/>
+          </w:tcPr>
+          <w:p>
+            <w:r>
+              <w:rPr>
+                <w:b w:val="0"/>
+              </w:rPr>
+              <w:t>Candidate 2</w:t>
+            </w:r>
+          </w:p>
         </w:tc>
         <w:tc>
           <w:tcPr>
-            <w:tcW w:type="dxa" w:w="1776"/>
+            <w:tcW w:w="2352" w:type="dxa"/>
+            <w:shd w:val="clear" w:color="auto" w:fill="EAF2F7"/>
+            <w:vAlign w:val="center"/>
           </w:tcPr>
-          <w:p/>
+          <w:p>
+            <w:r>
+              <w:rPr>
+                <w:b w:val="0"/>
+              </w:rPr>
+            </w:r>
+          </w:p>
         </w:tc>
         <w:tc>
           <w:tcPr>
-            <w:tcW w:type="dxa" w:w="1776"/>
+            <w:tcW w:w="2352" w:type="dxa"/>
+            <w:shd w:val="clear" w:color="auto" w:fill="EAF2F7"/>
+            <w:vAlign w:val="center"/>
           </w:tcPr>
-          <w:p/>
+          <w:p>
+            <w:r>
+              <w:rPr>
+                <w:b w:val="0"/>
+              </w:rPr>
+            </w:r>
+          </w:p>
+        </w:tc>
+        <w:tc>
+          <w:tcPr>
+            <w:tcW w:w="2352" w:type="dxa"/>
+            <w:shd w:val="clear" w:color="auto" w:fill="EAF2F7"/>
+            <w:vAlign w:val="center"/>
+          </w:tcPr>
+          <w:p>
+            <w:r>
+              <w:rPr>
+                <w:b w:val="0"/>
+              </w:rPr>
+            </w:r>
+          </w:p>
+        </w:tc>
+        <w:tc>
+          <w:tcPr>
+            <w:tcW w:w="2352" w:type="dxa"/>
+            <w:shd w:val="clear" w:color="auto" w:fill="EAF2F7"/>
+            <w:vAlign w:val="center"/>
+          </w:tcPr>
+          <w:p>
+            <w:r>
+              <w:rPr>
+                <w:b w:val="0"/>
+              </w:rPr>
+            </w:r>
+          </w:p>
+        </w:tc>
+        <w:tc>
+          <w:tcPr>
+            <w:tcW w:w="2352" w:type="dxa"/>
+            <w:shd w:val="clear" w:color="auto" w:fill="EAF2F7"/>
+            <w:vAlign w:val="center"/>
+          </w:tcPr>
+          <w:p>
+            <w:r>
+              <w:rPr>
+                <w:b w:val="0"/>
+              </w:rPr>
+            </w:r>
+          </w:p>
+        </w:tc>
+      </w:tr>
+      <w:tr>
+        <w:trPr>
+          <w:trHeight w:val="490"/>
+        </w:trPr>
+        <w:tc>
+          <w:tcPr>
+            <w:tcW w:w="2352" w:type="dxa"/>
+            <w:vAlign w:val="center"/>
+          </w:tcPr>
+          <w:p>
+            <w:r>
+              <w:rPr>
+                <w:b w:val="0"/>
+              </w:rPr>
+              <w:t>Candidate 3</w:t>
+            </w:r>
+          </w:p>
+        </w:tc>
+        <w:tc>
+          <w:tcPr>
+            <w:tcW w:w="2352" w:type="dxa"/>
+            <w:vAlign w:val="center"/>
+          </w:tcPr>
+          <w:p>
+            <w:r>
+              <w:rPr>
+                <w:b w:val="0"/>
+              </w:rPr>
+            </w:r>
+          </w:p>
+        </w:tc>
+        <w:tc>
+          <w:tcPr>
+            <w:tcW w:w="2352" w:type="dxa"/>
+            <w:vAlign w:val="center"/>
+          </w:tcPr>
+          <w:p>
+            <w:r>
+              <w:rPr>
+                <w:b w:val="0"/>
+              </w:rPr>
+            </w:r>
+          </w:p>
+        </w:tc>
+        <w:tc>
+          <w:tcPr>
+            <w:tcW w:w="2352" w:type="dxa"/>
+            <w:vAlign w:val="center"/>
+          </w:tcPr>
+          <w:p>
+            <w:r>
+              <w:rPr>
+                <w:b w:val="0"/>
+              </w:rPr>
+            </w:r>
+          </w:p>
+        </w:tc>
+        <w:tc>
+          <w:tcPr>
+            <w:tcW w:w="2352" w:type="dxa"/>
+            <w:vAlign w:val="center"/>
+          </w:tcPr>
+          <w:p>
+            <w:r>
+              <w:rPr>
+                <w:b w:val="0"/>
+              </w:rPr>
+            </w:r>
+          </w:p>
+        </w:tc>
+        <w:tc>
+          <w:tcPr>
+            <w:tcW w:w="2352" w:type="dxa"/>
+            <w:vAlign w:val="center"/>
+          </w:tcPr>
+          <w:p>
+            <w:r>
+              <w:rPr>
+                <w:b w:val="0"/>
+              </w:rPr>
+            </w:r>
+          </w:p>
         </w:tc>
       </w:tr>
     </w:tbl>
     <w:p>
+      <w:pPr>
+        <w:spacing w:after="200"/>
+        <w:rPr>
+          <w:i/>
+          <w:iCs/>
+        </w:rPr>
+      </w:pPr>
       <w:r>
+        <w:rPr>
+          <w:i/>
+          <w:iCs/>
+        </w:rPr>
         <w:t>Defend the highest-throughput passing choice.</w:t>
       </w:r>
     </w:p>
     <w:p>
       <w:r>
-        <w:t>________________________________________________________________________________</w:t>
+        <w:br/>
+      </w:r>
+    </w:p>
+    <w:p>
+      <w:r>
+        <w:br w:type="page"/>
       </w:r>
     </w:p>
     <w:p>
@@ -779,6 +1276,14 @@
       </w:pPr>
       <w:r>
         <w:t>Evidence (15)</w:t>
+      </w:r>
+      <w:r>
+        <w:t xml:space="preserve"/>
+      </w:r>
+    </w:p>
+    <w:p>
+      <w:r>
+        <w:t>Insert a readable photo or screenshot for each scenario:</w:t>
       </w:r>
     </w:p>
     <w:p>
@@ -796,6 +1301,10 @@
     </w:p>
     <w:p>
       <w:r>
+        <w:br/>
+        <w:br/>
+        <w:br/>
+        <w:br/>
         <w:br/>
         <w:br/>
         <w:br/>
@@ -819,6 +1328,10 @@
         <w:br/>
         <w:br/>
         <w:br/>
+        <w:br/>
+        <w:br/>
+        <w:br/>
+        <w:br/>
       </w:r>
     </w:p>
     <w:p>
@@ -839,6 +1352,15 @@
         <w:br/>
         <w:br/>
         <w:br/>
+        <w:br/>
+        <w:br/>
+        <w:br/>
+        <w:br/>
+      </w:r>
+    </w:p>
+    <w:p>
+      <w:r>
+        <w:br w:type="page"/>
       </w:r>
     </w:p>
     <w:p>
@@ -848,57 +1370,166 @@
       <w:r>
         <w:t>Conclusion (15)</w:t>
       </w:r>
+      <w:r>
+        <w:t xml:space="preserve"/>
+      </w:r>
     </w:p>
     <w:p>
+      <w:pPr>
+        <w:rPr>
+          <w:i/>
+          <w:iCs/>
+        </w:rPr>
+      </w:pPr>
       <w:r>
-        <w:t>Summarize the lab, then address each prompt:</w:t>
+        <w:rPr>
+          <w:i/>
+          <w:iCs/>
+        </w:rPr>
+        <w:t xml:space="preserve">Give a summary of what you did and learned. In addition, answer these questions:</w:t>
+      </w:r>
+      <w:r>
+        <w:rPr>
+          <w:i/>
+          <w:iCs/>
+        </w:rPr>
+        <w:t/>
+      </w:r>
+      <w:r>
+        <w:rPr>
+          <w:i/>
+          <w:iCs/>
+        </w:rPr>
+        <w:t xml:space="preserve"/>
+      </w:r>
+      <w:r>
+        <w:rPr>
+          <w:i/>
+          <w:iCs/>
+        </w:rPr>
+        <w:t xml:space="preserve"/>
+      </w:r>
+      <w:r>
+        <w:rPr>
+          <w:i/>
+          <w:iCs/>
+        </w:rPr>
+        <w:t/>
+      </w:r>
+      <w:r>
+        <w:rPr>
+          <w:i/>
+          <w:iCs/>
+        </w:rPr>
+        <w:t xml:space="preserve"/>
       </w:r>
     </w:p>
     <w:p>
       <w:pPr>
         <w:pStyle w:val="ListParagraph"/>
+        <w:numPr>
+          <w:ilvl w:val="0"/>
+          <w:numId w:val="10"/>
+        </w:numPr>
+        <w:rPr>
+          <w:i/>
+          <w:iCs/>
+        </w:rPr>
       </w:pPr>
       <w:r>
-        <w:t>How did modulation order affect throughput and decision margin?</w:t>
+        <w:rPr>
+          <w:i/>
+          <w:iCs/>
+        </w:rPr>
+        <w:t xml:space="preserve">How did modulation order affect throughput and decision margin?</w:t>
+      </w:r>
+      <w:r>
+        <w:rPr>
+          <w:i/>
+          <w:iCs/>
+        </w:rPr>
+        <w:t/>
       </w:r>
     </w:p>
     <w:p>
       <w:pPr>
         <w:pStyle w:val="ListParagraph"/>
+        <w:numPr>
+          <w:ilvl w:val="0"/>
+          <w:numId w:val="10"/>
+        </w:numPr>
+        <w:rPr>
+          <w:i/>
+          <w:iCs/>
+        </w:rPr>
       </w:pPr>
       <w:r>
-        <w:t>Which impairment most clearly changed the eye or constellation?</w:t>
+        <w:rPr>
+          <w:i/>
+          <w:iCs/>
+        </w:rPr>
+        <w:t xml:space="preserve">Which impairment most clearly changed the eye or constellation?</w:t>
+      </w:r>
+      <w:r>
+        <w:rPr>
+          <w:i/>
+          <w:iCs/>
+        </w:rPr>
+        <w:t/>
       </w:r>
     </w:p>
     <w:p>
       <w:pPr>
         <w:pStyle w:val="ListParagraph"/>
+        <w:numPr>
+          <w:ilvl w:val="0"/>
+          <w:numId w:val="10"/>
+        </w:numPr>
+        <w:rPr>
+          <w:i/>
+          <w:iCs/>
+        </w:rPr>
       </w:pPr>
       <w:r>
-        <w:t>Why did the selected configuration meet the target?</w:t>
+        <w:rPr>
+          <w:i/>
+          <w:iCs/>
+        </w:rPr>
+        <w:t xml:space="preserve">Why did the selected configuration meet the target?</w:t>
+      </w:r>
+      <w:r>
+        <w:rPr>
+          <w:i/>
+          <w:iCs/>
+        </w:rPr>
+        <w:t/>
       </w:r>
     </w:p>
     <w:p>
       <w:pPr>
         <w:pStyle w:val="ListParagraph"/>
+        <w:numPr>
+          <w:ilvl w:val="0"/>
+          <w:numId w:val="10"/>
+        </w:numPr>
+        <w:rPr>
+          <w:i/>
+          <w:iCs/>
+        </w:rPr>
       </w:pPr>
       <w:r>
-        <w:t>Which cybersecurity property is not supplied by modulation resilience?</w:t>
+        <w:rPr>
+          <w:i/>
+          <w:iCs/>
+        </w:rPr>
+        <w:t xml:space="preserve">Which cybersecurity property is not supplied by modulation resilience?</w:t>
       </w:r>
-    </w:p>
-    <w:p>
       <w:r>
-        <w:t>________________________________________________________________________________</w:t>
-      </w:r>
-    </w:p>
-    <w:p>
-      <w:r>
-        <w:t>________________________________________________________________________________</w:t>
-      </w:r>
-    </w:p>
-    <w:p>
-      <w:r>
-        <w:t>________________________________________________________________________________</w:t>
+        <w:rPr>
+          <w:i/>
+          <w:iCs/>
+        </w:rPr>
+        <w:t/>
       </w:r>
     </w:p>
     <w:sectPr>
@@ -1689,7 +2320,7 @@
   <w:style w:type="paragraph" w:default="1" w:styleId="Normal">
     <w:name w:val="Normal"/>
     <w:qFormat/>
-    <w:rsid w:val="0025644F"/>
+    <w:rsid w:val="009D2B7E"/>
     <w:pPr>
       <w:spacing w:after="80"/>
     </w:pPr>

--- a/assets/labs/lab-09-report.docx
+++ b/assets/labs/lab-09-report.docx
@@ -7,16 +7,7 @@
         <w:pStyle w:val="Title"/>
       </w:pPr>
       <w:r>
-        <w:t>Lab 9 Report - QAM Link Resilience Challenge</w:t>
-      </w:r>
-      <w:r>
-        <w:t xml:space="preserve"/>
-      </w:r>
-      <w:r>
-        <w:t/>
-      </w:r>
-      <w:r>
-        <w:t/>
+        <w:t>Lab 9 Report — Intercept the Link CTF</w:t>
       </w:r>
     </w:p>
     <w:p>
@@ -24,7 +15,7 @@
         <w:pStyle w:val="Heading2"/>
       </w:pPr>
       <w:r>
-        <w:t xml:space="preserve">Name:</w:t>
+        <w:t>Name:</w:t>
       </w:r>
     </w:p>
     <w:p>
@@ -36,7 +27,12 @@
         </w:numPr>
       </w:pPr>
       <w:r>
-        <w:t xml:space="preserve">Lab Partners:</w:t>
+        <w:t>Lab Partners:</w:t>
+      </w:r>
+    </w:p>
+    <w:p>
+      <w:r>
+        <w:t>Tables 70 + Evidence 15 + Conclusion 15 = 100 points. Record actual observations; submit an individual PDF.</w:t>
       </w:r>
     </w:p>
     <w:p>
@@ -44,34 +40,36 @@
         <w:pStyle w:val="Heading1"/>
       </w:pPr>
       <w:r>
-        <w:t>Table 1 - Clean and Matched Comparison (20)</w:t>
+        <w:t>Table 1 — Reconnaissance (20 points)</w:t>
       </w:r>
+    </w:p>
+    <w:p>
       <w:r>
-        <w:t xml:space="preserve"/>
+        <w:t>Use engineering units. Identify each device and measurement point; preserve the scope settings with your evidence.</w:t>
       </w:r>
     </w:p>
     <w:tbl>
       <w:tblPr>
         <w:tblStyle w:val="TableGrid"/>
         <w:tblW w:w="0" w:type="auto"/>
+        <w:jc w:val="center"/>
+        <w:tblLayout w:type="fixed"/>
         <w:tblLook w:val="04A0" w:firstRow="1" w:lastRow="0" w:firstColumn="1" w:lastColumn="0" w:noHBand="0" w:noVBand="1"/>
       </w:tblPr>
       <w:tblGrid>
-        <w:gridCol w:w="1874"/>
-        <w:gridCol w:w="1692"/>
-        <w:gridCol w:w="1816"/>
-        <w:gridCol w:w="1816"/>
-        <w:gridCol w:w="1834"/>
-        <w:gridCol w:w="1840"/>
+        <w:gridCol w:w="4582"/>
+        <w:gridCol w:w="6074"/>
       </w:tblGrid>
       <w:tr>
         <w:trPr>
           <w:trHeight w:val="432"/>
           <w:tblHeader/>
+          <w:jc w:val="center"/>
+          <w:tblHeader/>
         </w:trPr>
         <w:tc>
           <w:tcPr>
-            <w:tcW w:w="2352" w:type="dxa"/>
+            <w:tcW w:w="4582" w:type="dxa"/>
             <w:shd w:val="clear" w:color="auto" w:fill="17324D"/>
             <w:vAlign w:val="center"/>
           </w:tcPr>
@@ -81,13 +79,13 @@
                 <w:b/>
                 <w:color w:val="FFFFFF"/>
               </w:rPr>
-              <w:t>Case</w:t>
+              <w:t>Item</w:t>
             </w:r>
           </w:p>
         </w:tc>
         <w:tc>
           <w:tcPr>
-            <w:tcW w:w="2352" w:type="dxa"/>
+            <w:tcW w:w="6074" w:type="dxa"/>
             <w:shd w:val="clear" w:color="auto" w:fill="17324D"/>
             <w:vAlign w:val="center"/>
           </w:tcPr>
@@ -97,82 +95,21 @@
                 <w:b/>
                 <w:color w:val="FFFFFF"/>
               </w:rPr>
-              <w:t>M</w:t>
-            </w:r>
-          </w:p>
-        </w:tc>
-        <w:tc>
-          <w:tcPr>
-            <w:tcW w:w="2352" w:type="dxa"/>
-            <w:shd w:val="clear" w:color="auto" w:fill="17324D"/>
-            <w:vAlign w:val="center"/>
-          </w:tcPr>
-          <w:p>
-            <w:r>
-              <w:rPr>
-                <w:b/>
-                <w:color w:val="FFFFFF"/>
-              </w:rPr>
-              <w:t>Bits/symbol</w:t>
-            </w:r>
-          </w:p>
-        </w:tc>
-        <w:tc>
-          <w:tcPr>
-            <w:tcW w:w="2352" w:type="dxa"/>
-            <w:shd w:val="clear" w:color="auto" w:fill="17324D"/>
-            <w:vAlign w:val="center"/>
-          </w:tcPr>
-          <w:p>
-            <w:r>
-              <w:rPr>
-                <w:b/>
-                <w:color w:val="FFFFFF"/>
-              </w:rPr>
-              <w:t>Bit rate</w:t>
-            </w:r>
-          </w:p>
-        </w:tc>
-        <w:tc>
-          <w:tcPr>
-            <w:tcW w:w="2352" w:type="dxa"/>
-            <w:shd w:val="clear" w:color="auto" w:fill="17324D"/>
-            <w:vAlign w:val="center"/>
-          </w:tcPr>
-          <w:p>
-            <w:r>
-              <w:rPr>
-                <w:b/>
-                <w:color w:val="FFFFFF"/>
-              </w:rPr>
-              <w:t>BER</w:t>
-            </w:r>
-          </w:p>
-        </w:tc>
-        <w:tc>
-          <w:tcPr>
-            <w:tcW w:w="2352" w:type="dxa"/>
-            <w:shd w:val="clear" w:color="auto" w:fill="17324D"/>
-            <w:vAlign w:val="center"/>
-          </w:tcPr>
-          <w:p>
-            <w:r>
-              <w:rPr>
-                <w:b/>
-                <w:color w:val="FFFFFF"/>
-              </w:rPr>
-              <w:t>EVM/eye evidence</w:t>
+              <w:t>Observed value / evidence</w:t>
             </w:r>
           </w:p>
         </w:tc>
       </w:tr>
       <w:tr>
         <w:trPr>
-          <w:trHeight w:val="490"/>
+          <w:cantSplit/>
+          <w:trHeight w:val="648"/>
+          <w:jc w:val="center"/>
+          <w:cantSplit/>
         </w:trPr>
         <w:tc>
           <w:tcPr>
-            <w:tcW w:w="2352" w:type="dxa"/>
+            <w:tcW w:w="4582" w:type="dxa"/>
             <w:vAlign w:val="center"/>
           </w:tcPr>
           <w:p>
@@ -180,65 +117,13 @@
               <w:rPr>
                 <w:b w:val="0"/>
               </w:rPr>
-              <w:t>Clean QPSK</w:t>
+              <w:t>TX / RX identity and channel position</w:t>
             </w:r>
           </w:p>
         </w:tc>
         <w:tc>
           <w:tcPr>
-            <w:tcW w:w="2352" w:type="dxa"/>
-            <w:vAlign w:val="center"/>
-          </w:tcPr>
-          <w:p>
-            <w:r>
-              <w:rPr>
-                <w:b w:val="0"/>
-              </w:rPr>
-            </w:r>
-          </w:p>
-        </w:tc>
-        <w:tc>
-          <w:tcPr>
-            <w:tcW w:w="2352" w:type="dxa"/>
-            <w:vAlign w:val="center"/>
-          </w:tcPr>
-          <w:p>
-            <w:r>
-              <w:rPr>
-                <w:b w:val="0"/>
-              </w:rPr>
-            </w:r>
-          </w:p>
-        </w:tc>
-        <w:tc>
-          <w:tcPr>
-            <w:tcW w:w="2352" w:type="dxa"/>
-            <w:vAlign w:val="center"/>
-          </w:tcPr>
-          <w:p>
-            <w:r>
-              <w:rPr>
-                <w:b w:val="0"/>
-              </w:rPr>
-            </w:r>
-          </w:p>
-        </w:tc>
-        <w:tc>
-          <w:tcPr>
-            <w:tcW w:w="2352" w:type="dxa"/>
-            <w:vAlign w:val="center"/>
-          </w:tcPr>
-          <w:p>
-            <w:r>
-              <w:rPr>
-                <w:b w:val="0"/>
-              </w:rPr>
-            </w:r>
-          </w:p>
-        </w:tc>
-        <w:tc>
-          <w:tcPr>
-            <w:tcW w:w="2352" w:type="dxa"/>
+            <w:tcW w:w="6074" w:type="dxa"/>
             <w:vAlign w:val="center"/>
           </w:tcPr>
           <w:p>
@@ -252,11 +137,14 @@
       </w:tr>
       <w:tr>
         <w:trPr>
-          <w:trHeight w:val="490"/>
+          <w:cantSplit/>
+          <w:trHeight w:val="648"/>
+          <w:jc w:val="center"/>
+          <w:cantSplit/>
         </w:trPr>
         <w:tc>
           <w:tcPr>
-            <w:tcW w:w="2352" w:type="dxa"/>
+            <w:tcW w:w="4582" w:type="dxa"/>
             <w:shd w:val="clear" w:color="auto" w:fill="EAF2F7"/>
             <w:vAlign w:val="center"/>
           </w:tcPr>
@@ -265,69 +153,13 @@
               <w:rPr>
                 <w:b w:val="0"/>
               </w:rPr>
-              <w:t>Matched QPSK</w:t>
+              <w:t>Symbol interval and timing evidence</w:t>
             </w:r>
           </w:p>
         </w:tc>
         <w:tc>
           <w:tcPr>
-            <w:tcW w:w="2352" w:type="dxa"/>
-            <w:shd w:val="clear" w:color="auto" w:fill="EAF2F7"/>
-            <w:vAlign w:val="center"/>
-          </w:tcPr>
-          <w:p>
-            <w:r>
-              <w:rPr>
-                <w:b w:val="0"/>
-              </w:rPr>
-            </w:r>
-          </w:p>
-        </w:tc>
-        <w:tc>
-          <w:tcPr>
-            <w:tcW w:w="2352" w:type="dxa"/>
-            <w:shd w:val="clear" w:color="auto" w:fill="EAF2F7"/>
-            <w:vAlign w:val="center"/>
-          </w:tcPr>
-          <w:p>
-            <w:r>
-              <w:rPr>
-                <w:b w:val="0"/>
-              </w:rPr>
-            </w:r>
-          </w:p>
-        </w:tc>
-        <w:tc>
-          <w:tcPr>
-            <w:tcW w:w="2352" w:type="dxa"/>
-            <w:shd w:val="clear" w:color="auto" w:fill="EAF2F7"/>
-            <w:vAlign w:val="center"/>
-          </w:tcPr>
-          <w:p>
-            <w:r>
-              <w:rPr>
-                <w:b w:val="0"/>
-              </w:rPr>
-            </w:r>
-          </w:p>
-        </w:tc>
-        <w:tc>
-          <w:tcPr>
-            <w:tcW w:w="2352" w:type="dxa"/>
-            <w:shd w:val="clear" w:color="auto" w:fill="EAF2F7"/>
-            <w:vAlign w:val="center"/>
-          </w:tcPr>
-          <w:p>
-            <w:r>
-              <w:rPr>
-                <w:b w:val="0"/>
-              </w:rPr>
-            </w:r>
-          </w:p>
-        </w:tc>
-        <w:tc>
-          <w:tcPr>
-            <w:tcW w:w="2352" w:type="dxa"/>
+            <w:tcW w:w="6074" w:type="dxa"/>
             <w:shd w:val="clear" w:color="auto" w:fill="EAF2F7"/>
             <w:vAlign w:val="center"/>
           </w:tcPr>
@@ -342,11 +174,14 @@
       </w:tr>
       <w:tr>
         <w:trPr>
-          <w:trHeight w:val="490"/>
+          <w:cantSplit/>
+          <w:trHeight w:val="648"/>
+          <w:jc w:val="center"/>
+          <w:cantSplit/>
         </w:trPr>
         <w:tc>
           <w:tcPr>
-            <w:tcW w:w="2352" w:type="dxa"/>
+            <w:tcW w:w="4582" w:type="dxa"/>
             <w:vAlign w:val="center"/>
           </w:tcPr>
           <w:p>
@@ -354,13 +189,13 @@
               <w:rPr>
                 <w:b w:val="0"/>
               </w:rPr>
-              <w:t>Matched 16-QAM</w:t>
+              <w:t>Symbol rate</w:t>
             </w:r>
           </w:p>
         </w:tc>
         <w:tc>
           <w:tcPr>
-            <w:tcW w:w="2352" w:type="dxa"/>
+            <w:tcW w:w="6074" w:type="dxa"/>
             <w:vAlign w:val="center"/>
           </w:tcPr>
           <w:p>
@@ -371,9 +206,31 @@
             </w:r>
           </w:p>
         </w:tc>
+      </w:tr>
+      <w:tr>
+        <w:trPr>
+          <w:cantSplit/>
+          <w:trHeight w:val="648"/>
+          <w:jc w:val="center"/>
+          <w:cantSplit/>
+        </w:trPr>
         <w:tc>
           <w:tcPr>
-            <w:tcW w:w="2352" w:type="dxa"/>
+            <w:tcW w:w="4582" w:type="dxa"/>
+            <w:vAlign w:val="center"/>
+          </w:tcPr>
+          <w:p>
+            <w:r>
+              <w:rPr>
+                <w:b w:val="0"/>
+              </w:rPr>
+              <w:t>I_RX low / high range</w:t>
+            </w:r>
+          </w:p>
+        </w:tc>
+        <w:tc>
+          <w:tcPr>
+            <w:tcW w:w="6074" w:type="dxa"/>
             <w:vAlign w:val="center"/>
           </w:tcPr>
           <w:p>
@@ -384,9 +241,31 @@
             </w:r>
           </w:p>
         </w:tc>
+      </w:tr>
+      <w:tr>
+        <w:trPr>
+          <w:cantSplit/>
+          <w:trHeight w:val="648"/>
+          <w:jc w:val="center"/>
+          <w:cantSplit/>
+        </w:trPr>
         <w:tc>
           <w:tcPr>
-            <w:tcW w:w="2352" w:type="dxa"/>
+            <w:tcW w:w="4582" w:type="dxa"/>
+            <w:vAlign w:val="center"/>
+          </w:tcPr>
+          <w:p>
+            <w:r>
+              <w:rPr>
+                <w:b w:val="0"/>
+              </w:rPr>
+              <w:t>Q_RX low / high range</w:t>
+            </w:r>
+          </w:p>
+        </w:tc>
+        <w:tc>
+          <w:tcPr>
+            <w:tcW w:w="6074" w:type="dxa"/>
             <w:vAlign w:val="center"/>
           </w:tcPr>
           <w:p>
@@ -397,9 +276,31 @@
             </w:r>
           </w:p>
         </w:tc>
+      </w:tr>
+      <w:tr>
+        <w:trPr>
+          <w:cantSplit/>
+          <w:trHeight w:val="648"/>
+          <w:jc w:val="center"/>
+          <w:cantSplit/>
+        </w:trPr>
         <w:tc>
           <w:tcPr>
-            <w:tcW w:w="2352" w:type="dxa"/>
+            <w:tcW w:w="4582" w:type="dxa"/>
+            <w:vAlign w:val="center"/>
+          </w:tcPr>
+          <w:p>
+            <w:r>
+              <w:rPr>
+                <w:b w:val="0"/>
+              </w:rPr>
+              <w:t>Number of stable states M</w:t>
+            </w:r>
+          </w:p>
+        </w:tc>
+        <w:tc>
+          <w:tcPr>
+            <w:tcW w:w="6074" w:type="dxa"/>
             <w:vAlign w:val="center"/>
           </w:tcPr>
           <w:p>
@@ -410,9 +311,66 @@
             </w:r>
           </w:p>
         </w:tc>
+      </w:tr>
+      <w:tr>
+        <w:trPr>
+          <w:cantSplit/>
+          <w:trHeight w:val="648"/>
+          <w:jc w:val="center"/>
+          <w:cantSplit/>
+        </w:trPr>
         <w:tc>
           <w:tcPr>
-            <w:tcW w:w="2352" w:type="dxa"/>
+            <w:tcW w:w="4582" w:type="dxa"/>
+            <w:vAlign w:val="center"/>
+          </w:tcPr>
+          <w:p>
+            <w:r>
+              <w:rPr>
+                <w:b w:val="0"/>
+              </w:rPr>
+              <w:t>Bits per symbol</w:t>
+            </w:r>
+          </w:p>
+        </w:tc>
+        <w:tc>
+          <w:tcPr>
+            <w:tcW w:w="6074" w:type="dxa"/>
+            <w:vAlign w:val="center"/>
+          </w:tcPr>
+          <w:p>
+            <w:r>
+              <w:rPr>
+                <w:b w:val="0"/>
+              </w:rPr>
+            </w:r>
+          </w:p>
+        </w:tc>
+      </w:tr>
+      <w:tr>
+        <w:trPr>
+          <w:cantSplit/>
+          <w:trHeight w:val="648"/>
+          <w:jc w:val="center"/>
+          <w:cantSplit/>
+        </w:trPr>
+        <w:tc>
+          <w:tcPr>
+            <w:tcW w:w="4582" w:type="dxa"/>
+            <w:vAlign w:val="center"/>
+          </w:tcPr>
+          <w:p>
+            <w:r>
+              <w:rPr>
+                <w:b w:val="0"/>
+              </w:rPr>
+              <w:t>Mapped bit rate</w:t>
+            </w:r>
+          </w:p>
+        </w:tc>
+        <w:tc>
+          <w:tcPr>
+            <w:tcW w:w="6074" w:type="dxa"/>
             <w:vAlign w:val="center"/>
           </w:tcPr>
           <w:p>
@@ -426,24 +384,14 @@
       </w:tr>
     </w:tbl>
     <w:p>
-      <w:pPr>
-        <w:spacing w:after="200"/>
-        <w:rPr>
-          <w:i/>
-          <w:iCs/>
-        </w:rPr>
-      </w:pPr>
       <w:r>
-        <w:rPr>
-          <w:i/>
-          <w:iCs/>
-        </w:rPr>
-        <w:t>Show bit-rate calculations.</w:t>
+        <w:t>Calculations for symbol rate, bits per symbol and mapped bit rate:
+</w:t>
       </w:r>
     </w:p>
     <w:p>
       <w:r>
-        <w:br/>
+        <w:br w:type="page"/>
       </w:r>
     </w:p>
     <w:p>
@@ -451,34 +399,38 @@
         <w:pStyle w:val="Heading1"/>
       </w:pPr>
       <w:r>
-        <w:t>Table 2 - Assigned Impairments (25)</w:t>
+        <w:t>Table 2 — Intercept the Message (25 points)</w:t>
       </w:r>
+    </w:p>
+    <w:p>
       <w:r>
-        <w:t xml:space="preserve"/>
+        <w:t>Record attempts and actual receiver responses. Include the receiver rate, phase and both thresholds in its settings.</w:t>
       </w:r>
     </w:p>
     <w:tbl>
       <w:tblPr>
         <w:tblStyle w:val="TableGrid"/>
         <w:tblW w:w="0" w:type="auto"/>
+        <w:jc w:val="center"/>
+        <w:tblLayout w:type="fixed"/>
         <w:tblLook w:val="04A0" w:firstRow="1" w:lastRow="0" w:firstColumn="1" w:lastColumn="0" w:noHBand="0" w:noVBand="1"/>
       </w:tblPr>
       <w:tblGrid>
-        <w:gridCol w:w="1874"/>
-        <w:gridCol w:w="1692"/>
-        <w:gridCol w:w="1816"/>
-        <w:gridCol w:w="1816"/>
-        <w:gridCol w:w="1834"/>
-        <w:gridCol w:w="1840"/>
+        <w:gridCol w:w="1598"/>
+        <w:gridCol w:w="3836"/>
+        <w:gridCol w:w="3409"/>
+        <w:gridCol w:w="1813"/>
       </w:tblGrid>
       <w:tr>
         <w:trPr>
           <w:trHeight w:val="432"/>
           <w:tblHeader/>
+          <w:jc w:val="center"/>
+          <w:tblHeader/>
         </w:trPr>
         <w:tc>
           <w:tcPr>
-            <w:tcW w:w="2352" w:type="dxa"/>
+            <w:tcW w:w="1598" w:type="dxa"/>
             <w:shd w:val="clear" w:color="auto" w:fill="17324D"/>
             <w:vAlign w:val="center"/>
           </w:tcPr>
@@ -488,13 +440,13 @@
                 <w:b/>
                 <w:color w:val="FFFFFF"/>
               </w:rPr>
-              <w:t>Condition</w:t>
+              <w:t>Trial</w:t>
             </w:r>
           </w:p>
         </w:tc>
         <w:tc>
           <w:tcPr>
-            <w:tcW w:w="2352" w:type="dxa"/>
+            <w:tcW w:w="3836" w:type="dxa"/>
             <w:shd w:val="clear" w:color="auto" w:fill="17324D"/>
             <w:vAlign w:val="center"/>
           </w:tcPr>
@@ -504,13 +456,13 @@
                 <w:b/>
                 <w:color w:val="FFFFFF"/>
               </w:rPr>
-              <w:t>Changed variable</w:t>
+              <w:t>Receiver settings</w:t>
             </w:r>
           </w:p>
         </w:tc>
         <w:tc>
           <w:tcPr>
-            <w:tcW w:w="2352" w:type="dxa"/>
+            <w:tcW w:w="3409" w:type="dxa"/>
             <w:shd w:val="clear" w:color="auto" w:fill="17324D"/>
             <w:vAlign w:val="center"/>
           </w:tcPr>
@@ -520,13 +472,13 @@
                 <w:b/>
                 <w:color w:val="FFFFFF"/>
               </w:rPr>
-              <w:t>SNR</w:t>
+              <w:t>Observed response</w:t>
             </w:r>
           </w:p>
         </w:tc>
         <w:tc>
           <w:tcPr>
-            <w:tcW w:w="2352" w:type="dxa"/>
+            <w:tcW w:w="1813" w:type="dxa"/>
             <w:shd w:val="clear" w:color="auto" w:fill="17324D"/>
             <w:vAlign w:val="center"/>
           </w:tcPr>
@@ -536,50 +488,21 @@
                 <w:b/>
                 <w:color w:val="FFFFFF"/>
               </w:rPr>
-              <w:t>BER</w:t>
-            </w:r>
-          </w:p>
-        </w:tc>
-        <w:tc>
-          <w:tcPr>
-            <w:tcW w:w="2352" w:type="dxa"/>
-            <w:shd w:val="clear" w:color="auto" w:fill="17324D"/>
-            <w:vAlign w:val="center"/>
-          </w:tcPr>
-          <w:p>
-            <w:r>
-              <w:rPr>
-                <w:b/>
-                <w:color w:val="FFFFFF"/>
-              </w:rPr>
-              <w:t>Constellation/eye</w:t>
-            </w:r>
-          </w:p>
-        </w:tc>
-        <w:tc>
-          <w:tcPr>
-            <w:tcW w:w="2352" w:type="dxa"/>
-            <w:shd w:val="clear" w:color="auto" w:fill="17324D"/>
-            <w:vAlign w:val="center"/>
-          </w:tcPr>
-          <w:p>
-            <w:r>
-              <w:rPr>
-                <w:b/>
-                <w:color w:val="FFFFFF"/>
-              </w:rPr>
-              <w:t>Comparison</w:t>
+              <w:t>Evidence ID</w:t>
             </w:r>
           </w:p>
         </w:tc>
       </w:tr>
       <w:tr>
         <w:trPr>
-          <w:trHeight w:val="490"/>
+          <w:cantSplit/>
+          <w:trHeight w:val="835"/>
+          <w:jc w:val="center"/>
+          <w:cantSplit/>
         </w:trPr>
         <w:tc>
           <w:tcPr>
-            <w:tcW w:w="2352" w:type="dxa"/>
+            <w:tcW w:w="1598" w:type="dxa"/>
             <w:vAlign w:val="center"/>
           </w:tcPr>
           <w:p>
@@ -587,13 +510,13 @@
               <w:rPr>
                 <w:b w:val="0"/>
               </w:rPr>
-              <w:t>Clean reference</w:t>
+              <w:t>Attempt 1</w:t>
             </w:r>
           </w:p>
         </w:tc>
         <w:tc>
           <w:tcPr>
-            <w:tcW w:w="2352" w:type="dxa"/>
+            <w:tcW w:w="3836" w:type="dxa"/>
             <w:vAlign w:val="center"/>
           </w:tcPr>
           <w:p>
@@ -606,7 +529,7 @@
         </w:tc>
         <w:tc>
           <w:tcPr>
-            <w:tcW w:w="2352" w:type="dxa"/>
+            <w:tcW w:w="3409" w:type="dxa"/>
             <w:vAlign w:val="center"/>
           </w:tcPr>
           <w:p>
@@ -619,33 +542,7 @@
         </w:tc>
         <w:tc>
           <w:tcPr>
-            <w:tcW w:w="2352" w:type="dxa"/>
-            <w:vAlign w:val="center"/>
-          </w:tcPr>
-          <w:p>
-            <w:r>
-              <w:rPr>
-                <w:b w:val="0"/>
-              </w:rPr>
-            </w:r>
-          </w:p>
-        </w:tc>
-        <w:tc>
-          <w:tcPr>
-            <w:tcW w:w="2352" w:type="dxa"/>
-            <w:vAlign w:val="center"/>
-          </w:tcPr>
-          <w:p>
-            <w:r>
-              <w:rPr>
-                <w:b w:val="0"/>
-              </w:rPr>
-            </w:r>
-          </w:p>
-        </w:tc>
-        <w:tc>
-          <w:tcPr>
-            <w:tcW w:w="2352" w:type="dxa"/>
+            <w:tcW w:w="1813" w:type="dxa"/>
             <w:vAlign w:val="center"/>
           </w:tcPr>
           <w:p>
@@ -659,11 +556,14 @@
       </w:tr>
       <w:tr>
         <w:trPr>
-          <w:trHeight w:val="490"/>
+          <w:cantSplit/>
+          <w:trHeight w:val="835"/>
+          <w:jc w:val="center"/>
+          <w:cantSplit/>
         </w:trPr>
         <w:tc>
           <w:tcPr>
-            <w:tcW w:w="2352" w:type="dxa"/>
+            <w:tcW w:w="1598" w:type="dxa"/>
             <w:shd w:val="clear" w:color="auto" w:fill="EAF2F7"/>
             <w:vAlign w:val="center"/>
           </w:tcPr>
@@ -672,13 +572,13 @@
               <w:rPr>
                 <w:b w:val="0"/>
               </w:rPr>
-              <w:t>Impaired case 1</w:t>
+              <w:t>Attempt 2</w:t>
             </w:r>
           </w:p>
         </w:tc>
         <w:tc>
           <w:tcPr>
-            <w:tcW w:w="2352" w:type="dxa"/>
+            <w:tcW w:w="3836" w:type="dxa"/>
             <w:shd w:val="clear" w:color="auto" w:fill="EAF2F7"/>
             <w:vAlign w:val="center"/>
           </w:tcPr>
@@ -692,7 +592,7 @@
         </w:tc>
         <w:tc>
           <w:tcPr>
-            <w:tcW w:w="2352" w:type="dxa"/>
+            <w:tcW w:w="3409" w:type="dxa"/>
             <w:shd w:val="clear" w:color="auto" w:fill="EAF2F7"/>
             <w:vAlign w:val="center"/>
           </w:tcPr>
@@ -706,35 +606,7 @@
         </w:tc>
         <w:tc>
           <w:tcPr>
-            <w:tcW w:w="2352" w:type="dxa"/>
-            <w:shd w:val="clear" w:color="auto" w:fill="EAF2F7"/>
-            <w:vAlign w:val="center"/>
-          </w:tcPr>
-          <w:p>
-            <w:r>
-              <w:rPr>
-                <w:b w:val="0"/>
-              </w:rPr>
-            </w:r>
-          </w:p>
-        </w:tc>
-        <w:tc>
-          <w:tcPr>
-            <w:tcW w:w="2352" w:type="dxa"/>
-            <w:shd w:val="clear" w:color="auto" w:fill="EAF2F7"/>
-            <w:vAlign w:val="center"/>
-          </w:tcPr>
-          <w:p>
-            <w:r>
-              <w:rPr>
-                <w:b w:val="0"/>
-              </w:rPr>
-            </w:r>
-          </w:p>
-        </w:tc>
-        <w:tc>
-          <w:tcPr>
-            <w:tcW w:w="2352" w:type="dxa"/>
+            <w:tcW w:w="1813" w:type="dxa"/>
             <w:shd w:val="clear" w:color="auto" w:fill="EAF2F7"/>
             <w:vAlign w:val="center"/>
           </w:tcPr>
@@ -749,11 +621,14 @@
       </w:tr>
       <w:tr>
         <w:trPr>
-          <w:trHeight w:val="490"/>
+          <w:cantSplit/>
+          <w:trHeight w:val="835"/>
+          <w:jc w:val="center"/>
+          <w:cantSplit/>
         </w:trPr>
         <w:tc>
           <w:tcPr>
-            <w:tcW w:w="2352" w:type="dxa"/>
+            <w:tcW w:w="1598" w:type="dxa"/>
             <w:vAlign w:val="center"/>
           </w:tcPr>
           <w:p>
@@ -761,13 +636,13 @@
               <w:rPr>
                 <w:b w:val="0"/>
               </w:rPr>
-              <w:t>Impaired case 2</w:t>
+              <w:t>Successful reception</w:t>
             </w:r>
           </w:p>
         </w:tc>
         <w:tc>
           <w:tcPr>
-            <w:tcW w:w="2352" w:type="dxa"/>
+            <w:tcW w:w="3836" w:type="dxa"/>
             <w:vAlign w:val="center"/>
           </w:tcPr>
           <w:p>
@@ -780,7 +655,7 @@
         </w:tc>
         <w:tc>
           <w:tcPr>
-            <w:tcW w:w="2352" w:type="dxa"/>
+            <w:tcW w:w="3409" w:type="dxa"/>
             <w:vAlign w:val="center"/>
           </w:tcPr>
           <w:p>
@@ -793,33 +668,7 @@
         </w:tc>
         <w:tc>
           <w:tcPr>
-            <w:tcW w:w="2352" w:type="dxa"/>
-            <w:vAlign w:val="center"/>
-          </w:tcPr>
-          <w:p>
-            <w:r>
-              <w:rPr>
-                <w:b w:val="0"/>
-              </w:rPr>
-            </w:r>
-          </w:p>
-        </w:tc>
-        <w:tc>
-          <w:tcPr>
-            <w:tcW w:w="2352" w:type="dxa"/>
-            <w:vAlign w:val="center"/>
-          </w:tcPr>
-          <w:p>
-            <w:r>
-              <w:rPr>
-                <w:b w:val="0"/>
-              </w:rPr>
-            </w:r>
-          </w:p>
-        </w:tc>
-        <w:tc>
-          <w:tcPr>
-            <w:tcW w:w="2352" w:type="dxa"/>
+            <w:tcW w:w="1813" w:type="dxa"/>
             <w:vAlign w:val="center"/>
           </w:tcPr>
           <w:p>
@@ -833,24 +682,602 @@
       </w:tr>
     </w:tbl>
     <w:p>
-      <w:pPr>
-        <w:spacing w:after="200"/>
-        <w:rPr>
-          <w:i/>
-          <w:iCs/>
-        </w:rPr>
-      </w:pPr>
       <w:r>
-        <w:rPr>
-          <w:i/>
-          <w:iCs/>
-        </w:rPr>
-        <w:t>Identify vertical versus horizontal eye closure.</w:t>
+        <w:t>Ordered symbol segment — identify its location in your saved time capture:</w:t>
+      </w:r>
+    </w:p>
+    <w:tbl>
+      <w:tblPr>
+        <w:tblStyle w:val="TableGrid"/>
+        <w:tblW w:w="0" w:type="auto"/>
+        <w:jc w:val="center"/>
+        <w:tblLayout w:type="fixed"/>
+        <w:tblLook w:val="04A0" w:firstRow="1" w:lastRow="0" w:firstColumn="1" w:lastColumn="0" w:noHBand="0" w:noVBand="1"/>
+      </w:tblPr>
+      <w:tblGrid>
+        <w:gridCol w:w="1704"/>
+        <w:gridCol w:w="2983"/>
+        <w:gridCol w:w="2983"/>
+        <w:gridCol w:w="2986"/>
+      </w:tblGrid>
+      <w:tr>
+        <w:trPr>
+          <w:trHeight w:val="432"/>
+          <w:tblHeader/>
+          <w:jc w:val="center"/>
+          <w:tblHeader/>
+        </w:trPr>
+        <w:tc>
+          <w:tcPr>
+            <w:tcW w:w="1704" w:type="dxa"/>
+            <w:shd w:val="clear" w:color="auto" w:fill="17324D"/>
+            <w:vAlign w:val="center"/>
+          </w:tcPr>
+          <w:p>
+            <w:r>
+              <w:rPr>
+                <w:b/>
+                <w:color w:val="FFFFFF"/>
+              </w:rPr>
+              <w:t>Symbol</w:t>
+            </w:r>
+          </w:p>
+        </w:tc>
+        <w:tc>
+          <w:tcPr>
+            <w:tcW w:w="2983" w:type="dxa"/>
+            <w:shd w:val="clear" w:color="auto" w:fill="17324D"/>
+            <w:vAlign w:val="center"/>
+          </w:tcPr>
+          <w:p>
+            <w:r>
+              <w:rPr>
+                <w:b/>
+                <w:color w:val="FFFFFF"/>
+              </w:rPr>
+              <w:t>I low/high</w:t>
+            </w:r>
+          </w:p>
+        </w:tc>
+        <w:tc>
+          <w:tcPr>
+            <w:tcW w:w="2983" w:type="dxa"/>
+            <w:shd w:val="clear" w:color="auto" w:fill="17324D"/>
+            <w:vAlign w:val="center"/>
+          </w:tcPr>
+          <w:p>
+            <w:r>
+              <w:rPr>
+                <w:b/>
+                <w:color w:val="FFFFFF"/>
+              </w:rPr>
+              <w:t>Q low/high</w:t>
+            </w:r>
+          </w:p>
+        </w:tc>
+        <w:tc>
+          <w:tcPr>
+            <w:tcW w:w="2986" w:type="dxa"/>
+            <w:shd w:val="clear" w:color="auto" w:fill="17324D"/>
+            <w:vAlign w:val="center"/>
+          </w:tcPr>
+          <w:p>
+            <w:r>
+              <w:rPr>
+                <w:b/>
+                <w:color w:val="FFFFFF"/>
+              </w:rPr>
+              <w:t>Bit pair</w:t>
+            </w:r>
+          </w:p>
+        </w:tc>
+      </w:tr>
+      <w:tr>
+        <w:trPr>
+          <w:cantSplit/>
+          <w:trHeight w:val="418"/>
+          <w:jc w:val="center"/>
+          <w:cantSplit/>
+        </w:trPr>
+        <w:tc>
+          <w:tcPr>
+            <w:tcW w:w="1704" w:type="dxa"/>
+            <w:vAlign w:val="center"/>
+          </w:tcPr>
+          <w:p>
+            <w:r>
+              <w:rPr>
+                <w:b w:val="0"/>
+              </w:rPr>
+              <w:t>1</w:t>
+            </w:r>
+          </w:p>
+        </w:tc>
+        <w:tc>
+          <w:tcPr>
+            <w:tcW w:w="2983" w:type="dxa"/>
+            <w:vAlign w:val="center"/>
+          </w:tcPr>
+          <w:p>
+            <w:r>
+              <w:rPr>
+                <w:b w:val="0"/>
+              </w:rPr>
+            </w:r>
+          </w:p>
+        </w:tc>
+        <w:tc>
+          <w:tcPr>
+            <w:tcW w:w="2983" w:type="dxa"/>
+            <w:vAlign w:val="center"/>
+          </w:tcPr>
+          <w:p>
+            <w:r>
+              <w:rPr>
+                <w:b w:val="0"/>
+              </w:rPr>
+            </w:r>
+          </w:p>
+        </w:tc>
+        <w:tc>
+          <w:tcPr>
+            <w:tcW w:w="2986" w:type="dxa"/>
+            <w:vAlign w:val="center"/>
+          </w:tcPr>
+          <w:p>
+            <w:r>
+              <w:rPr>
+                <w:b w:val="0"/>
+              </w:rPr>
+            </w:r>
+          </w:p>
+        </w:tc>
+      </w:tr>
+      <w:tr>
+        <w:trPr>
+          <w:cantSplit/>
+          <w:trHeight w:val="418"/>
+          <w:jc w:val="center"/>
+          <w:cantSplit/>
+        </w:trPr>
+        <w:tc>
+          <w:tcPr>
+            <w:tcW w:w="1704" w:type="dxa"/>
+            <w:shd w:val="clear" w:color="auto" w:fill="EAF2F7"/>
+            <w:vAlign w:val="center"/>
+          </w:tcPr>
+          <w:p>
+            <w:r>
+              <w:rPr>
+                <w:b w:val="0"/>
+              </w:rPr>
+              <w:t>2</w:t>
+            </w:r>
+          </w:p>
+        </w:tc>
+        <w:tc>
+          <w:tcPr>
+            <w:tcW w:w="2983" w:type="dxa"/>
+            <w:shd w:val="clear" w:color="auto" w:fill="EAF2F7"/>
+            <w:vAlign w:val="center"/>
+          </w:tcPr>
+          <w:p>
+            <w:r>
+              <w:rPr>
+                <w:b w:val="0"/>
+              </w:rPr>
+            </w:r>
+          </w:p>
+        </w:tc>
+        <w:tc>
+          <w:tcPr>
+            <w:tcW w:w="2983" w:type="dxa"/>
+            <w:shd w:val="clear" w:color="auto" w:fill="EAF2F7"/>
+            <w:vAlign w:val="center"/>
+          </w:tcPr>
+          <w:p>
+            <w:r>
+              <w:rPr>
+                <w:b w:val="0"/>
+              </w:rPr>
+            </w:r>
+          </w:p>
+        </w:tc>
+        <w:tc>
+          <w:tcPr>
+            <w:tcW w:w="2986" w:type="dxa"/>
+            <w:shd w:val="clear" w:color="auto" w:fill="EAF2F7"/>
+            <w:vAlign w:val="center"/>
+          </w:tcPr>
+          <w:p>
+            <w:r>
+              <w:rPr>
+                <w:b w:val="0"/>
+              </w:rPr>
+            </w:r>
+          </w:p>
+        </w:tc>
+      </w:tr>
+      <w:tr>
+        <w:trPr>
+          <w:cantSplit/>
+          <w:trHeight w:val="418"/>
+          <w:jc w:val="center"/>
+          <w:cantSplit/>
+        </w:trPr>
+        <w:tc>
+          <w:tcPr>
+            <w:tcW w:w="1704" w:type="dxa"/>
+            <w:vAlign w:val="center"/>
+          </w:tcPr>
+          <w:p>
+            <w:r>
+              <w:rPr>
+                <w:b w:val="0"/>
+              </w:rPr>
+              <w:t>3</w:t>
+            </w:r>
+          </w:p>
+        </w:tc>
+        <w:tc>
+          <w:tcPr>
+            <w:tcW w:w="2983" w:type="dxa"/>
+            <w:vAlign w:val="center"/>
+          </w:tcPr>
+          <w:p>
+            <w:r>
+              <w:rPr>
+                <w:b w:val="0"/>
+              </w:rPr>
+            </w:r>
+          </w:p>
+        </w:tc>
+        <w:tc>
+          <w:tcPr>
+            <w:tcW w:w="2983" w:type="dxa"/>
+            <w:vAlign w:val="center"/>
+          </w:tcPr>
+          <w:p>
+            <w:r>
+              <w:rPr>
+                <w:b w:val="0"/>
+              </w:rPr>
+            </w:r>
+          </w:p>
+        </w:tc>
+        <w:tc>
+          <w:tcPr>
+            <w:tcW w:w="2986" w:type="dxa"/>
+            <w:vAlign w:val="center"/>
+          </w:tcPr>
+          <w:p>
+            <w:r>
+              <w:rPr>
+                <w:b w:val="0"/>
+              </w:rPr>
+            </w:r>
+          </w:p>
+        </w:tc>
+      </w:tr>
+      <w:tr>
+        <w:trPr>
+          <w:cantSplit/>
+          <w:trHeight w:val="418"/>
+          <w:jc w:val="center"/>
+          <w:cantSplit/>
+        </w:trPr>
+        <w:tc>
+          <w:tcPr>
+            <w:tcW w:w="1704" w:type="dxa"/>
+            <w:vAlign w:val="center"/>
+          </w:tcPr>
+          <w:p>
+            <w:r>
+              <w:rPr>
+                <w:b w:val="0"/>
+              </w:rPr>
+              <w:t>4</w:t>
+            </w:r>
+          </w:p>
+        </w:tc>
+        <w:tc>
+          <w:tcPr>
+            <w:tcW w:w="2983" w:type="dxa"/>
+            <w:vAlign w:val="center"/>
+          </w:tcPr>
+          <w:p>
+            <w:r>
+              <w:rPr>
+                <w:b w:val="0"/>
+              </w:rPr>
+            </w:r>
+          </w:p>
+        </w:tc>
+        <w:tc>
+          <w:tcPr>
+            <w:tcW w:w="2983" w:type="dxa"/>
+            <w:vAlign w:val="center"/>
+          </w:tcPr>
+          <w:p>
+            <w:r>
+              <w:rPr>
+                <w:b w:val="0"/>
+              </w:rPr>
+            </w:r>
+          </w:p>
+        </w:tc>
+        <w:tc>
+          <w:tcPr>
+            <w:tcW w:w="2986" w:type="dxa"/>
+            <w:vAlign w:val="center"/>
+          </w:tcPr>
+          <w:p>
+            <w:r>
+              <w:rPr>
+                <w:b w:val="0"/>
+              </w:rPr>
+            </w:r>
+          </w:p>
+        </w:tc>
+      </w:tr>
+      <w:tr>
+        <w:trPr>
+          <w:cantSplit/>
+          <w:trHeight w:val="418"/>
+          <w:jc w:val="center"/>
+          <w:cantSplit/>
+        </w:trPr>
+        <w:tc>
+          <w:tcPr>
+            <w:tcW w:w="1704" w:type="dxa"/>
+            <w:vAlign w:val="center"/>
+          </w:tcPr>
+          <w:p>
+            <w:r>
+              <w:rPr>
+                <w:b w:val="0"/>
+              </w:rPr>
+              <w:t>5</w:t>
+            </w:r>
+          </w:p>
+        </w:tc>
+        <w:tc>
+          <w:tcPr>
+            <w:tcW w:w="2983" w:type="dxa"/>
+            <w:vAlign w:val="center"/>
+          </w:tcPr>
+          <w:p>
+            <w:r>
+              <w:rPr>
+                <w:b w:val="0"/>
+              </w:rPr>
+            </w:r>
+          </w:p>
+        </w:tc>
+        <w:tc>
+          <w:tcPr>
+            <w:tcW w:w="2983" w:type="dxa"/>
+            <w:vAlign w:val="center"/>
+          </w:tcPr>
+          <w:p>
+            <w:r>
+              <w:rPr>
+                <w:b w:val="0"/>
+              </w:rPr>
+            </w:r>
+          </w:p>
+        </w:tc>
+        <w:tc>
+          <w:tcPr>
+            <w:tcW w:w="2986" w:type="dxa"/>
+            <w:vAlign w:val="center"/>
+          </w:tcPr>
+          <w:p>
+            <w:r>
+              <w:rPr>
+                <w:b w:val="0"/>
+              </w:rPr>
+            </w:r>
+          </w:p>
+        </w:tc>
+      </w:tr>
+      <w:tr>
+        <w:trPr>
+          <w:cantSplit/>
+          <w:trHeight w:val="418"/>
+          <w:jc w:val="center"/>
+          <w:cantSplit/>
+        </w:trPr>
+        <w:tc>
+          <w:tcPr>
+            <w:tcW w:w="1704" w:type="dxa"/>
+            <w:vAlign w:val="center"/>
+          </w:tcPr>
+          <w:p>
+            <w:r>
+              <w:rPr>
+                <w:b w:val="0"/>
+              </w:rPr>
+              <w:t>6</w:t>
+            </w:r>
+          </w:p>
+        </w:tc>
+        <w:tc>
+          <w:tcPr>
+            <w:tcW w:w="2983" w:type="dxa"/>
+            <w:vAlign w:val="center"/>
+          </w:tcPr>
+          <w:p>
+            <w:r>
+              <w:rPr>
+                <w:b w:val="0"/>
+              </w:rPr>
+            </w:r>
+          </w:p>
+        </w:tc>
+        <w:tc>
+          <w:tcPr>
+            <w:tcW w:w="2983" w:type="dxa"/>
+            <w:vAlign w:val="center"/>
+          </w:tcPr>
+          <w:p>
+            <w:r>
+              <w:rPr>
+                <w:b w:val="0"/>
+              </w:rPr>
+            </w:r>
+          </w:p>
+        </w:tc>
+        <w:tc>
+          <w:tcPr>
+            <w:tcW w:w="2986" w:type="dxa"/>
+            <w:vAlign w:val="center"/>
+          </w:tcPr>
+          <w:p>
+            <w:r>
+              <w:rPr>
+                <w:b w:val="0"/>
+              </w:rPr>
+            </w:r>
+          </w:p>
+        </w:tc>
+      </w:tr>
+      <w:tr>
+        <w:trPr>
+          <w:cantSplit/>
+          <w:trHeight w:val="418"/>
+          <w:jc w:val="center"/>
+          <w:cantSplit/>
+        </w:trPr>
+        <w:tc>
+          <w:tcPr>
+            <w:tcW w:w="1704" w:type="dxa"/>
+            <w:vAlign w:val="center"/>
+          </w:tcPr>
+          <w:p>
+            <w:r>
+              <w:rPr>
+                <w:b w:val="0"/>
+              </w:rPr>
+              <w:t>7</w:t>
+            </w:r>
+          </w:p>
+        </w:tc>
+        <w:tc>
+          <w:tcPr>
+            <w:tcW w:w="2983" w:type="dxa"/>
+            <w:vAlign w:val="center"/>
+          </w:tcPr>
+          <w:p>
+            <w:r>
+              <w:rPr>
+                <w:b w:val="0"/>
+              </w:rPr>
+            </w:r>
+          </w:p>
+        </w:tc>
+        <w:tc>
+          <w:tcPr>
+            <w:tcW w:w="2983" w:type="dxa"/>
+            <w:vAlign w:val="center"/>
+          </w:tcPr>
+          <w:p>
+            <w:r>
+              <w:rPr>
+                <w:b w:val="0"/>
+              </w:rPr>
+            </w:r>
+          </w:p>
+        </w:tc>
+        <w:tc>
+          <w:tcPr>
+            <w:tcW w:w="2986" w:type="dxa"/>
+            <w:vAlign w:val="center"/>
+          </w:tcPr>
+          <w:p>
+            <w:r>
+              <w:rPr>
+                <w:b w:val="0"/>
+              </w:rPr>
+            </w:r>
+          </w:p>
+        </w:tc>
+      </w:tr>
+      <w:tr>
+        <w:trPr>
+          <w:cantSplit/>
+          <w:trHeight w:val="418"/>
+          <w:jc w:val="center"/>
+          <w:cantSplit/>
+        </w:trPr>
+        <w:tc>
+          <w:tcPr>
+            <w:tcW w:w="1704" w:type="dxa"/>
+            <w:vAlign w:val="center"/>
+          </w:tcPr>
+          <w:p>
+            <w:r>
+              <w:rPr>
+                <w:b w:val="0"/>
+              </w:rPr>
+              <w:t>8</w:t>
+            </w:r>
+          </w:p>
+        </w:tc>
+        <w:tc>
+          <w:tcPr>
+            <w:tcW w:w="2983" w:type="dxa"/>
+            <w:vAlign w:val="center"/>
+          </w:tcPr>
+          <w:p>
+            <w:r>
+              <w:rPr>
+                <w:b w:val="0"/>
+              </w:rPr>
+            </w:r>
+          </w:p>
+        </w:tc>
+        <w:tc>
+          <w:tcPr>
+            <w:tcW w:w="2983" w:type="dxa"/>
+            <w:vAlign w:val="center"/>
+          </w:tcPr>
+          <w:p>
+            <w:r>
+              <w:rPr>
+                <w:b w:val="0"/>
+              </w:rPr>
+            </w:r>
+          </w:p>
+        </w:tc>
+        <w:tc>
+          <w:tcPr>
+            <w:tcW w:w="2986" w:type="dxa"/>
+            <w:vAlign w:val="center"/>
+          </w:tcPr>
+          <w:p>
+            <w:r>
+              <w:rPr>
+                <w:b w:val="0"/>
+              </w:rPr>
+            </w:r>
+          </w:p>
+        </w:tc>
+      </w:tr>
+    </w:tbl>
+    <w:p>
+      <w:r>
+        <w:t>Recovered bits / two bytes / text (or control-byte meaning): __________________________________________</w:t>
       </w:r>
     </w:p>
     <w:p>
       <w:r>
-        <w:br/>
+        <w:t>Clean reference: wrong bits ______  compared payload bits ______  BER ______  sync/frame failures ______</w:t>
+      </w:r>
+    </w:p>
+    <w:p>
+      <w:r>
+        <w:t>Intercepted-message flag: __________________________________________________________________</w:t>
       </w:r>
     </w:p>
     <w:p>
@@ -863,34 +1290,39 @@
         <w:pStyle w:val="Heading1"/>
       </w:pPr>
       <w:r>
-        <w:t>Table 3 - Link Challenge (25)</w:t>
+        <w:t>Table 3 — Restore the Link (25 points)</w:t>
       </w:r>
+    </w:p>
+    <w:p>
       <w:r>
-        <w:t xml:space="preserve"/>
+        <w:t>Keep CHALLENGE connected. Target: mapped rate ≥ 80 bit/s, observed BER ≤ 0.01, and ≥ 1,024 aligned known-pattern payload bits in each run. Record NO LOCK separately.</w:t>
       </w:r>
     </w:p>
     <w:tbl>
       <w:tblPr>
         <w:tblStyle w:val="TableGrid"/>
         <w:tblW w:w="0" w:type="auto"/>
+        <w:jc w:val="center"/>
+        <w:tblLayout w:type="fixed"/>
         <w:tblLook w:val="04A0" w:firstRow="1" w:lastRow="0" w:firstColumn="1" w:lastColumn="0" w:noHBand="0" w:noVBand="1"/>
       </w:tblPr>
       <w:tblGrid>
-        <w:gridCol w:w="1874"/>
-        <w:gridCol w:w="1692"/>
-        <w:gridCol w:w="1816"/>
-        <w:gridCol w:w="1816"/>
-        <w:gridCol w:w="1834"/>
-        <w:gridCol w:w="1840"/>
+        <w:gridCol w:w="2557"/>
+        <w:gridCol w:w="1811"/>
+        <w:gridCol w:w="2237"/>
+        <w:gridCol w:w="2344"/>
+        <w:gridCol w:w="1707"/>
       </w:tblGrid>
       <w:tr>
         <w:trPr>
           <w:trHeight w:val="432"/>
           <w:tblHeader/>
+          <w:jc w:val="center"/>
+          <w:tblHeader/>
         </w:trPr>
         <w:tc>
           <w:tcPr>
-            <w:tcW w:w="2352" w:type="dxa"/>
+            <w:tcW w:w="2557" w:type="dxa"/>
             <w:shd w:val="clear" w:color="auto" w:fill="17324D"/>
             <w:vAlign w:val="center"/>
           </w:tcPr>
@@ -900,13 +1332,13 @@
                 <w:b/>
                 <w:color w:val="FFFFFF"/>
               </w:rPr>
-              <w:t>Configuration</w:t>
+              <w:t>Condition / rate</w:t>
             </w:r>
           </w:p>
         </w:tc>
         <w:tc>
           <w:tcPr>
-            <w:tcW w:w="2352" w:type="dxa"/>
+            <w:tcW w:w="1811" w:type="dxa"/>
             <w:shd w:val="clear" w:color="auto" w:fill="17324D"/>
             <w:vAlign w:val="center"/>
           </w:tcPr>
@@ -916,13 +1348,13 @@
                 <w:b/>
                 <w:color w:val="FFFFFF"/>
               </w:rPr>
-              <w:t>Modulation</w:t>
+              <w:t>Mapped bit rate</w:t>
             </w:r>
           </w:p>
         </w:tc>
         <w:tc>
           <w:tcPr>
-            <w:tcW w:w="2352" w:type="dxa"/>
+            <w:tcW w:w="2237" w:type="dxa"/>
             <w:shd w:val="clear" w:color="auto" w:fill="17324D"/>
             <w:vAlign w:val="center"/>
           </w:tcPr>
@@ -932,13 +1364,13 @@
                 <w:b/>
                 <w:color w:val="FFFFFF"/>
               </w:rPr>
-              <w:t>Control</w:t>
+              <w:t>Wrong / compared bits</w:t>
             </w:r>
           </w:p>
         </w:tc>
         <w:tc>
           <w:tcPr>
-            <w:tcW w:w="2352" w:type="dxa"/>
+            <w:tcW w:w="2344" w:type="dxa"/>
             <w:shd w:val="clear" w:color="auto" w:fill="17324D"/>
             <w:vAlign w:val="center"/>
           </w:tcPr>
@@ -948,29 +1380,13 @@
                 <w:b/>
                 <w:color w:val="FFFFFF"/>
               </w:rPr>
-              <w:t>Bit rate</w:t>
+              <w:t>BER / sync status</w:t>
             </w:r>
           </w:p>
         </w:tc>
         <w:tc>
           <w:tcPr>
-            <w:tcW w:w="2352" w:type="dxa"/>
-            <w:shd w:val="clear" w:color="auto" w:fill="17324D"/>
-            <w:vAlign w:val="center"/>
-          </w:tcPr>
-          <w:p>
-            <w:r>
-              <w:rPr>
-                <w:b/>
-                <w:color w:val="FFFFFF"/>
-              </w:rPr>
-              <w:t>BER trials</w:t>
-            </w:r>
-          </w:p>
-        </w:tc>
-        <w:tc>
-          <w:tcPr>
-            <w:tcW w:w="2352" w:type="dxa"/>
+            <w:tcW w:w="1707" w:type="dxa"/>
             <w:shd w:val="clear" w:color="auto" w:fill="17324D"/>
             <w:vAlign w:val="center"/>
           </w:tcPr>
@@ -987,11 +1403,14 @@
       </w:tr>
       <w:tr>
         <w:trPr>
-          <w:trHeight w:val="490"/>
+          <w:cantSplit/>
+          <w:trHeight w:val="821"/>
+          <w:jc w:val="center"/>
+          <w:cantSplit/>
         </w:trPr>
         <w:tc>
           <w:tcPr>
-            <w:tcW w:w="2352" w:type="dxa"/>
+            <w:tcW w:w="2557" w:type="dxa"/>
             <w:vAlign w:val="center"/>
           </w:tcPr>
           <w:p>
@@ -999,13 +1418,13 @@
               <w:rPr>
                 <w:b w:val="0"/>
               </w:rPr>
-              <w:t>Candidate 1</w:t>
+              <w:t>Clean reference</w:t>
             </w:r>
           </w:p>
         </w:tc>
         <w:tc>
           <w:tcPr>
-            <w:tcW w:w="2352" w:type="dxa"/>
+            <w:tcW w:w="1811" w:type="dxa"/>
             <w:vAlign w:val="center"/>
           </w:tcPr>
           <w:p>
@@ -1018,7 +1437,7 @@
         </w:tc>
         <w:tc>
           <w:tcPr>
-            <w:tcW w:w="2352" w:type="dxa"/>
+            <w:tcW w:w="2237" w:type="dxa"/>
             <w:vAlign w:val="center"/>
           </w:tcPr>
           <w:p>
@@ -1031,7 +1450,7 @@
         </w:tc>
         <w:tc>
           <w:tcPr>
-            <w:tcW w:w="2352" w:type="dxa"/>
+            <w:tcW w:w="2344" w:type="dxa"/>
             <w:vAlign w:val="center"/>
           </w:tcPr>
           <w:p>
@@ -1044,20 +1463,7 @@
         </w:tc>
         <w:tc>
           <w:tcPr>
-            <w:tcW w:w="2352" w:type="dxa"/>
-            <w:vAlign w:val="center"/>
-          </w:tcPr>
-          <w:p>
-            <w:r>
-              <w:rPr>
-                <w:b w:val="0"/>
-              </w:rPr>
-            </w:r>
-          </w:p>
-        </w:tc>
-        <w:tc>
-          <w:tcPr>
-            <w:tcW w:w="2352" w:type="dxa"/>
+            <w:tcW w:w="1707" w:type="dxa"/>
             <w:vAlign w:val="center"/>
           </w:tcPr>
           <w:p>
@@ -1071,11 +1477,14 @@
       </w:tr>
       <w:tr>
         <w:trPr>
-          <w:trHeight w:val="490"/>
+          <w:cantSplit/>
+          <w:trHeight w:val="821"/>
+          <w:jc w:val="center"/>
+          <w:cantSplit/>
         </w:trPr>
         <w:tc>
           <w:tcPr>
-            <w:tcW w:w="2352" w:type="dxa"/>
+            <w:tcW w:w="2557" w:type="dxa"/>
             <w:shd w:val="clear" w:color="auto" w:fill="EAF2F7"/>
             <w:vAlign w:val="center"/>
           </w:tcPr>
@@ -1084,13 +1493,13 @@
               <w:rPr>
                 <w:b w:val="0"/>
               </w:rPr>
-              <w:t>Candidate 2</w:t>
+              <w:t>Initial CHALLENGE failure</w:t>
             </w:r>
           </w:p>
         </w:tc>
         <w:tc>
           <w:tcPr>
-            <w:tcW w:w="2352" w:type="dxa"/>
+            <w:tcW w:w="1811" w:type="dxa"/>
             <w:shd w:val="clear" w:color="auto" w:fill="EAF2F7"/>
             <w:vAlign w:val="center"/>
           </w:tcPr>
@@ -1104,7 +1513,7 @@
         </w:tc>
         <w:tc>
           <w:tcPr>
-            <w:tcW w:w="2352" w:type="dxa"/>
+            <w:tcW w:w="2237" w:type="dxa"/>
             <w:shd w:val="clear" w:color="auto" w:fill="EAF2F7"/>
             <w:vAlign w:val="center"/>
           </w:tcPr>
@@ -1118,7 +1527,7 @@
         </w:tc>
         <w:tc>
           <w:tcPr>
-            <w:tcW w:w="2352" w:type="dxa"/>
+            <w:tcW w:w="2344" w:type="dxa"/>
             <w:shd w:val="clear" w:color="auto" w:fill="EAF2F7"/>
             <w:vAlign w:val="center"/>
           </w:tcPr>
@@ -1132,21 +1541,7 @@
         </w:tc>
         <w:tc>
           <w:tcPr>
-            <w:tcW w:w="2352" w:type="dxa"/>
-            <w:shd w:val="clear" w:color="auto" w:fill="EAF2F7"/>
-            <w:vAlign w:val="center"/>
-          </w:tcPr>
-          <w:p>
-            <w:r>
-              <w:rPr>
-                <w:b w:val="0"/>
-              </w:rPr>
-            </w:r>
-          </w:p>
-        </w:tc>
-        <w:tc>
-          <w:tcPr>
-            <w:tcW w:w="2352" w:type="dxa"/>
+            <w:tcW w:w="1707" w:type="dxa"/>
             <w:shd w:val="clear" w:color="auto" w:fill="EAF2F7"/>
             <w:vAlign w:val="center"/>
           </w:tcPr>
@@ -1161,11 +1556,14 @@
       </w:tr>
       <w:tr>
         <w:trPr>
-          <w:trHeight w:val="490"/>
+          <w:cantSplit/>
+          <w:trHeight w:val="821"/>
+          <w:jc w:val="center"/>
+          <w:cantSplit/>
         </w:trPr>
         <w:tc>
           <w:tcPr>
-            <w:tcW w:w="2352" w:type="dxa"/>
+            <w:tcW w:w="2557" w:type="dxa"/>
             <w:vAlign w:val="center"/>
           </w:tcPr>
           <w:p>
@@ -1173,13 +1571,13 @@
               <w:rPr>
                 <w:b w:val="0"/>
               </w:rPr>
-              <w:t>Candidate 3</w:t>
+              <w:t>25 symbols/s</w:t>
             </w:r>
           </w:p>
         </w:tc>
         <w:tc>
           <w:tcPr>
-            <w:tcW w:w="2352" w:type="dxa"/>
+            <w:tcW w:w="1811" w:type="dxa"/>
             <w:vAlign w:val="center"/>
           </w:tcPr>
           <w:p>
@@ -1192,7 +1590,7 @@
         </w:tc>
         <w:tc>
           <w:tcPr>
-            <w:tcW w:w="2352" w:type="dxa"/>
+            <w:tcW w:w="2237" w:type="dxa"/>
             <w:vAlign w:val="center"/>
           </w:tcPr>
           <w:p>
@@ -1205,7 +1603,7 @@
         </w:tc>
         <w:tc>
           <w:tcPr>
-            <w:tcW w:w="2352" w:type="dxa"/>
+            <w:tcW w:w="2344" w:type="dxa"/>
             <w:vAlign w:val="center"/>
           </w:tcPr>
           <w:p>
@@ -1218,7 +1616,42 @@
         </w:tc>
         <w:tc>
           <w:tcPr>
-            <w:tcW w:w="2352" w:type="dxa"/>
+            <w:tcW w:w="1707" w:type="dxa"/>
+            <w:vAlign w:val="center"/>
+          </w:tcPr>
+          <w:p>
+            <w:r>
+              <w:rPr>
+                <w:b w:val="0"/>
+              </w:rPr>
+            </w:r>
+          </w:p>
+        </w:tc>
+      </w:tr>
+      <w:tr>
+        <w:trPr>
+          <w:cantSplit/>
+          <w:trHeight w:val="821"/>
+          <w:jc w:val="center"/>
+          <w:cantSplit/>
+        </w:trPr>
+        <w:tc>
+          <w:tcPr>
+            <w:tcW w:w="2557" w:type="dxa"/>
+            <w:vAlign w:val="center"/>
+          </w:tcPr>
+          <w:p>
+            <w:r>
+              <w:rPr>
+                <w:b w:val="0"/>
+              </w:rPr>
+              <w:t>50 symbols/s</w:t>
+            </w:r>
+          </w:p>
+        </w:tc>
+        <w:tc>
+          <w:tcPr>
+            <w:tcW w:w="1811" w:type="dxa"/>
             <w:vAlign w:val="center"/>
           </w:tcPr>
           <w:p>
@@ -1231,7 +1664,181 @@
         </w:tc>
         <w:tc>
           <w:tcPr>
-            <w:tcW w:w="2352" w:type="dxa"/>
+            <w:tcW w:w="2237" w:type="dxa"/>
+            <w:vAlign w:val="center"/>
+          </w:tcPr>
+          <w:p>
+            <w:r>
+              <w:rPr>
+                <w:b w:val="0"/>
+              </w:rPr>
+            </w:r>
+          </w:p>
+        </w:tc>
+        <w:tc>
+          <w:tcPr>
+            <w:tcW w:w="2344" w:type="dxa"/>
+            <w:vAlign w:val="center"/>
+          </w:tcPr>
+          <w:p>
+            <w:r>
+              <w:rPr>
+                <w:b w:val="0"/>
+              </w:rPr>
+            </w:r>
+          </w:p>
+        </w:tc>
+        <w:tc>
+          <w:tcPr>
+            <w:tcW w:w="1707" w:type="dxa"/>
+            <w:vAlign w:val="center"/>
+          </w:tcPr>
+          <w:p>
+            <w:r>
+              <w:rPr>
+                <w:b w:val="0"/>
+              </w:rPr>
+            </w:r>
+          </w:p>
+        </w:tc>
+      </w:tr>
+      <w:tr>
+        <w:trPr>
+          <w:cantSplit/>
+          <w:trHeight w:val="821"/>
+          <w:jc w:val="center"/>
+          <w:cantSplit/>
+        </w:trPr>
+        <w:tc>
+          <w:tcPr>
+            <w:tcW w:w="2557" w:type="dxa"/>
+            <w:vAlign w:val="center"/>
+          </w:tcPr>
+          <w:p>
+            <w:r>
+              <w:rPr>
+                <w:b w:val="0"/>
+              </w:rPr>
+              <w:t>200 symbols/s</w:t>
+            </w:r>
+          </w:p>
+        </w:tc>
+        <w:tc>
+          <w:tcPr>
+            <w:tcW w:w="1811" w:type="dxa"/>
+            <w:vAlign w:val="center"/>
+          </w:tcPr>
+          <w:p>
+            <w:r>
+              <w:rPr>
+                <w:b w:val="0"/>
+              </w:rPr>
+            </w:r>
+          </w:p>
+        </w:tc>
+        <w:tc>
+          <w:tcPr>
+            <w:tcW w:w="2237" w:type="dxa"/>
+            <w:vAlign w:val="center"/>
+          </w:tcPr>
+          <w:p>
+            <w:r>
+              <w:rPr>
+                <w:b w:val="0"/>
+              </w:rPr>
+            </w:r>
+          </w:p>
+        </w:tc>
+        <w:tc>
+          <w:tcPr>
+            <w:tcW w:w="2344" w:type="dxa"/>
+            <w:vAlign w:val="center"/>
+          </w:tcPr>
+          <w:p>
+            <w:r>
+              <w:rPr>
+                <w:b w:val="0"/>
+              </w:rPr>
+            </w:r>
+          </w:p>
+        </w:tc>
+        <w:tc>
+          <w:tcPr>
+            <w:tcW w:w="1707" w:type="dxa"/>
+            <w:vAlign w:val="center"/>
+          </w:tcPr>
+          <w:p>
+            <w:r>
+              <w:rPr>
+                <w:b w:val="0"/>
+              </w:rPr>
+            </w:r>
+          </w:p>
+        </w:tc>
+      </w:tr>
+      <w:tr>
+        <w:trPr>
+          <w:cantSplit/>
+          <w:trHeight w:val="821"/>
+          <w:jc w:val="center"/>
+          <w:cantSplit/>
+        </w:trPr>
+        <w:tc>
+          <w:tcPr>
+            <w:tcW w:w="2557" w:type="dxa"/>
+            <w:vAlign w:val="center"/>
+          </w:tcPr>
+          <w:p>
+            <w:r>
+              <w:rPr>
+                <w:b w:val="0"/>
+              </w:rPr>
+              <w:t>Selected: second fresh run</w:t>
+            </w:r>
+          </w:p>
+        </w:tc>
+        <w:tc>
+          <w:tcPr>
+            <w:tcW w:w="1811" w:type="dxa"/>
+            <w:vAlign w:val="center"/>
+          </w:tcPr>
+          <w:p>
+            <w:r>
+              <w:rPr>
+                <w:b w:val="0"/>
+              </w:rPr>
+            </w:r>
+          </w:p>
+        </w:tc>
+        <w:tc>
+          <w:tcPr>
+            <w:tcW w:w="2237" w:type="dxa"/>
+            <w:vAlign w:val="center"/>
+          </w:tcPr>
+          <w:p>
+            <w:r>
+              <w:rPr>
+                <w:b w:val="0"/>
+              </w:rPr>
+            </w:r>
+          </w:p>
+        </w:tc>
+        <w:tc>
+          <w:tcPr>
+            <w:tcW w:w="2344" w:type="dxa"/>
+            <w:vAlign w:val="center"/>
+          </w:tcPr>
+          <w:p>
+            <w:r>
+              <w:rPr>
+                <w:b w:val="0"/>
+              </w:rPr>
+            </w:r>
+          </w:p>
+        </w:tc>
+        <w:tc>
+          <w:tcPr>
+            <w:tcW w:w="1707" w:type="dxa"/>
             <w:vAlign w:val="center"/>
           </w:tcPr>
           <w:p>
@@ -1245,24 +1852,25 @@
       </w:tr>
     </w:tbl>
     <w:p>
-      <w:pPr>
-        <w:spacing w:after="200"/>
-        <w:rPr>
-          <w:i/>
-          <w:iCs/>
-        </w:rPr>
-      </w:pPr>
       <w:r>
-        <w:rPr>
-          <w:i/>
-          <w:iCs/>
-        </w:rPr>
-        <w:t>Defend the highest-throughput passing choice.</w:t>
+        <w:t>Fixed settings: channel position __________  I threshold __________  Q threshold __________  sampling phase __________</w:t>
       </w:r>
     </w:p>
     <w:p>
       <w:r>
-        <w:br/>
+        <w:t>Changed setting / supported explanation: ________________________________________________________
+________________________________________________________________________________________</w:t>
+      </w:r>
+    </w:p>
+    <w:p>
+      <w:r>
+        <w:t>Fastest passing choice and rejected candidate: ___________________________________________________
+________________________________________________________________________________________</w:t>
+      </w:r>
+    </w:p>
+    <w:p>
+      <w:r>
+        <w:t>Recovery flag: ______________________________________________________________________________</w:t>
       </w:r>
     </w:p>
     <w:p>
@@ -1275,87 +1883,69 @@
         <w:pStyle w:val="Heading1"/>
       </w:pPr>
       <w:r>
-        <w:t>Evidence (15)</w:t>
-      </w:r>
-      <w:r>
-        <w:t xml:space="preserve"/>
+        <w:t>Evidence (15 points)</w:t>
       </w:r>
     </w:p>
     <w:p>
       <w:r>
-        <w:t>Insert a readable photo or screenshot for each scenario:</w:t>
+        <w:t>Provide three readable evidence groups (5 points each). Captions must identify the devices, condition, settings and what the evidence supports. Add pages as needed.</w:t>
       </w:r>
     </w:p>
     <w:p>
       <w:pPr>
-        <w:pStyle w:val="Heading2"/>
+        <w:pStyle w:val="Heading1"/>
       </w:pPr>
       <w:r>
-        <w:t>Clean Reference</w:t>
+        <w:t>Reconnaissance</w:t>
       </w:r>
     </w:p>
     <w:p>
       <w:r>
-        <w:t>Pictured: Settings, four clusters, open eye, and BER.</w:t>
+        <w:t>Time capture for symbol timing and X–Y capture for state groups; identify channels, probe factors, scales and the receiver-side measurement points.</w:t>
       </w:r>
     </w:p>
     <w:p>
       <w:r>
-        <w:br/>
-        <w:br/>
-        <w:br/>
-        <w:br/>
-        <w:br/>
-        <w:br/>
-        <w:br/>
+        <w:t>
+</w:t>
       </w:r>
     </w:p>
     <w:p>
       <w:pPr>
-        <w:pStyle w:val="Heading2"/>
+        <w:pStyle w:val="Heading1"/>
       </w:pPr>
       <w:r>
-        <w:t>Matched Comparison</w:t>
+        <w:t>Interception</w:t>
       </w:r>
     </w:p>
     <w:p>
       <w:r>
-        <w:t>Pictured: QPSK and 16-QAM under equal conditions.</w:t>
+        <w:t>Ordered I/Q segment, decoded bytes, receiver configuration, clean-reference counts and first captured flag.</w:t>
       </w:r>
     </w:p>
     <w:p>
       <w:r>
-        <w:br/>
-        <w:br/>
-        <w:br/>
-        <w:br/>
-        <w:br/>
-        <w:br/>
-        <w:br/>
+        <w:t>
+</w:t>
       </w:r>
     </w:p>
     <w:p>
       <w:pPr>
-        <w:pStyle w:val="Heading2"/>
+        <w:pStyle w:val="Heading1"/>
       </w:pPr>
       <w:r>
-        <w:t>Challenge Decision</w:t>
+        <w:t>Failure and Recovery</w:t>
       </w:r>
     </w:p>
     <w:p>
       <w:r>
-        <w:t>Pictured: Accepted and rejected settings with BER evidence.</w:t>
+        <w:t>Comparable receiver-side captures before/after the allowed change, candidate decisions, two confirming count windows and the recovery flag.</w:t>
       </w:r>
     </w:p>
     <w:p>
       <w:r>
-        <w:br/>
-        <w:br/>
-        <w:br/>
-        <w:br/>
-        <w:br/>
-        <w:br/>
-        <w:br/>
+        <w:t>
+</w:t>
       </w:r>
     </w:p>
     <w:p>
@@ -1368,14 +1958,22 @@
         <w:pStyle w:val="Heading1"/>
       </w:pPr>
       <w:r>
-        <w:t>Conclusion (15)</w:t>
+        <w:t>Conclusion (15 points)</w:t>
       </w:r>
+    </w:p>
+    <w:p>
       <w:r>
-        <w:t xml:space="preserve"/>
+        <w:t>Answer each prompt in 2–3 sentences (5 points each). Use your recorded observations to support the explanation.</w:t>
       </w:r>
     </w:p>
     <w:p>
       <w:pPr>
+        <w:pStyle w:val="ListParagraph"/>
+        <w:numPr>
+          <w:ilvl w:val="0"/>
+          <w:numId w:val="11"/>
+        </w:numPr>
+        <w:spacing w:after="200"/>
         <w:rPr>
           <w:i/>
           <w:iCs/>
@@ -1386,42 +1984,13 @@
           <w:i/>
           <w:iCs/>
         </w:rPr>
-        <w:t xml:space="preserve">Give a summary of what you did and learned. In addition, answer these questions:</w:t>
+        <w:t>Explain how you recovered message bits from measured I/Q signals. Why was the static constellation alone insufficient to recover the complete message?</w:t>
       </w:r>
+    </w:p>
+    <w:p>
       <w:r>
-        <w:rPr>
-          <w:i/>
-          <w:iCs/>
-        </w:rPr>
-        <w:t/>
-      </w:r>
-      <w:r>
-        <w:rPr>
-          <w:i/>
-          <w:iCs/>
-        </w:rPr>
-        <w:t xml:space="preserve"/>
-      </w:r>
-      <w:r>
-        <w:rPr>
-          <w:i/>
-          <w:iCs/>
-        </w:rPr>
-        <w:t xml:space="preserve"/>
-      </w:r>
-      <w:r>
-        <w:rPr>
-          <w:i/>
-          <w:iCs/>
-        </w:rPr>
-        <w:t/>
-      </w:r>
-      <w:r>
-        <w:rPr>
-          <w:i/>
-          <w:iCs/>
-        </w:rPr>
-        <w:t xml:space="preserve"/>
+        <w:t>
+</w:t>
       </w:r>
     </w:p>
     <w:p>
@@ -1429,8 +1998,9 @@
         <w:pStyle w:val="ListParagraph"/>
         <w:numPr>
           <w:ilvl w:val="0"/>
-          <w:numId w:val="10"/>
+          <w:numId w:val="11"/>
         </w:numPr>
+        <w:spacing w:after="200"/>
         <w:rPr>
           <w:i/>
           <w:iCs/>
@@ -1441,14 +2011,13 @@
           <w:i/>
           <w:iCs/>
         </w:rPr>
-        <w:t xml:space="preserve">How did modulation order affect throughput and decision margin?</w:t>
+        <w:t>Use your records to justify the selected rate and explain how the changed channel affected decisions. State one limit of your observed BER result.</w:t>
       </w:r>
+    </w:p>
+    <w:p>
       <w:r>
-        <w:rPr>
-          <w:i/>
-          <w:iCs/>
-        </w:rPr>
-        <w:t/>
+        <w:t>
+</w:t>
       </w:r>
     </w:p>
     <w:p>
@@ -1456,8 +2025,9 @@
         <w:pStyle w:val="ListParagraph"/>
         <w:numPr>
           <w:ilvl w:val="0"/>
-          <w:numId w:val="10"/>
+          <w:numId w:val="11"/>
         </w:numPr>
+        <w:spacing w:after="200"/>
         <w:rPr>
           <w:i/>
           <w:iCs/>
@@ -1468,68 +2038,13 @@
           <w:i/>
           <w:iCs/>
         </w:rPr>
-        <w:t xml:space="preserve">Which impairment most clearly changed the eye or constellation?</w:t>
-      </w:r>
-      <w:r>
-        <w:rPr>
-          <w:i/>
-          <w:iCs/>
-        </w:rPr>
-        <w:t/>
+        <w:t>Design a receiver/link for a security-door command when someone can access its wiring. Propose one control for delivery availability and one separate control for message trust; explain what each addresses.</w:t>
       </w:r>
     </w:p>
     <w:p>
-      <w:pPr>
-        <w:pStyle w:val="ListParagraph"/>
-        <w:numPr>
-          <w:ilvl w:val="0"/>
-          <w:numId w:val="10"/>
-        </w:numPr>
-        <w:rPr>
-          <w:i/>
-          <w:iCs/>
-        </w:rPr>
-      </w:pPr>
       <w:r>
-        <w:rPr>
-          <w:i/>
-          <w:iCs/>
-        </w:rPr>
-        <w:t xml:space="preserve">Why did the selected configuration meet the target?</w:t>
-      </w:r>
-      <w:r>
-        <w:rPr>
-          <w:i/>
-          <w:iCs/>
-        </w:rPr>
-        <w:t/>
-      </w:r>
-    </w:p>
-    <w:p>
-      <w:pPr>
-        <w:pStyle w:val="ListParagraph"/>
-        <w:numPr>
-          <w:ilvl w:val="0"/>
-          <w:numId w:val="10"/>
-        </w:numPr>
-        <w:rPr>
-          <w:i/>
-          <w:iCs/>
-        </w:rPr>
-      </w:pPr>
-      <w:r>
-        <w:rPr>
-          <w:i/>
-          <w:iCs/>
-        </w:rPr>
-        <w:t xml:space="preserve">Which cybersecurity property is not supplied by modulation resilience?</w:t>
-      </w:r>
-      <w:r>
-        <w:rPr>
-          <w:i/>
-          <w:iCs/>
-        </w:rPr>
-        <w:t/>
+        <w:t>
+</w:t>
       </w:r>
     </w:p>
     <w:sectPr>
@@ -1898,6 +2413,92 @@
       </w:pPr>
     </w:lvl>
   </w:abstractNum>
+  <w:abstractNum w:abstractNumId="10" w15:restartNumberingAfterBreak="0">
+    <w:nsid w:val="5D056118"/>
+    <w:multiLevelType w:val="hybridMultilevel"/>
+    <w:tmpl w:val="62E2DA82"/>
+    <w:lvl w:ilvl="0" w:tplc="0409000F">
+      <w:start w:val="1"/>
+      <w:numFmt w:val="decimal"/>
+      <w:lvlText w:val="%1."/>
+      <w:lvlJc w:val="left"/>
+      <w:pPr>
+        <w:ind w:left="720" w:hanging="360"/>
+      </w:pPr>
+    </w:lvl>
+    <w:lvl w:ilvl="1" w:tplc="04090019" w:tentative="1">
+      <w:start w:val="1"/>
+      <w:numFmt w:val="lowerLetter"/>
+      <w:lvlText w:val="%2."/>
+      <w:lvlJc w:val="left"/>
+      <w:pPr>
+        <w:ind w:left="1440" w:hanging="360"/>
+      </w:pPr>
+    </w:lvl>
+    <w:lvl w:ilvl="2" w:tplc="0409001B" w:tentative="1">
+      <w:start w:val="1"/>
+      <w:numFmt w:val="lowerRoman"/>
+      <w:lvlText w:val="%3."/>
+      <w:lvlJc w:val="right"/>
+      <w:pPr>
+        <w:ind w:left="2160" w:hanging="180"/>
+      </w:pPr>
+    </w:lvl>
+    <w:lvl w:ilvl="3" w:tplc="0409000F" w:tentative="1">
+      <w:start w:val="1"/>
+      <w:numFmt w:val="decimal"/>
+      <w:lvlText w:val="%4."/>
+      <w:lvlJc w:val="left"/>
+      <w:pPr>
+        <w:ind w:left="2880" w:hanging="360"/>
+      </w:pPr>
+    </w:lvl>
+    <w:lvl w:ilvl="4" w:tplc="04090019" w:tentative="1">
+      <w:start w:val="1"/>
+      <w:numFmt w:val="lowerLetter"/>
+      <w:lvlText w:val="%5."/>
+      <w:lvlJc w:val="left"/>
+      <w:pPr>
+        <w:ind w:left="3600" w:hanging="360"/>
+      </w:pPr>
+    </w:lvl>
+    <w:lvl w:ilvl="5" w:tplc="0409001B" w:tentative="1">
+      <w:start w:val="1"/>
+      <w:numFmt w:val="lowerRoman"/>
+      <w:lvlText w:val="%6."/>
+      <w:lvlJc w:val="right"/>
+      <w:pPr>
+        <w:ind w:left="4320" w:hanging="180"/>
+      </w:pPr>
+    </w:lvl>
+    <w:lvl w:ilvl="6" w:tplc="0409000F" w:tentative="1">
+      <w:start w:val="1"/>
+      <w:numFmt w:val="decimal"/>
+      <w:lvlText w:val="%7."/>
+      <w:lvlJc w:val="left"/>
+      <w:pPr>
+        <w:ind w:left="5040" w:hanging="360"/>
+      </w:pPr>
+    </w:lvl>
+    <w:lvl w:ilvl="7" w:tplc="04090019" w:tentative="1">
+      <w:start w:val="1"/>
+      <w:numFmt w:val="lowerLetter"/>
+      <w:lvlText w:val="%8."/>
+      <w:lvlJc w:val="left"/>
+      <w:pPr>
+        <w:ind w:left="5760" w:hanging="360"/>
+      </w:pPr>
+    </w:lvl>
+    <w:lvl w:ilvl="8" w:tplc="0409001B" w:tentative="1">
+      <w:start w:val="1"/>
+      <w:numFmt w:val="lowerRoman"/>
+      <w:lvlText w:val="%9."/>
+      <w:lvlJc w:val="right"/>
+      <w:pPr>
+        <w:ind w:left="6480" w:hanging="180"/>
+      </w:pPr>
+    </w:lvl>
+  </w:abstractNum>
   <w:num w:numId="1" w16cid:durableId="315839885">
     <w:abstractNumId w:val="8"/>
   </w:num>
@@ -1927,6 +2528,9 @@
   </w:num>
   <w:num w:numId="10" w16cid:durableId="2111658958">
     <w:abstractNumId w:val="9"/>
+  </w:num>
+  <w:num w:numId="11" w16cid:durableId="1204171577">
+    <w:abstractNumId w:val="10"/>
   </w:num>
 </w:numbering>
 </file>
@@ -2320,7 +2924,7 @@
   <w:style w:type="paragraph" w:default="1" w:styleId="Normal">
     <w:name w:val="Normal"/>
     <w:qFormat/>
-    <w:rsid w:val="009D2B7E"/>
+    <w:rsid w:val="000A2C6F"/>
     <w:pPr>
       <w:spacing w:after="80"/>
     </w:pPr>

--- a/assets/labs/lab-09-report.docx
+++ b/assets/labs/lab-09-report.docx
@@ -683,7 +683,7 @@
     </w:tbl>
     <w:p>
       <w:r>
-        <w:t>Ordered symbol segment — identify its location in your saved time capture:</w:t>
+        <w:t>Ordered symbols — mark the byte boundary in your capture; use the workbench to convert your observations:</w:t>
       </w:r>
     </w:p>
     <w:tbl>

--- a/assets/labs/lab-09-report.docx
+++ b/assets/labs/lab-09-report.docx
@@ -683,7 +683,7 @@
     </w:tbl>
     <w:p>
       <w:r>
-        <w:t>Ordered symbols — mark the byte boundary in your capture; use the workbench to convert your observations:</w:t>
+        <w:t>Ordered symbols — read the 16-symbol CAPTURE burst; use the workbench to convert your observations:</w:t>
       </w:r>
     </w:p>
     <w:tbl>
@@ -695,10 +695,14 @@
         <w:tblLook w:val="04A0" w:firstRow="1" w:lastRow="0" w:firstColumn="1" w:lastColumn="0" w:noHBand="0" w:noVBand="1"/>
       </w:tblPr>
       <w:tblGrid>
-        <w:gridCol w:w="1704"/>
-        <w:gridCol w:w="2983"/>
-        <w:gridCol w:w="2983"/>
-        <w:gridCol w:w="2986"/>
+        <w:gridCol w:w="639"/>
+        <w:gridCol w:w="1118"/>
+        <w:gridCol w:w="1118"/>
+        <w:gridCol w:w="2450"/>
+        <w:gridCol w:w="639"/>
+        <w:gridCol w:w="1118"/>
+        <w:gridCol w:w="1118"/>
+        <w:gridCol w:w="2456"/>
       </w:tblGrid>
       <w:tr>
         <w:trPr>
@@ -709,7 +713,7 @@
         </w:trPr>
         <w:tc>
           <w:tcPr>
-            <w:tcW w:w="1704" w:type="dxa"/>
+            <w:tcW w:w="639" w:type="dxa"/>
             <w:shd w:val="clear" w:color="auto" w:fill="17324D"/>
             <w:vAlign w:val="center"/>
           </w:tcPr>
@@ -719,13 +723,13 @@
                 <w:b/>
                 <w:color w:val="FFFFFF"/>
               </w:rPr>
-              <w:t>Symbol</w:t>
+              <w:t>No.</w:t>
             </w:r>
           </w:p>
         </w:tc>
         <w:tc>
           <w:tcPr>
-            <w:tcW w:w="2983" w:type="dxa"/>
+            <w:tcW w:w="1118" w:type="dxa"/>
             <w:shd w:val="clear" w:color="auto" w:fill="17324D"/>
             <w:vAlign w:val="center"/>
           </w:tcPr>
@@ -735,13 +739,13 @@
                 <w:b/>
                 <w:color w:val="FFFFFF"/>
               </w:rPr>
-              <w:t>I low/high</w:t>
+              <w:t>I H/L</w:t>
             </w:r>
           </w:p>
         </w:tc>
         <w:tc>
           <w:tcPr>
-            <w:tcW w:w="2983" w:type="dxa"/>
+            <w:tcW w:w="1118" w:type="dxa"/>
             <w:shd w:val="clear" w:color="auto" w:fill="17324D"/>
             <w:vAlign w:val="center"/>
           </w:tcPr>
@@ -751,13 +755,13 @@
                 <w:b/>
                 <w:color w:val="FFFFFF"/>
               </w:rPr>
-              <w:t>Q low/high</w:t>
+              <w:t>Q H/L</w:t>
             </w:r>
           </w:p>
         </w:tc>
         <w:tc>
           <w:tcPr>
-            <w:tcW w:w="2986" w:type="dxa"/>
+            <w:tcW w:w="2450" w:type="dxa"/>
             <w:shd w:val="clear" w:color="auto" w:fill="17324D"/>
             <w:vAlign w:val="center"/>
           </w:tcPr>
@@ -767,7 +771,71 @@
                 <w:b/>
                 <w:color w:val="FFFFFF"/>
               </w:rPr>
-              <w:t>Bit pair</w:t>
+              <w:t>Bits</w:t>
+            </w:r>
+          </w:p>
+        </w:tc>
+        <w:tc>
+          <w:tcPr>
+            <w:tcW w:w="639" w:type="dxa"/>
+            <w:shd w:val="clear" w:color="auto" w:fill="17324D"/>
+            <w:vAlign w:val="center"/>
+          </w:tcPr>
+          <w:p>
+            <w:r>
+              <w:rPr>
+                <w:b/>
+                <w:color w:val="FFFFFF"/>
+              </w:rPr>
+              <w:t>No.</w:t>
+            </w:r>
+          </w:p>
+        </w:tc>
+        <w:tc>
+          <w:tcPr>
+            <w:tcW w:w="1118" w:type="dxa"/>
+            <w:shd w:val="clear" w:color="auto" w:fill="17324D"/>
+            <w:vAlign w:val="center"/>
+          </w:tcPr>
+          <w:p>
+            <w:r>
+              <w:rPr>
+                <w:b/>
+                <w:color w:val="FFFFFF"/>
+              </w:rPr>
+              <w:t>I H/L</w:t>
+            </w:r>
+          </w:p>
+        </w:tc>
+        <w:tc>
+          <w:tcPr>
+            <w:tcW w:w="1118" w:type="dxa"/>
+            <w:shd w:val="clear" w:color="auto" w:fill="17324D"/>
+            <w:vAlign w:val="center"/>
+          </w:tcPr>
+          <w:p>
+            <w:r>
+              <w:rPr>
+                <w:b/>
+                <w:color w:val="FFFFFF"/>
+              </w:rPr>
+              <w:t>Q H/L</w:t>
+            </w:r>
+          </w:p>
+        </w:tc>
+        <w:tc>
+          <w:tcPr>
+            <w:tcW w:w="2456" w:type="dxa"/>
+            <w:shd w:val="clear" w:color="auto" w:fill="17324D"/>
+            <w:vAlign w:val="center"/>
+          </w:tcPr>
+          <w:p>
+            <w:r>
+              <w:rPr>
+                <w:b/>
+                <w:color w:val="FFFFFF"/>
+              </w:rPr>
+              <w:t>Bits</w:t>
             </w:r>
           </w:p>
         </w:tc>
@@ -781,7 +849,7 @@
         </w:trPr>
         <w:tc>
           <w:tcPr>
-            <w:tcW w:w="1704" w:type="dxa"/>
+            <w:tcW w:w="639" w:type="dxa"/>
             <w:vAlign w:val="center"/>
           </w:tcPr>
           <w:p>
@@ -795,7 +863,7 @@
         </w:tc>
         <w:tc>
           <w:tcPr>
-            <w:tcW w:w="2983" w:type="dxa"/>
+            <w:tcW w:w="1118" w:type="dxa"/>
             <w:vAlign w:val="center"/>
           </w:tcPr>
           <w:p>
@@ -808,7 +876,7 @@
         </w:tc>
         <w:tc>
           <w:tcPr>
-            <w:tcW w:w="2983" w:type="dxa"/>
+            <w:tcW w:w="1118" w:type="dxa"/>
             <w:vAlign w:val="center"/>
           </w:tcPr>
           <w:p>
@@ -821,7 +889,7 @@
         </w:tc>
         <w:tc>
           <w:tcPr>
-            <w:tcW w:w="2986" w:type="dxa"/>
+            <w:tcW w:w="2450" w:type="dxa"/>
             <w:vAlign w:val="center"/>
           </w:tcPr>
           <w:p>
@@ -830,6 +898,44 @@
                 <w:b w:val="0"/>
               </w:rPr>
             </w:r>
+          </w:p>
+        </w:tc>
+        <w:tc>
+          <w:tcPr>
+            <w:tcW w:w="639" w:type="dxa"/>
+            <w:vAlign w:val="center"/>
+          </w:tcPr>
+          <w:p>
+            <w:r>
+              <w:t>9</w:t>
+            </w:r>
+          </w:p>
+        </w:tc>
+        <w:tc>
+          <w:tcPr>
+            <w:tcW w:w="1118" w:type="dxa"/>
+            <w:vAlign w:val="center"/>
+          </w:tcPr>
+          <w:p>
+            <w:r/>
+          </w:p>
+        </w:tc>
+        <w:tc>
+          <w:tcPr>
+            <w:tcW w:w="1118" w:type="dxa"/>
+            <w:vAlign w:val="center"/>
+          </w:tcPr>
+          <w:p>
+            <w:r/>
+          </w:p>
+        </w:tc>
+        <w:tc>
+          <w:tcPr>
+            <w:tcW w:w="2456" w:type="dxa"/>
+            <w:vAlign w:val="center"/>
+          </w:tcPr>
+          <w:p>
+            <w:r/>
           </w:p>
         </w:tc>
       </w:tr>
@@ -842,7 +948,7 @@
         </w:trPr>
         <w:tc>
           <w:tcPr>
-            <w:tcW w:w="1704" w:type="dxa"/>
+            <w:tcW w:w="639" w:type="dxa"/>
             <w:shd w:val="clear" w:color="auto" w:fill="EAF2F7"/>
             <w:vAlign w:val="center"/>
           </w:tcPr>
@@ -857,7 +963,7 @@
         </w:tc>
         <w:tc>
           <w:tcPr>
-            <w:tcW w:w="2983" w:type="dxa"/>
+            <w:tcW w:w="1118" w:type="dxa"/>
             <w:shd w:val="clear" w:color="auto" w:fill="EAF2F7"/>
             <w:vAlign w:val="center"/>
           </w:tcPr>
@@ -871,7 +977,7 @@
         </w:tc>
         <w:tc>
           <w:tcPr>
-            <w:tcW w:w="2983" w:type="dxa"/>
+            <w:tcW w:w="1118" w:type="dxa"/>
             <w:shd w:val="clear" w:color="auto" w:fill="EAF2F7"/>
             <w:vAlign w:val="center"/>
           </w:tcPr>
@@ -885,7 +991,7 @@
         </w:tc>
         <w:tc>
           <w:tcPr>
-            <w:tcW w:w="2986" w:type="dxa"/>
+            <w:tcW w:w="2450" w:type="dxa"/>
             <w:shd w:val="clear" w:color="auto" w:fill="EAF2F7"/>
             <w:vAlign w:val="center"/>
           </w:tcPr>
@@ -895,6 +1001,48 @@
                 <w:b w:val="0"/>
               </w:rPr>
             </w:r>
+          </w:p>
+        </w:tc>
+        <w:tc>
+          <w:tcPr>
+            <w:tcW w:w="639" w:type="dxa"/>
+            <w:shd w:val="clear" w:color="auto" w:fill="EAF2F7"/>
+            <w:vAlign w:val="center"/>
+          </w:tcPr>
+          <w:p>
+            <w:r>
+              <w:t>10</w:t>
+            </w:r>
+          </w:p>
+        </w:tc>
+        <w:tc>
+          <w:tcPr>
+            <w:tcW w:w="1118" w:type="dxa"/>
+            <w:shd w:val="clear" w:color="auto" w:fill="EAF2F7"/>
+            <w:vAlign w:val="center"/>
+          </w:tcPr>
+          <w:p>
+            <w:r/>
+          </w:p>
+        </w:tc>
+        <w:tc>
+          <w:tcPr>
+            <w:tcW w:w="1118" w:type="dxa"/>
+            <w:shd w:val="clear" w:color="auto" w:fill="EAF2F7"/>
+            <w:vAlign w:val="center"/>
+          </w:tcPr>
+          <w:p>
+            <w:r/>
+          </w:p>
+        </w:tc>
+        <w:tc>
+          <w:tcPr>
+            <w:tcW w:w="2456" w:type="dxa"/>
+            <w:shd w:val="clear" w:color="auto" w:fill="EAF2F7"/>
+            <w:vAlign w:val="center"/>
+          </w:tcPr>
+          <w:p>
+            <w:r/>
           </w:p>
         </w:tc>
       </w:tr>
@@ -907,7 +1055,7 @@
         </w:trPr>
         <w:tc>
           <w:tcPr>
-            <w:tcW w:w="1704" w:type="dxa"/>
+            <w:tcW w:w="639" w:type="dxa"/>
             <w:vAlign w:val="center"/>
           </w:tcPr>
           <w:p>
@@ -921,7 +1069,7 @@
         </w:tc>
         <w:tc>
           <w:tcPr>
-            <w:tcW w:w="2983" w:type="dxa"/>
+            <w:tcW w:w="1118" w:type="dxa"/>
             <w:vAlign w:val="center"/>
           </w:tcPr>
           <w:p>
@@ -934,7 +1082,7 @@
         </w:tc>
         <w:tc>
           <w:tcPr>
-            <w:tcW w:w="2983" w:type="dxa"/>
+            <w:tcW w:w="1118" w:type="dxa"/>
             <w:vAlign w:val="center"/>
           </w:tcPr>
           <w:p>
@@ -947,7 +1095,7 @@
         </w:tc>
         <w:tc>
           <w:tcPr>
-            <w:tcW w:w="2986" w:type="dxa"/>
+            <w:tcW w:w="2450" w:type="dxa"/>
             <w:vAlign w:val="center"/>
           </w:tcPr>
           <w:p>
@@ -956,6 +1104,44 @@
                 <w:b w:val="0"/>
               </w:rPr>
             </w:r>
+          </w:p>
+        </w:tc>
+        <w:tc>
+          <w:tcPr>
+            <w:tcW w:w="639" w:type="dxa"/>
+            <w:vAlign w:val="center"/>
+          </w:tcPr>
+          <w:p>
+            <w:r>
+              <w:t>11</w:t>
+            </w:r>
+          </w:p>
+        </w:tc>
+        <w:tc>
+          <w:tcPr>
+            <w:tcW w:w="1118" w:type="dxa"/>
+            <w:vAlign w:val="center"/>
+          </w:tcPr>
+          <w:p>
+            <w:r/>
+          </w:p>
+        </w:tc>
+        <w:tc>
+          <w:tcPr>
+            <w:tcW w:w="1118" w:type="dxa"/>
+            <w:vAlign w:val="center"/>
+          </w:tcPr>
+          <w:p>
+            <w:r/>
+          </w:p>
+        </w:tc>
+        <w:tc>
+          <w:tcPr>
+            <w:tcW w:w="2456" w:type="dxa"/>
+            <w:vAlign w:val="center"/>
+          </w:tcPr>
+          <w:p>
+            <w:r/>
           </w:p>
         </w:tc>
       </w:tr>
@@ -968,7 +1154,7 @@
         </w:trPr>
         <w:tc>
           <w:tcPr>
-            <w:tcW w:w="1704" w:type="dxa"/>
+            <w:tcW w:w="639" w:type="dxa"/>
             <w:vAlign w:val="center"/>
           </w:tcPr>
           <w:p>
@@ -982,7 +1168,7 @@
         </w:tc>
         <w:tc>
           <w:tcPr>
-            <w:tcW w:w="2983" w:type="dxa"/>
+            <w:tcW w:w="1118" w:type="dxa"/>
             <w:vAlign w:val="center"/>
           </w:tcPr>
           <w:p>
@@ -995,7 +1181,7 @@
         </w:tc>
         <w:tc>
           <w:tcPr>
-            <w:tcW w:w="2983" w:type="dxa"/>
+            <w:tcW w:w="1118" w:type="dxa"/>
             <w:vAlign w:val="center"/>
           </w:tcPr>
           <w:p>
@@ -1008,7 +1194,7 @@
         </w:tc>
         <w:tc>
           <w:tcPr>
-            <w:tcW w:w="2986" w:type="dxa"/>
+            <w:tcW w:w="2450" w:type="dxa"/>
             <w:vAlign w:val="center"/>
           </w:tcPr>
           <w:p>
@@ -1017,6 +1203,44 @@
                 <w:b w:val="0"/>
               </w:rPr>
             </w:r>
+          </w:p>
+        </w:tc>
+        <w:tc>
+          <w:tcPr>
+            <w:tcW w:w="639" w:type="dxa"/>
+            <w:vAlign w:val="center"/>
+          </w:tcPr>
+          <w:p>
+            <w:r>
+              <w:t>12</w:t>
+            </w:r>
+          </w:p>
+        </w:tc>
+        <w:tc>
+          <w:tcPr>
+            <w:tcW w:w="1118" w:type="dxa"/>
+            <w:vAlign w:val="center"/>
+          </w:tcPr>
+          <w:p>
+            <w:r/>
+          </w:p>
+        </w:tc>
+        <w:tc>
+          <w:tcPr>
+            <w:tcW w:w="1118" w:type="dxa"/>
+            <w:vAlign w:val="center"/>
+          </w:tcPr>
+          <w:p>
+            <w:r/>
+          </w:p>
+        </w:tc>
+        <w:tc>
+          <w:tcPr>
+            <w:tcW w:w="2456" w:type="dxa"/>
+            <w:vAlign w:val="center"/>
+          </w:tcPr>
+          <w:p>
+            <w:r/>
           </w:p>
         </w:tc>
       </w:tr>
@@ -1029,7 +1253,7 @@
         </w:trPr>
         <w:tc>
           <w:tcPr>
-            <w:tcW w:w="1704" w:type="dxa"/>
+            <w:tcW w:w="639" w:type="dxa"/>
             <w:vAlign w:val="center"/>
           </w:tcPr>
           <w:p>
@@ -1043,7 +1267,7 @@
         </w:tc>
         <w:tc>
           <w:tcPr>
-            <w:tcW w:w="2983" w:type="dxa"/>
+            <w:tcW w:w="1118" w:type="dxa"/>
             <w:vAlign w:val="center"/>
           </w:tcPr>
           <w:p>
@@ -1056,7 +1280,7 @@
         </w:tc>
         <w:tc>
           <w:tcPr>
-            <w:tcW w:w="2983" w:type="dxa"/>
+            <w:tcW w:w="1118" w:type="dxa"/>
             <w:vAlign w:val="center"/>
           </w:tcPr>
           <w:p>
@@ -1069,7 +1293,7 @@
         </w:tc>
         <w:tc>
           <w:tcPr>
-            <w:tcW w:w="2986" w:type="dxa"/>
+            <w:tcW w:w="2450" w:type="dxa"/>
             <w:vAlign w:val="center"/>
           </w:tcPr>
           <w:p>
@@ -1078,6 +1302,44 @@
                 <w:b w:val="0"/>
               </w:rPr>
             </w:r>
+          </w:p>
+        </w:tc>
+        <w:tc>
+          <w:tcPr>
+            <w:tcW w:w="639" w:type="dxa"/>
+            <w:vAlign w:val="center"/>
+          </w:tcPr>
+          <w:p>
+            <w:r>
+              <w:t>13</w:t>
+            </w:r>
+          </w:p>
+        </w:tc>
+        <w:tc>
+          <w:tcPr>
+            <w:tcW w:w="1118" w:type="dxa"/>
+            <w:vAlign w:val="center"/>
+          </w:tcPr>
+          <w:p>
+            <w:r/>
+          </w:p>
+        </w:tc>
+        <w:tc>
+          <w:tcPr>
+            <w:tcW w:w="1118" w:type="dxa"/>
+            <w:vAlign w:val="center"/>
+          </w:tcPr>
+          <w:p>
+            <w:r/>
+          </w:p>
+        </w:tc>
+        <w:tc>
+          <w:tcPr>
+            <w:tcW w:w="2456" w:type="dxa"/>
+            <w:vAlign w:val="center"/>
+          </w:tcPr>
+          <w:p>
+            <w:r/>
           </w:p>
         </w:tc>
       </w:tr>
@@ -1090,7 +1352,7 @@
         </w:trPr>
         <w:tc>
           <w:tcPr>
-            <w:tcW w:w="1704" w:type="dxa"/>
+            <w:tcW w:w="639" w:type="dxa"/>
             <w:vAlign w:val="center"/>
           </w:tcPr>
           <w:p>
@@ -1104,7 +1366,7 @@
         </w:tc>
         <w:tc>
           <w:tcPr>
-            <w:tcW w:w="2983" w:type="dxa"/>
+            <w:tcW w:w="1118" w:type="dxa"/>
             <w:vAlign w:val="center"/>
           </w:tcPr>
           <w:p>
@@ -1117,7 +1379,7 @@
         </w:tc>
         <w:tc>
           <w:tcPr>
-            <w:tcW w:w="2983" w:type="dxa"/>
+            <w:tcW w:w="1118" w:type="dxa"/>
             <w:vAlign w:val="center"/>
           </w:tcPr>
           <w:p>
@@ -1130,7 +1392,7 @@
         </w:tc>
         <w:tc>
           <w:tcPr>
-            <w:tcW w:w="2986" w:type="dxa"/>
+            <w:tcW w:w="2450" w:type="dxa"/>
             <w:vAlign w:val="center"/>
           </w:tcPr>
           <w:p>
@@ -1139,6 +1401,44 @@
                 <w:b w:val="0"/>
               </w:rPr>
             </w:r>
+          </w:p>
+        </w:tc>
+        <w:tc>
+          <w:tcPr>
+            <w:tcW w:w="639" w:type="dxa"/>
+            <w:vAlign w:val="center"/>
+          </w:tcPr>
+          <w:p>
+            <w:r>
+              <w:t>14</w:t>
+            </w:r>
+          </w:p>
+        </w:tc>
+        <w:tc>
+          <w:tcPr>
+            <w:tcW w:w="1118" w:type="dxa"/>
+            <w:vAlign w:val="center"/>
+          </w:tcPr>
+          <w:p>
+            <w:r/>
+          </w:p>
+        </w:tc>
+        <w:tc>
+          <w:tcPr>
+            <w:tcW w:w="1118" w:type="dxa"/>
+            <w:vAlign w:val="center"/>
+          </w:tcPr>
+          <w:p>
+            <w:r/>
+          </w:p>
+        </w:tc>
+        <w:tc>
+          <w:tcPr>
+            <w:tcW w:w="2456" w:type="dxa"/>
+            <w:vAlign w:val="center"/>
+          </w:tcPr>
+          <w:p>
+            <w:r/>
           </w:p>
         </w:tc>
       </w:tr>
@@ -1151,7 +1451,7 @@
         </w:trPr>
         <w:tc>
           <w:tcPr>
-            <w:tcW w:w="1704" w:type="dxa"/>
+            <w:tcW w:w="639" w:type="dxa"/>
             <w:vAlign w:val="center"/>
           </w:tcPr>
           <w:p>
@@ -1165,7 +1465,7 @@
         </w:tc>
         <w:tc>
           <w:tcPr>
-            <w:tcW w:w="2983" w:type="dxa"/>
+            <w:tcW w:w="1118" w:type="dxa"/>
             <w:vAlign w:val="center"/>
           </w:tcPr>
           <w:p>
@@ -1178,7 +1478,7 @@
         </w:tc>
         <w:tc>
           <w:tcPr>
-            <w:tcW w:w="2983" w:type="dxa"/>
+            <w:tcW w:w="1118" w:type="dxa"/>
             <w:vAlign w:val="center"/>
           </w:tcPr>
           <w:p>
@@ -1191,7 +1491,7 @@
         </w:tc>
         <w:tc>
           <w:tcPr>
-            <w:tcW w:w="2986" w:type="dxa"/>
+            <w:tcW w:w="2450" w:type="dxa"/>
             <w:vAlign w:val="center"/>
           </w:tcPr>
           <w:p>
@@ -1200,6 +1500,44 @@
                 <w:b w:val="0"/>
               </w:rPr>
             </w:r>
+          </w:p>
+        </w:tc>
+        <w:tc>
+          <w:tcPr>
+            <w:tcW w:w="639" w:type="dxa"/>
+            <w:vAlign w:val="center"/>
+          </w:tcPr>
+          <w:p>
+            <w:r>
+              <w:t>15</w:t>
+            </w:r>
+          </w:p>
+        </w:tc>
+        <w:tc>
+          <w:tcPr>
+            <w:tcW w:w="1118" w:type="dxa"/>
+            <w:vAlign w:val="center"/>
+          </w:tcPr>
+          <w:p>
+            <w:r/>
+          </w:p>
+        </w:tc>
+        <w:tc>
+          <w:tcPr>
+            <w:tcW w:w="1118" w:type="dxa"/>
+            <w:vAlign w:val="center"/>
+          </w:tcPr>
+          <w:p>
+            <w:r/>
+          </w:p>
+        </w:tc>
+        <w:tc>
+          <w:tcPr>
+            <w:tcW w:w="2456" w:type="dxa"/>
+            <w:vAlign w:val="center"/>
+          </w:tcPr>
+          <w:p>
+            <w:r/>
           </w:p>
         </w:tc>
       </w:tr>
@@ -1212,7 +1550,7 @@
         </w:trPr>
         <w:tc>
           <w:tcPr>
-            <w:tcW w:w="1704" w:type="dxa"/>
+            <w:tcW w:w="639" w:type="dxa"/>
             <w:vAlign w:val="center"/>
           </w:tcPr>
           <w:p>
@@ -1226,7 +1564,7 @@
         </w:tc>
         <w:tc>
           <w:tcPr>
-            <w:tcW w:w="2983" w:type="dxa"/>
+            <w:tcW w:w="1118" w:type="dxa"/>
             <w:vAlign w:val="center"/>
           </w:tcPr>
           <w:p>
@@ -1239,7 +1577,7 @@
         </w:tc>
         <w:tc>
           <w:tcPr>
-            <w:tcW w:w="2983" w:type="dxa"/>
+            <w:tcW w:w="1118" w:type="dxa"/>
             <w:vAlign w:val="center"/>
           </w:tcPr>
           <w:p>
@@ -1252,7 +1590,7 @@
         </w:tc>
         <w:tc>
           <w:tcPr>
-            <w:tcW w:w="2986" w:type="dxa"/>
+            <w:tcW w:w="2450" w:type="dxa"/>
             <w:vAlign w:val="center"/>
           </w:tcPr>
           <w:p>
@@ -1263,11 +1601,49 @@
             </w:r>
           </w:p>
         </w:tc>
+        <w:tc>
+          <w:tcPr>
+            <w:tcW w:w="639" w:type="dxa"/>
+            <w:vAlign w:val="center"/>
+          </w:tcPr>
+          <w:p>
+            <w:r>
+              <w:t>16</w:t>
+            </w:r>
+          </w:p>
+        </w:tc>
+        <w:tc>
+          <w:tcPr>
+            <w:tcW w:w="1118" w:type="dxa"/>
+            <w:vAlign w:val="center"/>
+          </w:tcPr>
+          <w:p>
+            <w:r/>
+          </w:p>
+        </w:tc>
+        <w:tc>
+          <w:tcPr>
+            <w:tcW w:w="1118" w:type="dxa"/>
+            <w:vAlign w:val="center"/>
+          </w:tcPr>
+          <w:p>
+            <w:r/>
+          </w:p>
+        </w:tc>
+        <w:tc>
+          <w:tcPr>
+            <w:tcW w:w="2456" w:type="dxa"/>
+            <w:vAlign w:val="center"/>
+          </w:tcPr>
+          <w:p>
+            <w:r/>
+          </w:p>
+        </w:tc>
       </w:tr>
     </w:tbl>
     <w:p>
       <w:r>
-        <w:t>Recovered bits / two bytes / text (or control-byte meaning): __________________________________________</w:t>
+        <w:t>Recovered bits / four hex bytes / text: __________________________________________</w:t>
       </w:r>
     </w:p>
     <w:p>
@@ -1277,7 +1653,7 @@
     </w:p>
     <w:p>
       <w:r>
-        <w:t>Intercepted-message flag: __________________________________________________________________</w:t>
+        <w:t>Intercepted command: __________________________________________________________________</w:t>
       </w:r>
     </w:p>
     <w:p>
@@ -1901,7 +2277,7 @@
     </w:p>
     <w:p>
       <w:r>
-        <w:t>Time capture for symbol timing and X–Y capture for state groups; identify channels, probe factors, scales and the receiver-side measurement points.</w:t>
+        <w:t>Completed wiring, time capture for symbol timing and X–Y state groups; identify channels, probe factors, scales and measurement points.</w:t>
       </w:r>
     </w:p>
     <w:p>
@@ -1920,7 +2296,7 @@
     </w:p>
     <w:p>
       <w:r>
-        <w:t>Ordered I/Q segment, decoded bytes, receiver configuration, clean-reference counts and first captured flag.</w:t>
+        <w:t>Ordered 16-symbol I/Q capture, observed states, decoded command, receiver configuration and clean-reference counts.</w:t>
       </w:r>
     </w:p>
     <w:p>

--- a/assets/labs/lab-09-report.docx
+++ b/assets/labs/lab-09-report.docx
@@ -1671,7 +1671,7 @@
     </w:p>
     <w:p>
       <w:r>
-        <w:t>Keep CHALLENGE connected. Target: mapped rate ≥ 80 bit/s, observed BER ≤ 0.01, and ≥ 1,024 aligned known-pattern payload bits in each run. Record NO LOCK separately.</w:t>
+        <w:t>Keep CHALLENGE connected and restore your RX settings after power removal. Compare all three rates. Target: mapped rate ≥ 80 bit/s and BER ≤ 0.01, with 1,024 aligned bits per run. Record NO LOCK separately; retain two fresh confirming RUN results.</w:t>
       </w:r>
     </w:p>
     <w:tbl>

--- a/assets/labs/lab-09-report.docx
+++ b/assets/labs/lab-09-report.docx
@@ -1,6 +1,6 @@
 
 <file path=word/document.xml><?xml version="1.0" encoding="utf-8"?>
-<w:document xmlns:wpc="http://schemas.microsoft.com/office/word/2010/wordprocessingCanvas" xmlns:cx="http://schemas.microsoft.com/office/drawing/2014/chartex" xmlns:cx1="http://schemas.microsoft.com/office/drawing/2015/9/8/chartex" xmlns:cx2="http://schemas.microsoft.com/office/drawing/2015/10/21/chartex" xmlns:cx3="http://schemas.microsoft.com/office/drawing/2016/5/9/chartex" xmlns:cx4="http://schemas.microsoft.com/office/drawing/2016/5/10/chartex" xmlns:cx5="http://schemas.microsoft.com/office/drawing/2016/5/11/chartex" xmlns:cx6="http://schemas.microsoft.com/office/drawing/2016/5/12/chartex" xmlns:cx7="http://schemas.microsoft.com/office/drawing/2016/5/13/chartex" xmlns:cx8="http://schemas.microsoft.com/office/drawing/2016/5/14/chartex" xmlns:mc="http://schemas.openxmlformats.org/markup-compatibility/2006" xmlns:aink="http://schemas.microsoft.com/office/drawing/2016/ink" xmlns:am3d="http://schemas.microsoft.com/office/drawing/2017/model3d" xmlns:o="urn:schemas-microsoft-com:office:office" xmlns:oel="http://schemas.microsoft.com/office/2019/extlst" xmlns:r="http://schemas.openxmlformats.org/officeDocument/2006/relationships" xmlns:m="http://schemas.openxmlformats.org/officeDocument/2006/math" xmlns:v="urn:schemas-microsoft-com:vml" xmlns:wp14="http://schemas.microsoft.com/office/word/2010/wordprocessingDrawing" xmlns:wp="http://schemas.openxmlformats.org/drawingml/2006/wordprocessingDrawing" xmlns:w10="urn:schemas-microsoft-com:office:word" xmlns:w="http://schemas.openxmlformats.org/wordprocessingml/2006/main" xmlns:w14="http://schemas.microsoft.com/office/word/2010/wordml" xmlns:w15="http://schemas.microsoft.com/office/word/2012/wordml" xmlns:w16cex="http://schemas.microsoft.com/office/word/2018/wordml/cex" xmlns:w16cid="http://schemas.microsoft.com/office/word/2016/wordml/cid" xmlns:w16="http://schemas.microsoft.com/office/word/2018/wordml" xmlns:w16du="http://schemas.microsoft.com/office/word/2023/wordml/word16du" xmlns:w16sdtdh="http://schemas.microsoft.com/office/word/2020/wordml/sdtdatahash" xmlns:w16sdtfl="http://schemas.microsoft.com/office/word/2024/wordml/sdtformatlock" xmlns:w16se="http://schemas.microsoft.com/office/word/2015/wordml/symex" xmlns:wpg="http://schemas.microsoft.com/office/word/2010/wordprocessingGroup" xmlns:wpi="http://schemas.microsoft.com/office/word/2010/wordprocessingInk" xmlns:wne="http://schemas.microsoft.com/office/word/2006/wordml" xmlns:wps="http://schemas.microsoft.com/office/word/2010/wordprocessingShape" mc:Ignorable="w14 w15 w16se w16cid w16 w16cex w16sdtdh w16sdtfl w16du wp14">
+<w:document xmlns:wpc="http://schemas.microsoft.com/office/word/2010/wordprocessingCanvas" xmlns:cx="http://schemas.microsoft.com/office/drawing/2014/chartex" xmlns:cx1="http://schemas.microsoft.com/office/drawing/2015/9/8/chartex" xmlns:cx2="http://schemas.microsoft.com/office/drawing/2015/10/21/chartex" xmlns:cx3="http://schemas.microsoft.com/office/drawing/2016/5/9/chartex" xmlns:cx4="http://schemas.microsoft.com/office/drawing/2016/5/10/chartex" xmlns:cx5="http://schemas.microsoft.com/office/drawing/2016/5/11/chartex" xmlns:cx6="http://schemas.microsoft.com/office/drawing/2016/5/12/chartex" xmlns:cx7="http://schemas.microsoft.com/office/drawing/2016/5/13/chartex" xmlns:cx8="http://schemas.microsoft.com/office/drawing/2016/5/14/chartex" xmlns:mc="http://schemas.openxmlformats.org/markup-compatibility/2006" xmlns:aink="http://schemas.microsoft.com/office/drawing/2016/ink" xmlns:am3d="http://schemas.microsoft.com/office/drawing/2017/model3d" xmlns:o="urn:schemas-microsoft-com:office:office" xmlns:oel="http://schemas.microsoft.com/office/2019/extlst" xmlns:r="http://schemas.openxmlformats.org/officeDocument/2006/relationships" xmlns:m="http://schemas.openxmlformats.org/officeDocument/2006/math" xmlns:v="urn:schemas-microsoft-com:vml" xmlns:wp14="http://schemas.microsoft.com/office/word/2010/wordprocessingDrawing" xmlns:wp="http://schemas.openxmlformats.org/drawingml/2006/wordprocessingDrawing" xmlns:w10="urn:schemas-microsoft-com:office:word" xmlns:w="http://schemas.openxmlformats.org/wordprocessingml/2006/main" xmlns:w14="http://schemas.microsoft.com/office/word/2010/wordml" xmlns:w15="http://schemas.microsoft.com/office/word/2012/wordml" xmlns:w16cex="http://schemas.microsoft.com/office/word/2018/wordml/cex" xmlns:w16cid="http://schemas.microsoft.com/office/word/2016/wordml/cid" xmlns:w16="http://schemas.microsoft.com/office/word/2018/wordml" xmlns:w16du="http://schemas.microsoft.com/office/word/2023/wordml/word16du" xmlns:w16sdtdh="http://schemas.microsoft.com/office/word/2020/wordml/sdtdatahash" xmlns:w16se="http://schemas.microsoft.com/office/word/2015/wordml/symex" xmlns:wpg="http://schemas.microsoft.com/office/word/2010/wordprocessingGroup" xmlns:wpi="http://schemas.microsoft.com/office/word/2010/wordprocessingInk" xmlns:wne="http://schemas.microsoft.com/office/word/2006/wordml" xmlns:wps="http://schemas.microsoft.com/office/word/2010/wordprocessingShape" mc:Ignorable="w14 w15 w16se w16cid w16 w16cex w16sdtdh w16du wp14">
   <w:body>
     <w:p>
       <w:pPr>
@@ -32,20 +32,7 @@
     </w:p>
     <w:p>
       <w:r>
-        <w:t>Tables 70 + Evidence 15 + Conclusion 15 = 100 points. Record actual observations; submit an individual PDF.</w:t>
-      </w:r>
-    </w:p>
-    <w:p>
-      <w:pPr>
-        <w:pStyle w:val="Heading1"/>
-      </w:pPr>
-      <w:r>
         <w:t>Table 1 — Reconnaissance (20 points)</w:t>
-      </w:r>
-    </w:p>
-    <w:p>
-      <w:r>
-        <w:t>Use engineering units. Identify each device and measurement point; preserve the scope settings with your evidence.</w:t>
       </w:r>
     </w:p>
     <w:tbl>
@@ -65,7 +52,6 @@
           <w:trHeight w:val="432"/>
           <w:tblHeader/>
           <w:jc w:val="center"/>
-          <w:tblHeader/>
         </w:trPr>
         <w:tc>
           <w:tcPr>
@@ -105,7 +91,6 @@
           <w:cantSplit/>
           <w:trHeight w:val="648"/>
           <w:jc w:val="center"/>
-          <w:cantSplit/>
         </w:trPr>
         <w:tc>
           <w:tcPr>
@@ -114,9 +99,6 @@
           </w:tcPr>
           <w:p>
             <w:r>
-              <w:rPr>
-                <w:b w:val="0"/>
-              </w:rPr>
               <w:t>TX / RX identity and channel position</w:t>
             </w:r>
           </w:p>
@@ -126,13 +108,7 @@
             <w:tcW w:w="6074" w:type="dxa"/>
             <w:vAlign w:val="center"/>
           </w:tcPr>
-          <w:p>
-            <w:r>
-              <w:rPr>
-                <w:b w:val="0"/>
-              </w:rPr>
-            </w:r>
-          </w:p>
+          <w:p/>
         </w:tc>
       </w:tr>
       <w:tr>
@@ -140,7 +116,6 @@
           <w:cantSplit/>
           <w:trHeight w:val="648"/>
           <w:jc w:val="center"/>
-          <w:cantSplit/>
         </w:trPr>
         <w:tc>
           <w:tcPr>
@@ -150,9 +125,6 @@
           </w:tcPr>
           <w:p>
             <w:r>
-              <w:rPr>
-                <w:b w:val="0"/>
-              </w:rPr>
               <w:t>Symbol interval and timing evidence</w:t>
             </w:r>
           </w:p>
@@ -163,13 +135,7 @@
             <w:shd w:val="clear" w:color="auto" w:fill="EAF2F7"/>
             <w:vAlign w:val="center"/>
           </w:tcPr>
-          <w:p>
-            <w:r>
-              <w:rPr>
-                <w:b w:val="0"/>
-              </w:rPr>
-            </w:r>
-          </w:p>
+          <w:p/>
         </w:tc>
       </w:tr>
       <w:tr>
@@ -177,7 +143,6 @@
           <w:cantSplit/>
           <w:trHeight w:val="648"/>
           <w:jc w:val="center"/>
-          <w:cantSplit/>
         </w:trPr>
         <w:tc>
           <w:tcPr>
@@ -186,9 +151,6 @@
           </w:tcPr>
           <w:p>
             <w:r>
-              <w:rPr>
-                <w:b w:val="0"/>
-              </w:rPr>
               <w:t>Symbol rate</w:t>
             </w:r>
           </w:p>
@@ -198,13 +160,7 @@
             <w:tcW w:w="6074" w:type="dxa"/>
             <w:vAlign w:val="center"/>
           </w:tcPr>
-          <w:p>
-            <w:r>
-              <w:rPr>
-                <w:b w:val="0"/>
-              </w:rPr>
-            </w:r>
-          </w:p>
+          <w:p/>
         </w:tc>
       </w:tr>
       <w:tr>
@@ -212,7 +168,6 @@
           <w:cantSplit/>
           <w:trHeight w:val="648"/>
           <w:jc w:val="center"/>
-          <w:cantSplit/>
         </w:trPr>
         <w:tc>
           <w:tcPr>
@@ -221,9 +176,6 @@
           </w:tcPr>
           <w:p>
             <w:r>
-              <w:rPr>
-                <w:b w:val="0"/>
-              </w:rPr>
               <w:t>I_RX low / high range</w:t>
             </w:r>
           </w:p>
@@ -233,13 +185,7 @@
             <w:tcW w:w="6074" w:type="dxa"/>
             <w:vAlign w:val="center"/>
           </w:tcPr>
-          <w:p>
-            <w:r>
-              <w:rPr>
-                <w:b w:val="0"/>
-              </w:rPr>
-            </w:r>
-          </w:p>
+          <w:p/>
         </w:tc>
       </w:tr>
       <w:tr>
@@ -247,7 +193,6 @@
           <w:cantSplit/>
           <w:trHeight w:val="648"/>
           <w:jc w:val="center"/>
-          <w:cantSplit/>
         </w:trPr>
         <w:tc>
           <w:tcPr>
@@ -256,9 +201,6 @@
           </w:tcPr>
           <w:p>
             <w:r>
-              <w:rPr>
-                <w:b w:val="0"/>
-              </w:rPr>
               <w:t>Q_RX low / high range</w:t>
             </w:r>
           </w:p>
@@ -268,13 +210,7 @@
             <w:tcW w:w="6074" w:type="dxa"/>
             <w:vAlign w:val="center"/>
           </w:tcPr>
-          <w:p>
-            <w:r>
-              <w:rPr>
-                <w:b w:val="0"/>
-              </w:rPr>
-            </w:r>
-          </w:p>
+          <w:p/>
         </w:tc>
       </w:tr>
       <w:tr>
@@ -282,7 +218,6 @@
           <w:cantSplit/>
           <w:trHeight w:val="648"/>
           <w:jc w:val="center"/>
-          <w:cantSplit/>
         </w:trPr>
         <w:tc>
           <w:tcPr>
@@ -291,9 +226,6 @@
           </w:tcPr>
           <w:p>
             <w:r>
-              <w:rPr>
-                <w:b w:val="0"/>
-              </w:rPr>
               <w:t>Number of stable states M</w:t>
             </w:r>
           </w:p>
@@ -303,13 +235,7 @@
             <w:tcW w:w="6074" w:type="dxa"/>
             <w:vAlign w:val="center"/>
           </w:tcPr>
-          <w:p>
-            <w:r>
-              <w:rPr>
-                <w:b w:val="0"/>
-              </w:rPr>
-            </w:r>
-          </w:p>
+          <w:p/>
         </w:tc>
       </w:tr>
       <w:tr>
@@ -317,7 +243,6 @@
           <w:cantSplit/>
           <w:trHeight w:val="648"/>
           <w:jc w:val="center"/>
-          <w:cantSplit/>
         </w:trPr>
         <w:tc>
           <w:tcPr>
@@ -326,9 +251,6 @@
           </w:tcPr>
           <w:p>
             <w:r>
-              <w:rPr>
-                <w:b w:val="0"/>
-              </w:rPr>
               <w:t>Bits per symbol</w:t>
             </w:r>
           </w:p>
@@ -338,13 +260,7 @@
             <w:tcW w:w="6074" w:type="dxa"/>
             <w:vAlign w:val="center"/>
           </w:tcPr>
-          <w:p>
-            <w:r>
-              <w:rPr>
-                <w:b w:val="0"/>
-              </w:rPr>
-            </w:r>
-          </w:p>
+          <w:p/>
         </w:tc>
       </w:tr>
       <w:tr>
@@ -352,7 +268,6 @@
           <w:cantSplit/>
           <w:trHeight w:val="648"/>
           <w:jc w:val="center"/>
-          <w:cantSplit/>
         </w:trPr>
         <w:tc>
           <w:tcPr>
@@ -361,9 +276,6 @@
           </w:tcPr>
           <w:p>
             <w:r>
-              <w:rPr>
-                <w:b w:val="0"/>
-              </w:rPr>
               <w:t>Mapped bit rate</w:t>
             </w:r>
           </w:p>
@@ -373,22 +285,10 @@
             <w:tcW w:w="6074" w:type="dxa"/>
             <w:vAlign w:val="center"/>
           </w:tcPr>
-          <w:p>
-            <w:r>
-              <w:rPr>
-                <w:b w:val="0"/>
-              </w:rPr>
-            </w:r>
-          </w:p>
+          <w:p/>
         </w:tc>
       </w:tr>
     </w:tbl>
-    <w:p>
-      <w:r>
-        <w:t>Calculations for symbol rate, bits per symbol and mapped bit rate:
-</w:t>
-      </w:r>
-    </w:p>
     <w:p>
       <w:r>
         <w:br w:type="page"/>
@@ -399,6 +299,7 @@
         <w:pStyle w:val="Heading1"/>
       </w:pPr>
       <w:r>
+        <w:lastRenderedPageBreak/>
         <w:t>Table 2 — Intercept the Message (25 points)</w:t>
       </w:r>
     </w:p>
@@ -426,7 +327,6 @@
           <w:trHeight w:val="432"/>
           <w:tblHeader/>
           <w:jc w:val="center"/>
-          <w:tblHeader/>
         </w:trPr>
         <w:tc>
           <w:tcPr>
@@ -498,7 +398,6 @@
           <w:cantSplit/>
           <w:trHeight w:val="835"/>
           <w:jc w:val="center"/>
-          <w:cantSplit/>
         </w:trPr>
         <w:tc>
           <w:tcPr>
@@ -507,9 +406,6 @@
           </w:tcPr>
           <w:p>
             <w:r>
-              <w:rPr>
-                <w:b w:val="0"/>
-              </w:rPr>
               <w:t>Attempt 1</w:t>
             </w:r>
           </w:p>
@@ -519,39 +415,21 @@
             <w:tcW w:w="3836" w:type="dxa"/>
             <w:vAlign w:val="center"/>
           </w:tcPr>
-          <w:p>
-            <w:r>
-              <w:rPr>
-                <w:b w:val="0"/>
-              </w:rPr>
-            </w:r>
-          </w:p>
+          <w:p/>
         </w:tc>
         <w:tc>
           <w:tcPr>
             <w:tcW w:w="3409" w:type="dxa"/>
             <w:vAlign w:val="center"/>
           </w:tcPr>
-          <w:p>
-            <w:r>
-              <w:rPr>
-                <w:b w:val="0"/>
-              </w:rPr>
-            </w:r>
-          </w:p>
+          <w:p/>
         </w:tc>
         <w:tc>
           <w:tcPr>
             <w:tcW w:w="1813" w:type="dxa"/>
             <w:vAlign w:val="center"/>
           </w:tcPr>
-          <w:p>
-            <w:r>
-              <w:rPr>
-                <w:b w:val="0"/>
-              </w:rPr>
-            </w:r>
-          </w:p>
+          <w:p/>
         </w:tc>
       </w:tr>
       <w:tr>
@@ -559,7 +437,6 @@
           <w:cantSplit/>
           <w:trHeight w:val="835"/>
           <w:jc w:val="center"/>
-          <w:cantSplit/>
         </w:trPr>
         <w:tc>
           <w:tcPr>
@@ -569,9 +446,6 @@
           </w:tcPr>
           <w:p>
             <w:r>
-              <w:rPr>
-                <w:b w:val="0"/>
-              </w:rPr>
               <w:t>Attempt 2</w:t>
             </w:r>
           </w:p>
@@ -582,13 +456,7 @@
             <w:shd w:val="clear" w:color="auto" w:fill="EAF2F7"/>
             <w:vAlign w:val="center"/>
           </w:tcPr>
-          <w:p>
-            <w:r>
-              <w:rPr>
-                <w:b w:val="0"/>
-              </w:rPr>
-            </w:r>
-          </w:p>
+          <w:p/>
         </w:tc>
         <w:tc>
           <w:tcPr>
@@ -596,13 +464,7 @@
             <w:shd w:val="clear" w:color="auto" w:fill="EAF2F7"/>
             <w:vAlign w:val="center"/>
           </w:tcPr>
-          <w:p>
-            <w:r>
-              <w:rPr>
-                <w:b w:val="0"/>
-              </w:rPr>
-            </w:r>
-          </w:p>
+          <w:p/>
         </w:tc>
         <w:tc>
           <w:tcPr>
@@ -610,13 +472,7 @@
             <w:shd w:val="clear" w:color="auto" w:fill="EAF2F7"/>
             <w:vAlign w:val="center"/>
           </w:tcPr>
-          <w:p>
-            <w:r>
-              <w:rPr>
-                <w:b w:val="0"/>
-              </w:rPr>
-            </w:r>
-          </w:p>
+          <w:p/>
         </w:tc>
       </w:tr>
       <w:tr>
@@ -624,7 +480,6 @@
           <w:cantSplit/>
           <w:trHeight w:val="835"/>
           <w:jc w:val="center"/>
-          <w:cantSplit/>
         </w:trPr>
         <w:tc>
           <w:tcPr>
@@ -633,9 +488,6 @@
           </w:tcPr>
           <w:p>
             <w:r>
-              <w:rPr>
-                <w:b w:val="0"/>
-              </w:rPr>
               <w:t>Successful reception</w:t>
             </w:r>
           </w:p>
@@ -645,39 +497,21 @@
             <w:tcW w:w="3836" w:type="dxa"/>
             <w:vAlign w:val="center"/>
           </w:tcPr>
-          <w:p>
-            <w:r>
-              <w:rPr>
-                <w:b w:val="0"/>
-              </w:rPr>
-            </w:r>
-          </w:p>
+          <w:p/>
         </w:tc>
         <w:tc>
           <w:tcPr>
             <w:tcW w:w="3409" w:type="dxa"/>
             <w:vAlign w:val="center"/>
           </w:tcPr>
-          <w:p>
-            <w:r>
-              <w:rPr>
-                <w:b w:val="0"/>
-              </w:rPr>
-            </w:r>
-          </w:p>
+          <w:p/>
         </w:tc>
         <w:tc>
           <w:tcPr>
             <w:tcW w:w="1813" w:type="dxa"/>
             <w:vAlign w:val="center"/>
           </w:tcPr>
-          <w:p>
-            <w:r>
-              <w:rPr>
-                <w:b w:val="0"/>
-              </w:rPr>
-            </w:r>
-          </w:p>
+          <w:p/>
         </w:tc>
       </w:tr>
     </w:tbl>
@@ -709,7 +543,6 @@
           <w:trHeight w:val="432"/>
           <w:tblHeader/>
           <w:jc w:val="center"/>
-          <w:tblHeader/>
         </w:trPr>
         <w:tc>
           <w:tcPr>
@@ -845,7 +678,6 @@
           <w:cantSplit/>
           <w:trHeight w:val="418"/>
           <w:jc w:val="center"/>
-          <w:cantSplit/>
         </w:trPr>
         <w:tc>
           <w:tcPr>
@@ -854,9 +686,6 @@
           </w:tcPr>
           <w:p>
             <w:r>
-              <w:rPr>
-                <w:b w:val="0"/>
-              </w:rPr>
               <w:t>1</w:t>
             </w:r>
           </w:p>
@@ -866,39 +695,21 @@
             <w:tcW w:w="1118" w:type="dxa"/>
             <w:vAlign w:val="center"/>
           </w:tcPr>
-          <w:p>
-            <w:r>
-              <w:rPr>
-                <w:b w:val="0"/>
-              </w:rPr>
-            </w:r>
-          </w:p>
+          <w:p/>
         </w:tc>
         <w:tc>
           <w:tcPr>
             <w:tcW w:w="1118" w:type="dxa"/>
             <w:vAlign w:val="center"/>
           </w:tcPr>
-          <w:p>
-            <w:r>
-              <w:rPr>
-                <w:b w:val="0"/>
-              </w:rPr>
-            </w:r>
-          </w:p>
+          <w:p/>
         </w:tc>
         <w:tc>
           <w:tcPr>
             <w:tcW w:w="2450" w:type="dxa"/>
             <w:vAlign w:val="center"/>
           </w:tcPr>
-          <w:p>
-            <w:r>
-              <w:rPr>
-                <w:b w:val="0"/>
-              </w:rPr>
-            </w:r>
-          </w:p>
+          <w:p/>
         </w:tc>
         <w:tc>
           <w:tcPr>
@@ -916,27 +727,21 @@
             <w:tcW w:w="1118" w:type="dxa"/>
             <w:vAlign w:val="center"/>
           </w:tcPr>
-          <w:p>
-            <w:r/>
-          </w:p>
+          <w:p/>
         </w:tc>
         <w:tc>
           <w:tcPr>
             <w:tcW w:w="1118" w:type="dxa"/>
             <w:vAlign w:val="center"/>
           </w:tcPr>
-          <w:p>
-            <w:r/>
-          </w:p>
+          <w:p/>
         </w:tc>
         <w:tc>
           <w:tcPr>
             <w:tcW w:w="2456" w:type="dxa"/>
             <w:vAlign w:val="center"/>
           </w:tcPr>
-          <w:p>
-            <w:r/>
-          </w:p>
+          <w:p/>
         </w:tc>
       </w:tr>
       <w:tr>
@@ -944,7 +749,6 @@
           <w:cantSplit/>
           <w:trHeight w:val="418"/>
           <w:jc w:val="center"/>
-          <w:cantSplit/>
         </w:trPr>
         <w:tc>
           <w:tcPr>
@@ -954,9 +758,6 @@
           </w:tcPr>
           <w:p>
             <w:r>
-              <w:rPr>
-                <w:b w:val="0"/>
-              </w:rPr>
               <w:t>2</w:t>
             </w:r>
           </w:p>
@@ -967,13 +768,7 @@
             <w:shd w:val="clear" w:color="auto" w:fill="EAF2F7"/>
             <w:vAlign w:val="center"/>
           </w:tcPr>
-          <w:p>
-            <w:r>
-              <w:rPr>
-                <w:b w:val="0"/>
-              </w:rPr>
-            </w:r>
-          </w:p>
+          <w:p/>
         </w:tc>
         <w:tc>
           <w:tcPr>
@@ -981,13 +776,7 @@
             <w:shd w:val="clear" w:color="auto" w:fill="EAF2F7"/>
             <w:vAlign w:val="center"/>
           </w:tcPr>
-          <w:p>
-            <w:r>
-              <w:rPr>
-                <w:b w:val="0"/>
-              </w:rPr>
-            </w:r>
-          </w:p>
+          <w:p/>
         </w:tc>
         <w:tc>
           <w:tcPr>
@@ -995,13 +784,7 @@
             <w:shd w:val="clear" w:color="auto" w:fill="EAF2F7"/>
             <w:vAlign w:val="center"/>
           </w:tcPr>
-          <w:p>
-            <w:r>
-              <w:rPr>
-                <w:b w:val="0"/>
-              </w:rPr>
-            </w:r>
-          </w:p>
+          <w:p/>
         </w:tc>
         <w:tc>
           <w:tcPr>
@@ -1021,9 +804,7 @@
             <w:shd w:val="clear" w:color="auto" w:fill="EAF2F7"/>
             <w:vAlign w:val="center"/>
           </w:tcPr>
-          <w:p>
-            <w:r/>
-          </w:p>
+          <w:p/>
         </w:tc>
         <w:tc>
           <w:tcPr>
@@ -1031,9 +812,7 @@
             <w:shd w:val="clear" w:color="auto" w:fill="EAF2F7"/>
             <w:vAlign w:val="center"/>
           </w:tcPr>
-          <w:p>
-            <w:r/>
-          </w:p>
+          <w:p/>
         </w:tc>
         <w:tc>
           <w:tcPr>
@@ -1041,9 +820,7 @@
             <w:shd w:val="clear" w:color="auto" w:fill="EAF2F7"/>
             <w:vAlign w:val="center"/>
           </w:tcPr>
-          <w:p>
-            <w:r/>
-          </w:p>
+          <w:p/>
         </w:tc>
       </w:tr>
       <w:tr>
@@ -1051,7 +828,6 @@
           <w:cantSplit/>
           <w:trHeight w:val="418"/>
           <w:jc w:val="center"/>
-          <w:cantSplit/>
         </w:trPr>
         <w:tc>
           <w:tcPr>
@@ -1060,9 +836,6 @@
           </w:tcPr>
           <w:p>
             <w:r>
-              <w:rPr>
-                <w:b w:val="0"/>
-              </w:rPr>
               <w:t>3</w:t>
             </w:r>
           </w:p>
@@ -1072,39 +845,21 @@
             <w:tcW w:w="1118" w:type="dxa"/>
             <w:vAlign w:val="center"/>
           </w:tcPr>
-          <w:p>
-            <w:r>
-              <w:rPr>
-                <w:b w:val="0"/>
-              </w:rPr>
-            </w:r>
-          </w:p>
+          <w:p/>
         </w:tc>
         <w:tc>
           <w:tcPr>
             <w:tcW w:w="1118" w:type="dxa"/>
             <w:vAlign w:val="center"/>
           </w:tcPr>
-          <w:p>
-            <w:r>
-              <w:rPr>
-                <w:b w:val="0"/>
-              </w:rPr>
-            </w:r>
-          </w:p>
+          <w:p/>
         </w:tc>
         <w:tc>
           <w:tcPr>
             <w:tcW w:w="2450" w:type="dxa"/>
             <w:vAlign w:val="center"/>
           </w:tcPr>
-          <w:p>
-            <w:r>
-              <w:rPr>
-                <w:b w:val="0"/>
-              </w:rPr>
-            </w:r>
-          </w:p>
+          <w:p/>
         </w:tc>
         <w:tc>
           <w:tcPr>
@@ -1122,27 +877,21 @@
             <w:tcW w:w="1118" w:type="dxa"/>
             <w:vAlign w:val="center"/>
           </w:tcPr>
-          <w:p>
-            <w:r/>
-          </w:p>
+          <w:p/>
         </w:tc>
         <w:tc>
           <w:tcPr>
             <w:tcW w:w="1118" w:type="dxa"/>
             <w:vAlign w:val="center"/>
           </w:tcPr>
-          <w:p>
-            <w:r/>
-          </w:p>
+          <w:p/>
         </w:tc>
         <w:tc>
           <w:tcPr>
             <w:tcW w:w="2456" w:type="dxa"/>
             <w:vAlign w:val="center"/>
           </w:tcPr>
-          <w:p>
-            <w:r/>
-          </w:p>
+          <w:p/>
         </w:tc>
       </w:tr>
       <w:tr>
@@ -1150,7 +899,6 @@
           <w:cantSplit/>
           <w:trHeight w:val="418"/>
           <w:jc w:val="center"/>
-          <w:cantSplit/>
         </w:trPr>
         <w:tc>
           <w:tcPr>
@@ -1159,9 +907,6 @@
           </w:tcPr>
           <w:p>
             <w:r>
-              <w:rPr>
-                <w:b w:val="0"/>
-              </w:rPr>
               <w:t>4</w:t>
             </w:r>
           </w:p>
@@ -1171,39 +916,21 @@
             <w:tcW w:w="1118" w:type="dxa"/>
             <w:vAlign w:val="center"/>
           </w:tcPr>
-          <w:p>
-            <w:r>
-              <w:rPr>
-                <w:b w:val="0"/>
-              </w:rPr>
-            </w:r>
-          </w:p>
+          <w:p/>
         </w:tc>
         <w:tc>
           <w:tcPr>
             <w:tcW w:w="1118" w:type="dxa"/>
             <w:vAlign w:val="center"/>
           </w:tcPr>
-          <w:p>
-            <w:r>
-              <w:rPr>
-                <w:b w:val="0"/>
-              </w:rPr>
-            </w:r>
-          </w:p>
+          <w:p/>
         </w:tc>
         <w:tc>
           <w:tcPr>
             <w:tcW w:w="2450" w:type="dxa"/>
             <w:vAlign w:val="center"/>
           </w:tcPr>
-          <w:p>
-            <w:r>
-              <w:rPr>
-                <w:b w:val="0"/>
-              </w:rPr>
-            </w:r>
-          </w:p>
+          <w:p/>
         </w:tc>
         <w:tc>
           <w:tcPr>
@@ -1221,27 +948,21 @@
             <w:tcW w:w="1118" w:type="dxa"/>
             <w:vAlign w:val="center"/>
           </w:tcPr>
-          <w:p>
-            <w:r/>
-          </w:p>
+          <w:p/>
         </w:tc>
         <w:tc>
           <w:tcPr>
             <w:tcW w:w="1118" w:type="dxa"/>
             <w:vAlign w:val="center"/>
           </w:tcPr>
-          <w:p>
-            <w:r/>
-          </w:p>
+          <w:p/>
         </w:tc>
         <w:tc>
           <w:tcPr>
             <w:tcW w:w="2456" w:type="dxa"/>
             <w:vAlign w:val="center"/>
           </w:tcPr>
-          <w:p>
-            <w:r/>
-          </w:p>
+          <w:p/>
         </w:tc>
       </w:tr>
       <w:tr>
@@ -1249,7 +970,6 @@
           <w:cantSplit/>
           <w:trHeight w:val="418"/>
           <w:jc w:val="center"/>
-          <w:cantSplit/>
         </w:trPr>
         <w:tc>
           <w:tcPr>
@@ -1258,9 +978,6 @@
           </w:tcPr>
           <w:p>
             <w:r>
-              <w:rPr>
-                <w:b w:val="0"/>
-              </w:rPr>
               <w:t>5</w:t>
             </w:r>
           </w:p>
@@ -1270,39 +987,21 @@
             <w:tcW w:w="1118" w:type="dxa"/>
             <w:vAlign w:val="center"/>
           </w:tcPr>
-          <w:p>
-            <w:r>
-              <w:rPr>
-                <w:b w:val="0"/>
-              </w:rPr>
-            </w:r>
-          </w:p>
+          <w:p/>
         </w:tc>
         <w:tc>
           <w:tcPr>
             <w:tcW w:w="1118" w:type="dxa"/>
             <w:vAlign w:val="center"/>
           </w:tcPr>
-          <w:p>
-            <w:r>
-              <w:rPr>
-                <w:b w:val="0"/>
-              </w:rPr>
-            </w:r>
-          </w:p>
+          <w:p/>
         </w:tc>
         <w:tc>
           <w:tcPr>
             <w:tcW w:w="2450" w:type="dxa"/>
             <w:vAlign w:val="center"/>
           </w:tcPr>
-          <w:p>
-            <w:r>
-              <w:rPr>
-                <w:b w:val="0"/>
-              </w:rPr>
-            </w:r>
-          </w:p>
+          <w:p/>
         </w:tc>
         <w:tc>
           <w:tcPr>
@@ -1320,27 +1019,21 @@
             <w:tcW w:w="1118" w:type="dxa"/>
             <w:vAlign w:val="center"/>
           </w:tcPr>
-          <w:p>
-            <w:r/>
-          </w:p>
+          <w:p/>
         </w:tc>
         <w:tc>
           <w:tcPr>
             <w:tcW w:w="1118" w:type="dxa"/>
             <w:vAlign w:val="center"/>
           </w:tcPr>
-          <w:p>
-            <w:r/>
-          </w:p>
+          <w:p/>
         </w:tc>
         <w:tc>
           <w:tcPr>
             <w:tcW w:w="2456" w:type="dxa"/>
             <w:vAlign w:val="center"/>
           </w:tcPr>
-          <w:p>
-            <w:r/>
-          </w:p>
+          <w:p/>
         </w:tc>
       </w:tr>
       <w:tr>
@@ -1348,7 +1041,6 @@
           <w:cantSplit/>
           <w:trHeight w:val="418"/>
           <w:jc w:val="center"/>
-          <w:cantSplit/>
         </w:trPr>
         <w:tc>
           <w:tcPr>
@@ -1357,9 +1049,6 @@
           </w:tcPr>
           <w:p>
             <w:r>
-              <w:rPr>
-                <w:b w:val="0"/>
-              </w:rPr>
               <w:t>6</w:t>
             </w:r>
           </w:p>
@@ -1369,39 +1058,21 @@
             <w:tcW w:w="1118" w:type="dxa"/>
             <w:vAlign w:val="center"/>
           </w:tcPr>
-          <w:p>
-            <w:r>
-              <w:rPr>
-                <w:b w:val="0"/>
-              </w:rPr>
-            </w:r>
-          </w:p>
+          <w:p/>
         </w:tc>
         <w:tc>
           <w:tcPr>
             <w:tcW w:w="1118" w:type="dxa"/>
             <w:vAlign w:val="center"/>
           </w:tcPr>
-          <w:p>
-            <w:r>
-              <w:rPr>
-                <w:b w:val="0"/>
-              </w:rPr>
-            </w:r>
-          </w:p>
+          <w:p/>
         </w:tc>
         <w:tc>
           <w:tcPr>
             <w:tcW w:w="2450" w:type="dxa"/>
             <w:vAlign w:val="center"/>
           </w:tcPr>
-          <w:p>
-            <w:r>
-              <w:rPr>
-                <w:b w:val="0"/>
-              </w:rPr>
-            </w:r>
-          </w:p>
+          <w:p/>
         </w:tc>
         <w:tc>
           <w:tcPr>
@@ -1419,27 +1090,21 @@
             <w:tcW w:w="1118" w:type="dxa"/>
             <w:vAlign w:val="center"/>
           </w:tcPr>
-          <w:p>
-            <w:r/>
-          </w:p>
+          <w:p/>
         </w:tc>
         <w:tc>
           <w:tcPr>
             <w:tcW w:w="1118" w:type="dxa"/>
             <w:vAlign w:val="center"/>
           </w:tcPr>
-          <w:p>
-            <w:r/>
-          </w:p>
+          <w:p/>
         </w:tc>
         <w:tc>
           <w:tcPr>
             <w:tcW w:w="2456" w:type="dxa"/>
             <w:vAlign w:val="center"/>
           </w:tcPr>
-          <w:p>
-            <w:r/>
-          </w:p>
+          <w:p/>
         </w:tc>
       </w:tr>
       <w:tr>
@@ -1447,7 +1112,6 @@
           <w:cantSplit/>
           <w:trHeight w:val="418"/>
           <w:jc w:val="center"/>
-          <w:cantSplit/>
         </w:trPr>
         <w:tc>
           <w:tcPr>
@@ -1456,9 +1120,6 @@
           </w:tcPr>
           <w:p>
             <w:r>
-              <w:rPr>
-                <w:b w:val="0"/>
-              </w:rPr>
               <w:t>7</w:t>
             </w:r>
           </w:p>
@@ -1468,39 +1129,21 @@
             <w:tcW w:w="1118" w:type="dxa"/>
             <w:vAlign w:val="center"/>
           </w:tcPr>
-          <w:p>
-            <w:r>
-              <w:rPr>
-                <w:b w:val="0"/>
-              </w:rPr>
-            </w:r>
-          </w:p>
+          <w:p/>
         </w:tc>
         <w:tc>
           <w:tcPr>
             <w:tcW w:w="1118" w:type="dxa"/>
             <w:vAlign w:val="center"/>
           </w:tcPr>
-          <w:p>
-            <w:r>
-              <w:rPr>
-                <w:b w:val="0"/>
-              </w:rPr>
-            </w:r>
-          </w:p>
+          <w:p/>
         </w:tc>
         <w:tc>
           <w:tcPr>
             <w:tcW w:w="2450" w:type="dxa"/>
             <w:vAlign w:val="center"/>
           </w:tcPr>
-          <w:p>
-            <w:r>
-              <w:rPr>
-                <w:b w:val="0"/>
-              </w:rPr>
-            </w:r>
-          </w:p>
+          <w:p/>
         </w:tc>
         <w:tc>
           <w:tcPr>
@@ -1518,27 +1161,21 @@
             <w:tcW w:w="1118" w:type="dxa"/>
             <w:vAlign w:val="center"/>
           </w:tcPr>
-          <w:p>
-            <w:r/>
-          </w:p>
+          <w:p/>
         </w:tc>
         <w:tc>
           <w:tcPr>
             <w:tcW w:w="1118" w:type="dxa"/>
             <w:vAlign w:val="center"/>
           </w:tcPr>
-          <w:p>
-            <w:r/>
-          </w:p>
+          <w:p/>
         </w:tc>
         <w:tc>
           <w:tcPr>
             <w:tcW w:w="2456" w:type="dxa"/>
             <w:vAlign w:val="center"/>
           </w:tcPr>
-          <w:p>
-            <w:r/>
-          </w:p>
+          <w:p/>
         </w:tc>
       </w:tr>
       <w:tr>
@@ -1546,7 +1183,6 @@
           <w:cantSplit/>
           <w:trHeight w:val="418"/>
           <w:jc w:val="center"/>
-          <w:cantSplit/>
         </w:trPr>
         <w:tc>
           <w:tcPr>
@@ -1555,9 +1191,6 @@
           </w:tcPr>
           <w:p>
             <w:r>
-              <w:rPr>
-                <w:b w:val="0"/>
-              </w:rPr>
               <w:t>8</w:t>
             </w:r>
           </w:p>
@@ -1567,39 +1200,21 @@
             <w:tcW w:w="1118" w:type="dxa"/>
             <w:vAlign w:val="center"/>
           </w:tcPr>
-          <w:p>
-            <w:r>
-              <w:rPr>
-                <w:b w:val="0"/>
-              </w:rPr>
-            </w:r>
-          </w:p>
+          <w:p/>
         </w:tc>
         <w:tc>
           <w:tcPr>
             <w:tcW w:w="1118" w:type="dxa"/>
             <w:vAlign w:val="center"/>
           </w:tcPr>
-          <w:p>
-            <w:r>
-              <w:rPr>
-                <w:b w:val="0"/>
-              </w:rPr>
-            </w:r>
-          </w:p>
+          <w:p/>
         </w:tc>
         <w:tc>
           <w:tcPr>
             <w:tcW w:w="2450" w:type="dxa"/>
             <w:vAlign w:val="center"/>
           </w:tcPr>
-          <w:p>
-            <w:r>
-              <w:rPr>
-                <w:b w:val="0"/>
-              </w:rPr>
-            </w:r>
-          </w:p>
+          <w:p/>
         </w:tc>
         <w:tc>
           <w:tcPr>
@@ -1617,27 +1232,21 @@
             <w:tcW w:w="1118" w:type="dxa"/>
             <w:vAlign w:val="center"/>
           </w:tcPr>
-          <w:p>
-            <w:r/>
-          </w:p>
+          <w:p/>
         </w:tc>
         <w:tc>
           <w:tcPr>
             <w:tcW w:w="1118" w:type="dxa"/>
             <w:vAlign w:val="center"/>
           </w:tcPr>
-          <w:p>
-            <w:r/>
-          </w:p>
+          <w:p/>
         </w:tc>
         <w:tc>
           <w:tcPr>
             <w:tcW w:w="2456" w:type="dxa"/>
             <w:vAlign w:val="center"/>
           </w:tcPr>
-          <w:p>
-            <w:r/>
-          </w:p>
+          <w:p/>
         </w:tc>
       </w:tr>
     </w:tbl>
@@ -1648,7 +1257,15 @@
     </w:p>
     <w:p>
       <w:r>
-        <w:t>Clean reference: wrong bits ______  compared payload bits ______  BER ______  sync/frame failures ______</w:t>
+        <w:t>Clean reference: wrong bits _____</w:t>
+      </w:r>
+      <w:proofErr w:type="gramStart"/>
+      <w:r>
+        <w:t>_  compared</w:t>
+      </w:r>
+      <w:proofErr w:type="gramEnd"/>
+      <w:r>
+        <w:t xml:space="preserve"> payload bits ______  BER ______  sync/frame failures ______</w:t>
       </w:r>
     </w:p>
     <w:p>
@@ -1666,12 +1283,18 @@
         <w:pStyle w:val="Heading1"/>
       </w:pPr>
       <w:r>
+        <w:lastRenderedPageBreak/>
         <w:t>Table 3 — Restore the Link (25 points)</w:t>
       </w:r>
     </w:p>
     <w:p>
       <w:r>
-        <w:t>Keep CHALLENGE connected and restore your RX settings after power removal. Compare all three rates. Target: mapped rate ≥ 80 bit/s and BER ≤ 0.01, with 1,024 aligned bits per run. Record NO LOCK separately; retain two fresh confirming RUN results.</w:t>
+        <w:t xml:space="preserve">Keep CHALLENGE connected and restore your RX settings after power removal. Compare all three rates. </w:t>
+      </w:r>
+    </w:p>
+    <w:p>
+      <w:r>
+        <w:t>Target: mapped rate ≥ 80 bit/s and BER ≤ 0.01, with 1,024 aligned bits per run. Record NO LOCK separately; retain two fresh confirming RUN results.</w:t>
       </w:r>
     </w:p>
     <w:tbl>
@@ -1694,7 +1317,6 @@
           <w:trHeight w:val="432"/>
           <w:tblHeader/>
           <w:jc w:val="center"/>
-          <w:tblHeader/>
         </w:trPr>
         <w:tc>
           <w:tcPr>
@@ -1782,7 +1404,6 @@
           <w:cantSplit/>
           <w:trHeight w:val="821"/>
           <w:jc w:val="center"/>
-          <w:cantSplit/>
         </w:trPr>
         <w:tc>
           <w:tcPr>
@@ -1791,9 +1412,6 @@
           </w:tcPr>
           <w:p>
             <w:r>
-              <w:rPr>
-                <w:b w:val="0"/>
-              </w:rPr>
               <w:t>Clean reference</w:t>
             </w:r>
           </w:p>
@@ -1803,52 +1421,28 @@
             <w:tcW w:w="1811" w:type="dxa"/>
             <w:vAlign w:val="center"/>
           </w:tcPr>
-          <w:p>
-            <w:r>
-              <w:rPr>
-                <w:b w:val="0"/>
-              </w:rPr>
-            </w:r>
-          </w:p>
+          <w:p/>
         </w:tc>
         <w:tc>
           <w:tcPr>
             <w:tcW w:w="2237" w:type="dxa"/>
             <w:vAlign w:val="center"/>
           </w:tcPr>
-          <w:p>
-            <w:r>
-              <w:rPr>
-                <w:b w:val="0"/>
-              </w:rPr>
-            </w:r>
-          </w:p>
+          <w:p/>
         </w:tc>
         <w:tc>
           <w:tcPr>
             <w:tcW w:w="2344" w:type="dxa"/>
             <w:vAlign w:val="center"/>
           </w:tcPr>
-          <w:p>
-            <w:r>
-              <w:rPr>
-                <w:b w:val="0"/>
-              </w:rPr>
-            </w:r>
-          </w:p>
+          <w:p/>
         </w:tc>
         <w:tc>
           <w:tcPr>
             <w:tcW w:w="1707" w:type="dxa"/>
             <w:vAlign w:val="center"/>
           </w:tcPr>
-          <w:p>
-            <w:r>
-              <w:rPr>
-                <w:b w:val="0"/>
-              </w:rPr>
-            </w:r>
-          </w:p>
+          <w:p/>
         </w:tc>
       </w:tr>
       <w:tr>
@@ -1856,7 +1450,6 @@
           <w:cantSplit/>
           <w:trHeight w:val="821"/>
           <w:jc w:val="center"/>
-          <w:cantSplit/>
         </w:trPr>
         <w:tc>
           <w:tcPr>
@@ -1866,9 +1459,6 @@
           </w:tcPr>
           <w:p>
             <w:r>
-              <w:rPr>
-                <w:b w:val="0"/>
-              </w:rPr>
               <w:t>Initial CHALLENGE failure</w:t>
             </w:r>
           </w:p>
@@ -1879,13 +1469,7 @@
             <w:shd w:val="clear" w:color="auto" w:fill="EAF2F7"/>
             <w:vAlign w:val="center"/>
           </w:tcPr>
-          <w:p>
-            <w:r>
-              <w:rPr>
-                <w:b w:val="0"/>
-              </w:rPr>
-            </w:r>
-          </w:p>
+          <w:p/>
         </w:tc>
         <w:tc>
           <w:tcPr>
@@ -1893,13 +1477,7 @@
             <w:shd w:val="clear" w:color="auto" w:fill="EAF2F7"/>
             <w:vAlign w:val="center"/>
           </w:tcPr>
-          <w:p>
-            <w:r>
-              <w:rPr>
-                <w:b w:val="0"/>
-              </w:rPr>
-            </w:r>
-          </w:p>
+          <w:p/>
         </w:tc>
         <w:tc>
           <w:tcPr>
@@ -1907,13 +1485,7 @@
             <w:shd w:val="clear" w:color="auto" w:fill="EAF2F7"/>
             <w:vAlign w:val="center"/>
           </w:tcPr>
-          <w:p>
-            <w:r>
-              <w:rPr>
-                <w:b w:val="0"/>
-              </w:rPr>
-            </w:r>
-          </w:p>
+          <w:p/>
         </w:tc>
         <w:tc>
           <w:tcPr>
@@ -1921,13 +1493,7 @@
             <w:shd w:val="clear" w:color="auto" w:fill="EAF2F7"/>
             <w:vAlign w:val="center"/>
           </w:tcPr>
-          <w:p>
-            <w:r>
-              <w:rPr>
-                <w:b w:val="0"/>
-              </w:rPr>
-            </w:r>
-          </w:p>
+          <w:p/>
         </w:tc>
       </w:tr>
       <w:tr>
@@ -1935,7 +1501,6 @@
           <w:cantSplit/>
           <w:trHeight w:val="821"/>
           <w:jc w:val="center"/>
-          <w:cantSplit/>
         </w:trPr>
         <w:tc>
           <w:tcPr>
@@ -1944,9 +1509,6 @@
           </w:tcPr>
           <w:p>
             <w:r>
-              <w:rPr>
-                <w:b w:val="0"/>
-              </w:rPr>
               <w:t>25 symbols/s</w:t>
             </w:r>
           </w:p>
@@ -1956,52 +1518,28 @@
             <w:tcW w:w="1811" w:type="dxa"/>
             <w:vAlign w:val="center"/>
           </w:tcPr>
-          <w:p>
-            <w:r>
-              <w:rPr>
-                <w:b w:val="0"/>
-              </w:rPr>
-            </w:r>
-          </w:p>
+          <w:p/>
         </w:tc>
         <w:tc>
           <w:tcPr>
             <w:tcW w:w="2237" w:type="dxa"/>
             <w:vAlign w:val="center"/>
           </w:tcPr>
-          <w:p>
-            <w:r>
-              <w:rPr>
-                <w:b w:val="0"/>
-              </w:rPr>
-            </w:r>
-          </w:p>
+          <w:p/>
         </w:tc>
         <w:tc>
           <w:tcPr>
             <w:tcW w:w="2344" w:type="dxa"/>
             <w:vAlign w:val="center"/>
           </w:tcPr>
-          <w:p>
-            <w:r>
-              <w:rPr>
-                <w:b w:val="0"/>
-              </w:rPr>
-            </w:r>
-          </w:p>
+          <w:p/>
         </w:tc>
         <w:tc>
           <w:tcPr>
             <w:tcW w:w="1707" w:type="dxa"/>
             <w:vAlign w:val="center"/>
           </w:tcPr>
-          <w:p>
-            <w:r>
-              <w:rPr>
-                <w:b w:val="0"/>
-              </w:rPr>
-            </w:r>
-          </w:p>
+          <w:p/>
         </w:tc>
       </w:tr>
       <w:tr>
@@ -2009,7 +1547,6 @@
           <w:cantSplit/>
           <w:trHeight w:val="821"/>
           <w:jc w:val="center"/>
-          <w:cantSplit/>
         </w:trPr>
         <w:tc>
           <w:tcPr>
@@ -2018,9 +1555,6 @@
           </w:tcPr>
           <w:p>
             <w:r>
-              <w:rPr>
-                <w:b w:val="0"/>
-              </w:rPr>
               <w:t>50 symbols/s</w:t>
             </w:r>
           </w:p>
@@ -2030,52 +1564,28 @@
             <w:tcW w:w="1811" w:type="dxa"/>
             <w:vAlign w:val="center"/>
           </w:tcPr>
-          <w:p>
-            <w:r>
-              <w:rPr>
-                <w:b w:val="0"/>
-              </w:rPr>
-            </w:r>
-          </w:p>
+          <w:p/>
         </w:tc>
         <w:tc>
           <w:tcPr>
             <w:tcW w:w="2237" w:type="dxa"/>
             <w:vAlign w:val="center"/>
           </w:tcPr>
-          <w:p>
-            <w:r>
-              <w:rPr>
-                <w:b w:val="0"/>
-              </w:rPr>
-            </w:r>
-          </w:p>
+          <w:p/>
         </w:tc>
         <w:tc>
           <w:tcPr>
             <w:tcW w:w="2344" w:type="dxa"/>
             <w:vAlign w:val="center"/>
           </w:tcPr>
-          <w:p>
-            <w:r>
-              <w:rPr>
-                <w:b w:val="0"/>
-              </w:rPr>
-            </w:r>
-          </w:p>
+          <w:p/>
         </w:tc>
         <w:tc>
           <w:tcPr>
             <w:tcW w:w="1707" w:type="dxa"/>
             <w:vAlign w:val="center"/>
           </w:tcPr>
-          <w:p>
-            <w:r>
-              <w:rPr>
-                <w:b w:val="0"/>
-              </w:rPr>
-            </w:r>
-          </w:p>
+          <w:p/>
         </w:tc>
       </w:tr>
       <w:tr>
@@ -2083,7 +1593,6 @@
           <w:cantSplit/>
           <w:trHeight w:val="821"/>
           <w:jc w:val="center"/>
-          <w:cantSplit/>
         </w:trPr>
         <w:tc>
           <w:tcPr>
@@ -2092,9 +1601,6 @@
           </w:tcPr>
           <w:p>
             <w:r>
-              <w:rPr>
-                <w:b w:val="0"/>
-              </w:rPr>
               <w:t>200 symbols/s</w:t>
             </w:r>
           </w:p>
@@ -2104,52 +1610,28 @@
             <w:tcW w:w="1811" w:type="dxa"/>
             <w:vAlign w:val="center"/>
           </w:tcPr>
-          <w:p>
-            <w:r>
-              <w:rPr>
-                <w:b w:val="0"/>
-              </w:rPr>
-            </w:r>
-          </w:p>
+          <w:p/>
         </w:tc>
         <w:tc>
           <w:tcPr>
             <w:tcW w:w="2237" w:type="dxa"/>
             <w:vAlign w:val="center"/>
           </w:tcPr>
-          <w:p>
-            <w:r>
-              <w:rPr>
-                <w:b w:val="0"/>
-              </w:rPr>
-            </w:r>
-          </w:p>
+          <w:p/>
         </w:tc>
         <w:tc>
           <w:tcPr>
             <w:tcW w:w="2344" w:type="dxa"/>
             <w:vAlign w:val="center"/>
           </w:tcPr>
-          <w:p>
-            <w:r>
-              <w:rPr>
-                <w:b w:val="0"/>
-              </w:rPr>
-            </w:r>
-          </w:p>
+          <w:p/>
         </w:tc>
         <w:tc>
           <w:tcPr>
             <w:tcW w:w="1707" w:type="dxa"/>
             <w:vAlign w:val="center"/>
           </w:tcPr>
-          <w:p>
-            <w:r>
-              <w:rPr>
-                <w:b w:val="0"/>
-              </w:rPr>
-            </w:r>
-          </w:p>
+          <w:p/>
         </w:tc>
       </w:tr>
       <w:tr>
@@ -2157,7 +1639,6 @@
           <w:cantSplit/>
           <w:trHeight w:val="821"/>
           <w:jc w:val="center"/>
-          <w:cantSplit/>
         </w:trPr>
         <w:tc>
           <w:tcPr>
@@ -2166,10 +1647,13 @@
           </w:tcPr>
           <w:p>
             <w:r>
-              <w:rPr>
-                <w:b w:val="0"/>
-              </w:rPr>
-              <w:t>Selected: second fresh run</w:t>
+              <w:t>S</w:t>
+            </w:r>
+            <w:r>
+              <w:t>econd fresh run</w:t>
+            </w:r>
+            <w:r>
+              <w:t>: _____symbols/s</w:t>
             </w:r>
           </w:p>
         </w:tc>
@@ -2178,72 +1662,32 @@
             <w:tcW w:w="1811" w:type="dxa"/>
             <w:vAlign w:val="center"/>
           </w:tcPr>
-          <w:p>
-            <w:r>
-              <w:rPr>
-                <w:b w:val="0"/>
-              </w:rPr>
-            </w:r>
-          </w:p>
+          <w:p/>
         </w:tc>
         <w:tc>
           <w:tcPr>
             <w:tcW w:w="2237" w:type="dxa"/>
             <w:vAlign w:val="center"/>
           </w:tcPr>
-          <w:p>
-            <w:r>
-              <w:rPr>
-                <w:b w:val="0"/>
-              </w:rPr>
-            </w:r>
-          </w:p>
+          <w:p/>
         </w:tc>
         <w:tc>
           <w:tcPr>
             <w:tcW w:w="2344" w:type="dxa"/>
             <w:vAlign w:val="center"/>
           </w:tcPr>
-          <w:p>
-            <w:r>
-              <w:rPr>
-                <w:b w:val="0"/>
-              </w:rPr>
-            </w:r>
-          </w:p>
+          <w:p/>
         </w:tc>
         <w:tc>
           <w:tcPr>
             <w:tcW w:w="1707" w:type="dxa"/>
             <w:vAlign w:val="center"/>
           </w:tcPr>
-          <w:p>
-            <w:r>
-              <w:rPr>
-                <w:b w:val="0"/>
-              </w:rPr>
-            </w:r>
-          </w:p>
+          <w:p/>
         </w:tc>
       </w:tr>
     </w:tbl>
-    <w:p>
-      <w:r>
-        <w:t>Fixed settings: channel position __________  I threshold __________  Q threshold __________  sampling phase __________</w:t>
-      </w:r>
-    </w:p>
-    <w:p>
-      <w:r>
-        <w:t>Changed setting / supported explanation: ________________________________________________________
-________________________________________________________________________________________</w:t>
-      </w:r>
-    </w:p>
-    <w:p>
-      <w:r>
-        <w:t>Fastest passing choice and rejected candidate: ___________________________________________________
-________________________________________________________________________________________</w:t>
-      </w:r>
-    </w:p>
+    <w:p/>
     <w:p>
       <w:r>
         <w:t>Recovery flag: ______________________________________________________________________________</w:t>
@@ -2259,6 +1703,7 @@
         <w:pStyle w:val="Heading1"/>
       </w:pPr>
       <w:r>
+        <w:lastRenderedPageBreak/>
         <w:t>Evidence (15 points)</w:t>
       </w:r>
     </w:p>
@@ -2280,12 +1725,7 @@
         <w:t>Completed wiring, time capture for symbol timing and X–Y state groups; identify channels, probe factors, scales and measurement points.</w:t>
       </w:r>
     </w:p>
-    <w:p>
-      <w:r>
-        <w:t>
-</w:t>
-      </w:r>
-    </w:p>
+    <w:p/>
     <w:p>
       <w:pPr>
         <w:pStyle w:val="Heading1"/>
@@ -2299,12 +1739,7 @@
         <w:t>Ordered 16-symbol I/Q capture, observed states, decoded command, receiver configuration and clean-reference counts.</w:t>
       </w:r>
     </w:p>
-    <w:p>
-      <w:r>
-        <w:t>
-</w:t>
-      </w:r>
-    </w:p>
+    <w:p/>
     <w:p>
       <w:pPr>
         <w:pStyle w:val="Heading1"/>
@@ -2318,12 +1753,7 @@
         <w:t>Comparable receiver-side captures before/after the allowed change, candidate decisions, two confirming count windows and the recovery flag.</w:t>
       </w:r>
     </w:p>
-    <w:p>
-      <w:r>
-        <w:t>
-</w:t>
-      </w:r>
-    </w:p>
+    <w:p/>
     <w:p>
       <w:r>
         <w:br w:type="page"/>
@@ -2334,12 +1764,52 @@
         <w:pStyle w:val="Heading1"/>
       </w:pPr>
       <w:r>
+        <w:lastRenderedPageBreak/>
         <w:t>Conclusion (15 points)</w:t>
       </w:r>
     </w:p>
     <w:p>
+      <w:pPr>
+        <w:rPr>
+          <w:i/>
+          <w:iCs/>
+        </w:rPr>
+      </w:pPr>
       <w:r>
-        <w:t>Answer each prompt in 2–3 sentences (5 points each). Use your recorded observations to support the explanation.</w:t>
+        <w:rPr>
+          <w:i/>
+          <w:iCs/>
+        </w:rPr>
+        <w:t>Give a summary of what you did in this lab. What was easy to do? What was difficult? What did you learn this lab? In addition, answer these questions</w:t>
+      </w:r>
+      <w:r>
+        <w:rPr>
+          <w:i/>
+          <w:iCs/>
+        </w:rPr>
+        <w:t>:</w:t>
+      </w:r>
+    </w:p>
+    <w:p/>
+    <w:p>
+      <w:pPr>
+        <w:pStyle w:val="ListParagraph"/>
+        <w:numPr>
+          <w:ilvl w:val="0"/>
+          <w:numId w:val="11"/>
+        </w:numPr>
+        <w:spacing w:after="200"/>
+        <w:rPr>
+          <w:i/>
+          <w:iCs/>
+        </w:rPr>
+      </w:pPr>
+      <w:r>
+        <w:rPr>
+          <w:i/>
+          <w:iCs/>
+        </w:rPr>
+        <w:t xml:space="preserve">Explain how you recovered message bits from measured I/Q signals. </w:t>
       </w:r>
     </w:p>
     <w:p>
@@ -2360,67 +1830,7 @@
           <w:i/>
           <w:iCs/>
         </w:rPr>
-        <w:t>Explain how you recovered message bits from measured I/Q signals. Why was the static constellation alone insufficient to recover the complete message?</w:t>
-      </w:r>
-    </w:p>
-    <w:p>
-      <w:r>
-        <w:t>
-</w:t>
-      </w:r>
-    </w:p>
-    <w:p>
-      <w:pPr>
-        <w:pStyle w:val="ListParagraph"/>
-        <w:numPr>
-          <w:ilvl w:val="0"/>
-          <w:numId w:val="11"/>
-        </w:numPr>
-        <w:spacing w:after="200"/>
-        <w:rPr>
-          <w:i/>
-          <w:iCs/>
-        </w:rPr>
-      </w:pPr>
-      <w:r>
-        <w:rPr>
-          <w:i/>
-          <w:iCs/>
-        </w:rPr>
-        <w:t>Use your records to justify the selected rate and explain how the changed channel affected decisions. State one limit of your observed BER result.</w:t>
-      </w:r>
-    </w:p>
-    <w:p>
-      <w:r>
-        <w:t>
-</w:t>
-      </w:r>
-    </w:p>
-    <w:p>
-      <w:pPr>
-        <w:pStyle w:val="ListParagraph"/>
-        <w:numPr>
-          <w:ilvl w:val="0"/>
-          <w:numId w:val="11"/>
-        </w:numPr>
-        <w:spacing w:after="200"/>
-        <w:rPr>
-          <w:i/>
-          <w:iCs/>
-        </w:rPr>
-      </w:pPr>
-      <w:r>
-        <w:rPr>
-          <w:i/>
-          <w:iCs/>
-        </w:rPr>
-        <w:t>Design a receiver/link for a security-door command when someone can access its wiring. Propose one control for delivery availability and one separate control for message trust; explain what each addresses.</w:t>
-      </w:r>
-    </w:p>
-    <w:p>
-      <w:r>
-        <w:t>
-</w:t>
+        <w:t>Why was the static constellation alone insufficient to recover the complete message?</w:t>
       </w:r>
     </w:p>
     <w:sectPr>
@@ -2436,7 +1846,7 @@
 </file>
 
 <file path=word/endnotes.xml><?xml version="1.0" encoding="utf-8"?>
-<w:endnotes xmlns:wpc="http://schemas.microsoft.com/office/word/2010/wordprocessingCanvas" xmlns:cx="http://schemas.microsoft.com/office/drawing/2014/chartex" xmlns:cx1="http://schemas.microsoft.com/office/drawing/2015/9/8/chartex" xmlns:cx2="http://schemas.microsoft.com/office/drawing/2015/10/21/chartex" xmlns:cx3="http://schemas.microsoft.com/office/drawing/2016/5/9/chartex" xmlns:cx4="http://schemas.microsoft.com/office/drawing/2016/5/10/chartex" xmlns:cx5="http://schemas.microsoft.com/office/drawing/2016/5/11/chartex" xmlns:cx6="http://schemas.microsoft.com/office/drawing/2016/5/12/chartex" xmlns:cx7="http://schemas.microsoft.com/office/drawing/2016/5/13/chartex" xmlns:cx8="http://schemas.microsoft.com/office/drawing/2016/5/14/chartex" xmlns:mc="http://schemas.openxmlformats.org/markup-compatibility/2006" xmlns:aink="http://schemas.microsoft.com/office/drawing/2016/ink" xmlns:am3d="http://schemas.microsoft.com/office/drawing/2017/model3d" xmlns:o="urn:schemas-microsoft-com:office:office" xmlns:oel="http://schemas.microsoft.com/office/2019/extlst" xmlns:r="http://schemas.openxmlformats.org/officeDocument/2006/relationships" xmlns:m="http://schemas.openxmlformats.org/officeDocument/2006/math" xmlns:v="urn:schemas-microsoft-com:vml" xmlns:wp14="http://schemas.microsoft.com/office/word/2010/wordprocessingDrawing" xmlns:wp="http://schemas.openxmlformats.org/drawingml/2006/wordprocessingDrawing" xmlns:w10="urn:schemas-microsoft-com:office:word" xmlns:w="http://schemas.openxmlformats.org/wordprocessingml/2006/main" xmlns:w14="http://schemas.microsoft.com/office/word/2010/wordml" xmlns:w15="http://schemas.microsoft.com/office/word/2012/wordml" xmlns:w16cex="http://schemas.microsoft.com/office/word/2018/wordml/cex" xmlns:w16cid="http://schemas.microsoft.com/office/word/2016/wordml/cid" xmlns:w16="http://schemas.microsoft.com/office/word/2018/wordml" xmlns:w16du="http://schemas.microsoft.com/office/word/2023/wordml/word16du" xmlns:w16sdtdh="http://schemas.microsoft.com/office/word/2020/wordml/sdtdatahash" xmlns:w16sdtfl="http://schemas.microsoft.com/office/word/2024/wordml/sdtformatlock" xmlns:w16se="http://schemas.microsoft.com/office/word/2015/wordml/symex" xmlns:wpg="http://schemas.microsoft.com/office/word/2010/wordprocessingGroup" xmlns:wpi="http://schemas.microsoft.com/office/word/2010/wordprocessingInk" xmlns:wne="http://schemas.microsoft.com/office/word/2006/wordml" xmlns:wps="http://schemas.microsoft.com/office/word/2010/wordprocessingShape" mc:Ignorable="w14 w15 w16se w16cid w16 w16cex w16sdtdh w16sdtfl w16du wp14">
+<w:endnotes xmlns:wpc="http://schemas.microsoft.com/office/word/2010/wordprocessingCanvas" xmlns:cx="http://schemas.microsoft.com/office/drawing/2014/chartex" xmlns:cx1="http://schemas.microsoft.com/office/drawing/2015/9/8/chartex" xmlns:cx2="http://schemas.microsoft.com/office/drawing/2015/10/21/chartex" xmlns:cx3="http://schemas.microsoft.com/office/drawing/2016/5/9/chartex" xmlns:cx4="http://schemas.microsoft.com/office/drawing/2016/5/10/chartex" xmlns:cx5="http://schemas.microsoft.com/office/drawing/2016/5/11/chartex" xmlns:cx6="http://schemas.microsoft.com/office/drawing/2016/5/12/chartex" xmlns:cx7="http://schemas.microsoft.com/office/drawing/2016/5/13/chartex" xmlns:cx8="http://schemas.microsoft.com/office/drawing/2016/5/14/chartex" xmlns:mc="http://schemas.openxmlformats.org/markup-compatibility/2006" xmlns:aink="http://schemas.microsoft.com/office/drawing/2016/ink" xmlns:am3d="http://schemas.microsoft.com/office/drawing/2017/model3d" xmlns:o="urn:schemas-microsoft-com:office:office" xmlns:oel="http://schemas.microsoft.com/office/2019/extlst" xmlns:r="http://schemas.openxmlformats.org/officeDocument/2006/relationships" xmlns:m="http://schemas.openxmlformats.org/officeDocument/2006/math" xmlns:v="urn:schemas-microsoft-com:vml" xmlns:wp14="http://schemas.microsoft.com/office/word/2010/wordprocessingDrawing" xmlns:wp="http://schemas.openxmlformats.org/drawingml/2006/wordprocessingDrawing" xmlns:w10="urn:schemas-microsoft-com:office:word" xmlns:w="http://schemas.openxmlformats.org/wordprocessingml/2006/main" xmlns:w14="http://schemas.microsoft.com/office/word/2010/wordml" xmlns:w15="http://schemas.microsoft.com/office/word/2012/wordml" xmlns:w16cex="http://schemas.microsoft.com/office/word/2018/wordml/cex" xmlns:w16cid="http://schemas.microsoft.com/office/word/2016/wordml/cid" xmlns:w16="http://schemas.microsoft.com/office/word/2018/wordml" xmlns:w16du="http://schemas.microsoft.com/office/word/2023/wordml/word16du" xmlns:w16sdtdh="http://schemas.microsoft.com/office/word/2020/wordml/sdtdatahash" xmlns:w16se="http://schemas.microsoft.com/office/word/2015/wordml/symex" xmlns:wpg="http://schemas.microsoft.com/office/word/2010/wordprocessingGroup" xmlns:wpi="http://schemas.microsoft.com/office/word/2010/wordprocessingInk" xmlns:wne="http://schemas.microsoft.com/office/word/2006/wordml" xmlns:wps="http://schemas.microsoft.com/office/word/2010/wordprocessingShape" mc:Ignorable="w14 w15 w16se w16cid w16 w16cex w16sdtdh w16du wp14">
   <w:endnote w:type="separator" w:id="-1">
     <w:p>
       <w:pPr>
@@ -2461,7 +1871,7 @@
 </file>
 
 <file path=word/footer1.xml><?xml version="1.0" encoding="utf-8"?>
-<w:ftr xmlns:wpc="http://schemas.microsoft.com/office/word/2010/wordprocessingCanvas" xmlns:cx="http://schemas.microsoft.com/office/drawing/2014/chartex" xmlns:cx1="http://schemas.microsoft.com/office/drawing/2015/9/8/chartex" xmlns:cx2="http://schemas.microsoft.com/office/drawing/2015/10/21/chartex" xmlns:cx3="http://schemas.microsoft.com/office/drawing/2016/5/9/chartex" xmlns:cx4="http://schemas.microsoft.com/office/drawing/2016/5/10/chartex" xmlns:cx5="http://schemas.microsoft.com/office/drawing/2016/5/11/chartex" xmlns:cx6="http://schemas.microsoft.com/office/drawing/2016/5/12/chartex" xmlns:cx7="http://schemas.microsoft.com/office/drawing/2016/5/13/chartex" xmlns:cx8="http://schemas.microsoft.com/office/drawing/2016/5/14/chartex" xmlns:mc="http://schemas.openxmlformats.org/markup-compatibility/2006" xmlns:aink="http://schemas.microsoft.com/office/drawing/2016/ink" xmlns:am3d="http://schemas.microsoft.com/office/drawing/2017/model3d" xmlns:o="urn:schemas-microsoft-com:office:office" xmlns:oel="http://schemas.microsoft.com/office/2019/extlst" xmlns:r="http://schemas.openxmlformats.org/officeDocument/2006/relationships" xmlns:m="http://schemas.openxmlformats.org/officeDocument/2006/math" xmlns:v="urn:schemas-microsoft-com:vml" xmlns:wp14="http://schemas.microsoft.com/office/word/2010/wordprocessingDrawing" xmlns:wp="http://schemas.openxmlformats.org/drawingml/2006/wordprocessingDrawing" xmlns:w10="urn:schemas-microsoft-com:office:word" xmlns:w="http://schemas.openxmlformats.org/wordprocessingml/2006/main" xmlns:w14="http://schemas.microsoft.com/office/word/2010/wordml" xmlns:w15="http://schemas.microsoft.com/office/word/2012/wordml" xmlns:w16cex="http://schemas.microsoft.com/office/word/2018/wordml/cex" xmlns:w16cid="http://schemas.microsoft.com/office/word/2016/wordml/cid" xmlns:w16="http://schemas.microsoft.com/office/word/2018/wordml" xmlns:w16du="http://schemas.microsoft.com/office/word/2023/wordml/word16du" xmlns:w16sdtdh="http://schemas.microsoft.com/office/word/2020/wordml/sdtdatahash" xmlns:w16sdtfl="http://schemas.microsoft.com/office/word/2024/wordml/sdtformatlock" xmlns:w16se="http://schemas.microsoft.com/office/word/2015/wordml/symex" xmlns:wpg="http://schemas.microsoft.com/office/word/2010/wordprocessingGroup" xmlns:wpi="http://schemas.microsoft.com/office/word/2010/wordprocessingInk" xmlns:wne="http://schemas.microsoft.com/office/word/2006/wordml" xmlns:wps="http://schemas.microsoft.com/office/word/2010/wordprocessingShape" mc:Ignorable="w14 w15 w16se w16cid w16 w16cex w16sdtdh w16sdtfl w16du wp14">
+<w:ftr xmlns:wpc="http://schemas.microsoft.com/office/word/2010/wordprocessingCanvas" xmlns:cx="http://schemas.microsoft.com/office/drawing/2014/chartex" xmlns:cx1="http://schemas.microsoft.com/office/drawing/2015/9/8/chartex" xmlns:cx2="http://schemas.microsoft.com/office/drawing/2015/10/21/chartex" xmlns:cx3="http://schemas.microsoft.com/office/drawing/2016/5/9/chartex" xmlns:cx4="http://schemas.microsoft.com/office/drawing/2016/5/10/chartex" xmlns:cx5="http://schemas.microsoft.com/office/drawing/2016/5/11/chartex" xmlns:cx6="http://schemas.microsoft.com/office/drawing/2016/5/12/chartex" xmlns:cx7="http://schemas.microsoft.com/office/drawing/2016/5/13/chartex" xmlns:cx8="http://schemas.microsoft.com/office/drawing/2016/5/14/chartex" xmlns:mc="http://schemas.openxmlformats.org/markup-compatibility/2006" xmlns:aink="http://schemas.microsoft.com/office/drawing/2016/ink" xmlns:am3d="http://schemas.microsoft.com/office/drawing/2017/model3d" xmlns:o="urn:schemas-microsoft-com:office:office" xmlns:oel="http://schemas.microsoft.com/office/2019/extlst" xmlns:r="http://schemas.openxmlformats.org/officeDocument/2006/relationships" xmlns:m="http://schemas.openxmlformats.org/officeDocument/2006/math" xmlns:v="urn:schemas-microsoft-com:vml" xmlns:wp14="http://schemas.microsoft.com/office/word/2010/wordprocessingDrawing" xmlns:wp="http://schemas.openxmlformats.org/drawingml/2006/wordprocessingDrawing" xmlns:w10="urn:schemas-microsoft-com:office:word" xmlns:w="http://schemas.openxmlformats.org/wordprocessingml/2006/main" xmlns:w14="http://schemas.microsoft.com/office/word/2010/wordml" xmlns:w15="http://schemas.microsoft.com/office/word/2012/wordml" xmlns:w16cex="http://schemas.microsoft.com/office/word/2018/wordml/cex" xmlns:w16cid="http://schemas.microsoft.com/office/word/2016/wordml/cid" xmlns:w16="http://schemas.microsoft.com/office/word/2018/wordml" xmlns:w16du="http://schemas.microsoft.com/office/word/2023/wordml/word16du" xmlns:w16sdtdh="http://schemas.microsoft.com/office/word/2020/wordml/sdtdatahash" xmlns:w16se="http://schemas.microsoft.com/office/word/2015/wordml/symex" xmlns:wpg="http://schemas.microsoft.com/office/word/2010/wordprocessingGroup" xmlns:wpi="http://schemas.microsoft.com/office/word/2010/wordprocessingInk" xmlns:wne="http://schemas.microsoft.com/office/word/2006/wordml" xmlns:wps="http://schemas.microsoft.com/office/word/2010/wordprocessingShape" mc:Ignorable="w14 w15 w16se w16cid w16 w16cex w16sdtdh w16du wp14">
   <w:p>
     <w:pPr>
       <w:pStyle w:val="Footer"/>
@@ -2493,7 +1903,7 @@
 </file>
 
 <file path=word/footnotes.xml><?xml version="1.0" encoding="utf-8"?>
-<w:footnotes xmlns:wpc="http://schemas.microsoft.com/office/word/2010/wordprocessingCanvas" xmlns:cx="http://schemas.microsoft.com/office/drawing/2014/chartex" xmlns:cx1="http://schemas.microsoft.com/office/drawing/2015/9/8/chartex" xmlns:cx2="http://schemas.microsoft.com/office/drawing/2015/10/21/chartex" xmlns:cx3="http://schemas.microsoft.com/office/drawing/2016/5/9/chartex" xmlns:cx4="http://schemas.microsoft.com/office/drawing/2016/5/10/chartex" xmlns:cx5="http://schemas.microsoft.com/office/drawing/2016/5/11/chartex" xmlns:cx6="http://schemas.microsoft.com/office/drawing/2016/5/12/chartex" xmlns:cx7="http://schemas.microsoft.com/office/drawing/2016/5/13/chartex" xmlns:cx8="http://schemas.microsoft.com/office/drawing/2016/5/14/chartex" xmlns:mc="http://schemas.openxmlformats.org/markup-compatibility/2006" xmlns:aink="http://schemas.microsoft.com/office/drawing/2016/ink" xmlns:am3d="http://schemas.microsoft.com/office/drawing/2017/model3d" xmlns:o="urn:schemas-microsoft-com:office:office" xmlns:oel="http://schemas.microsoft.com/office/2019/extlst" xmlns:r="http://schemas.openxmlformats.org/officeDocument/2006/relationships" xmlns:m="http://schemas.openxmlformats.org/officeDocument/2006/math" xmlns:v="urn:schemas-microsoft-com:vml" xmlns:wp14="http://schemas.microsoft.com/office/word/2010/wordprocessingDrawing" xmlns:wp="http://schemas.openxmlformats.org/drawingml/2006/wordprocessingDrawing" xmlns:w10="urn:schemas-microsoft-com:office:word" xmlns:w="http://schemas.openxmlformats.org/wordprocessingml/2006/main" xmlns:w14="http://schemas.microsoft.com/office/word/2010/wordml" xmlns:w15="http://schemas.microsoft.com/office/word/2012/wordml" xmlns:w16cex="http://schemas.microsoft.com/office/word/2018/wordml/cex" xmlns:w16cid="http://schemas.microsoft.com/office/word/2016/wordml/cid" xmlns:w16="http://schemas.microsoft.com/office/word/2018/wordml" xmlns:w16du="http://schemas.microsoft.com/office/word/2023/wordml/word16du" xmlns:w16sdtdh="http://schemas.microsoft.com/office/word/2020/wordml/sdtdatahash" xmlns:w16sdtfl="http://schemas.microsoft.com/office/word/2024/wordml/sdtformatlock" xmlns:w16se="http://schemas.microsoft.com/office/word/2015/wordml/symex" xmlns:wpg="http://schemas.microsoft.com/office/word/2010/wordprocessingGroup" xmlns:wpi="http://schemas.microsoft.com/office/word/2010/wordprocessingInk" xmlns:wne="http://schemas.microsoft.com/office/word/2006/wordml" xmlns:wps="http://schemas.microsoft.com/office/word/2010/wordprocessingShape" mc:Ignorable="w14 w15 w16se w16cid w16 w16cex w16sdtdh w16sdtfl w16du wp14">
+<w:footnotes xmlns:wpc="http://schemas.microsoft.com/office/word/2010/wordprocessingCanvas" xmlns:cx="http://schemas.microsoft.com/office/drawing/2014/chartex" xmlns:cx1="http://schemas.microsoft.com/office/drawing/2015/9/8/chartex" xmlns:cx2="http://schemas.microsoft.com/office/drawing/2015/10/21/chartex" xmlns:cx3="http://schemas.microsoft.com/office/drawing/2016/5/9/chartex" xmlns:cx4="http://schemas.microsoft.com/office/drawing/2016/5/10/chartex" xmlns:cx5="http://schemas.microsoft.com/office/drawing/2016/5/11/chartex" xmlns:cx6="http://schemas.microsoft.com/office/drawing/2016/5/12/chartex" xmlns:cx7="http://schemas.microsoft.com/office/drawing/2016/5/13/chartex" xmlns:cx8="http://schemas.microsoft.com/office/drawing/2016/5/14/chartex" xmlns:mc="http://schemas.openxmlformats.org/markup-compatibility/2006" xmlns:aink="http://schemas.microsoft.com/office/drawing/2016/ink" xmlns:am3d="http://schemas.microsoft.com/office/drawing/2017/model3d" xmlns:o="urn:schemas-microsoft-com:office:office" xmlns:oel="http://schemas.microsoft.com/office/2019/extlst" xmlns:r="http://schemas.openxmlformats.org/officeDocument/2006/relationships" xmlns:m="http://schemas.openxmlformats.org/officeDocument/2006/math" xmlns:v="urn:schemas-microsoft-com:vml" xmlns:wp14="http://schemas.microsoft.com/office/word/2010/wordprocessingDrawing" xmlns:wp="http://schemas.openxmlformats.org/drawingml/2006/wordprocessingDrawing" xmlns:w10="urn:schemas-microsoft-com:office:word" xmlns:w="http://schemas.openxmlformats.org/wordprocessingml/2006/main" xmlns:w14="http://schemas.microsoft.com/office/word/2010/wordml" xmlns:w15="http://schemas.microsoft.com/office/word/2012/wordml" xmlns:w16cex="http://schemas.microsoft.com/office/word/2018/wordml/cex" xmlns:w16cid="http://schemas.microsoft.com/office/word/2016/wordml/cid" xmlns:w16="http://schemas.microsoft.com/office/word/2018/wordml" xmlns:w16du="http://schemas.microsoft.com/office/word/2023/wordml/word16du" xmlns:w16sdtdh="http://schemas.microsoft.com/office/word/2020/wordml/sdtdatahash" xmlns:w16se="http://schemas.microsoft.com/office/word/2015/wordml/symex" xmlns:wpg="http://schemas.microsoft.com/office/word/2010/wordprocessingGroup" xmlns:wpi="http://schemas.microsoft.com/office/word/2010/wordprocessingInk" xmlns:wne="http://schemas.microsoft.com/office/word/2006/wordml" xmlns:wps="http://schemas.microsoft.com/office/word/2010/wordprocessingShape" mc:Ignorable="w14 w15 w16se w16cid w16 w16cex w16sdtdh w16du wp14">
   <w:footnote w:type="separator" w:id="-1">
     <w:p>
       <w:pPr>
@@ -2518,7 +1928,7 @@
 </file>
 
 <file path=word/header1.xml><?xml version="1.0" encoding="utf-8"?>
-<w:hdr xmlns:wpc="http://schemas.microsoft.com/office/word/2010/wordprocessingCanvas" xmlns:cx="http://schemas.microsoft.com/office/drawing/2014/chartex" xmlns:cx1="http://schemas.microsoft.com/office/drawing/2015/9/8/chartex" xmlns:cx2="http://schemas.microsoft.com/office/drawing/2015/10/21/chartex" xmlns:cx3="http://schemas.microsoft.com/office/drawing/2016/5/9/chartex" xmlns:cx4="http://schemas.microsoft.com/office/drawing/2016/5/10/chartex" xmlns:cx5="http://schemas.microsoft.com/office/drawing/2016/5/11/chartex" xmlns:cx6="http://schemas.microsoft.com/office/drawing/2016/5/12/chartex" xmlns:cx7="http://schemas.microsoft.com/office/drawing/2016/5/13/chartex" xmlns:cx8="http://schemas.microsoft.com/office/drawing/2016/5/14/chartex" xmlns:mc="http://schemas.openxmlformats.org/markup-compatibility/2006" xmlns:aink="http://schemas.microsoft.com/office/drawing/2016/ink" xmlns:am3d="http://schemas.microsoft.com/office/drawing/2017/model3d" xmlns:o="urn:schemas-microsoft-com:office:office" xmlns:oel="http://schemas.microsoft.com/office/2019/extlst" xmlns:r="http://schemas.openxmlformats.org/officeDocument/2006/relationships" xmlns:m="http://schemas.openxmlformats.org/officeDocument/2006/math" xmlns:v="urn:schemas-microsoft-com:vml" xmlns:wp14="http://schemas.microsoft.com/office/word/2010/wordprocessingDrawing" xmlns:wp="http://schemas.openxmlformats.org/drawingml/2006/wordprocessingDrawing" xmlns:w10="urn:schemas-microsoft-com:office:word" xmlns:w="http://schemas.openxmlformats.org/wordprocessingml/2006/main" xmlns:w14="http://schemas.microsoft.com/office/word/2010/wordml" xmlns:w15="http://schemas.microsoft.com/office/word/2012/wordml" xmlns:w16cex="http://schemas.microsoft.com/office/word/2018/wordml/cex" xmlns:w16cid="http://schemas.microsoft.com/office/word/2016/wordml/cid" xmlns:w16="http://schemas.microsoft.com/office/word/2018/wordml" xmlns:w16du="http://schemas.microsoft.com/office/word/2023/wordml/word16du" xmlns:w16sdtdh="http://schemas.microsoft.com/office/word/2020/wordml/sdtdatahash" xmlns:w16sdtfl="http://schemas.microsoft.com/office/word/2024/wordml/sdtformatlock" xmlns:w16se="http://schemas.microsoft.com/office/word/2015/wordml/symex" xmlns:wpg="http://schemas.microsoft.com/office/word/2010/wordprocessingGroup" xmlns:wpi="http://schemas.microsoft.com/office/word/2010/wordprocessingInk" xmlns:wne="http://schemas.microsoft.com/office/word/2006/wordml" xmlns:wps="http://schemas.microsoft.com/office/word/2010/wordprocessingShape" mc:Ignorable="w14 w15 w16se w16cid w16 w16cex w16sdtdh w16sdtfl w16du wp14">
+<w:hdr xmlns:wpc="http://schemas.microsoft.com/office/word/2010/wordprocessingCanvas" xmlns:cx="http://schemas.microsoft.com/office/drawing/2014/chartex" xmlns:cx1="http://schemas.microsoft.com/office/drawing/2015/9/8/chartex" xmlns:cx2="http://schemas.microsoft.com/office/drawing/2015/10/21/chartex" xmlns:cx3="http://schemas.microsoft.com/office/drawing/2016/5/9/chartex" xmlns:cx4="http://schemas.microsoft.com/office/drawing/2016/5/10/chartex" xmlns:cx5="http://schemas.microsoft.com/office/drawing/2016/5/11/chartex" xmlns:cx6="http://schemas.microsoft.com/office/drawing/2016/5/12/chartex" xmlns:cx7="http://schemas.microsoft.com/office/drawing/2016/5/13/chartex" xmlns:cx8="http://schemas.microsoft.com/office/drawing/2016/5/14/chartex" xmlns:mc="http://schemas.openxmlformats.org/markup-compatibility/2006" xmlns:aink="http://schemas.microsoft.com/office/drawing/2016/ink" xmlns:am3d="http://schemas.microsoft.com/office/drawing/2017/model3d" xmlns:o="urn:schemas-microsoft-com:office:office" xmlns:oel="http://schemas.microsoft.com/office/2019/extlst" xmlns:r="http://schemas.openxmlformats.org/officeDocument/2006/relationships" xmlns:m="http://schemas.openxmlformats.org/officeDocument/2006/math" xmlns:v="urn:schemas-microsoft-com:vml" xmlns:wp14="http://schemas.microsoft.com/office/word/2010/wordprocessingDrawing" xmlns:wp="http://schemas.openxmlformats.org/drawingml/2006/wordprocessingDrawing" xmlns:w10="urn:schemas-microsoft-com:office:word" xmlns:w="http://schemas.openxmlformats.org/wordprocessingml/2006/main" xmlns:w14="http://schemas.microsoft.com/office/word/2010/wordml" xmlns:w15="http://schemas.microsoft.com/office/word/2012/wordml" xmlns:w16cex="http://schemas.microsoft.com/office/word/2018/wordml/cex" xmlns:w16cid="http://schemas.microsoft.com/office/word/2016/wordml/cid" xmlns:w16="http://schemas.microsoft.com/office/word/2018/wordml" xmlns:w16du="http://schemas.microsoft.com/office/word/2023/wordml/word16du" xmlns:w16sdtdh="http://schemas.microsoft.com/office/word/2020/wordml/sdtdatahash" xmlns:w16se="http://schemas.microsoft.com/office/word/2015/wordml/symex" xmlns:wpg="http://schemas.microsoft.com/office/word/2010/wordprocessingGroup" xmlns:wpi="http://schemas.microsoft.com/office/word/2010/wordprocessingInk" xmlns:wne="http://schemas.microsoft.com/office/word/2006/wordml" xmlns:wps="http://schemas.microsoft.com/office/word/2010/wordprocessingShape" mc:Ignorable="w14 w15 w16se w16cid w16 w16cex w16sdtdh w16du wp14">
   <w:p>
     <w:pPr>
       <w:pStyle w:val="Caption"/>
@@ -2531,7 +1941,7 @@
 </file>
 
 <file path=word/numbering.xml><?xml version="1.0" encoding="utf-8"?>
-<w:numbering xmlns:wpc="http://schemas.microsoft.com/office/word/2010/wordprocessingCanvas" xmlns:cx="http://schemas.microsoft.com/office/drawing/2014/chartex" xmlns:cx1="http://schemas.microsoft.com/office/drawing/2015/9/8/chartex" xmlns:cx2="http://schemas.microsoft.com/office/drawing/2015/10/21/chartex" xmlns:cx3="http://schemas.microsoft.com/office/drawing/2016/5/9/chartex" xmlns:cx4="http://schemas.microsoft.com/office/drawing/2016/5/10/chartex" xmlns:cx5="http://schemas.microsoft.com/office/drawing/2016/5/11/chartex" xmlns:cx6="http://schemas.microsoft.com/office/drawing/2016/5/12/chartex" xmlns:cx7="http://schemas.microsoft.com/office/drawing/2016/5/13/chartex" xmlns:cx8="http://schemas.microsoft.com/office/drawing/2016/5/14/chartex" xmlns:mc="http://schemas.openxmlformats.org/markup-compatibility/2006" xmlns:aink="http://schemas.microsoft.com/office/drawing/2016/ink" xmlns:am3d="http://schemas.microsoft.com/office/drawing/2017/model3d" xmlns:o="urn:schemas-microsoft-com:office:office" xmlns:oel="http://schemas.microsoft.com/office/2019/extlst" xmlns:r="http://schemas.openxmlformats.org/officeDocument/2006/relationships" xmlns:m="http://schemas.openxmlformats.org/officeDocument/2006/math" xmlns:v="urn:schemas-microsoft-com:vml" xmlns:wp14="http://schemas.microsoft.com/office/word/2010/wordprocessingDrawing" xmlns:wp="http://schemas.openxmlformats.org/drawingml/2006/wordprocessingDrawing" xmlns:w10="urn:schemas-microsoft-com:office:word" xmlns:w="http://schemas.openxmlformats.org/wordprocessingml/2006/main" xmlns:w14="http://schemas.microsoft.com/office/word/2010/wordml" xmlns:w15="http://schemas.microsoft.com/office/word/2012/wordml" xmlns:w16cex="http://schemas.microsoft.com/office/word/2018/wordml/cex" xmlns:w16cid="http://schemas.microsoft.com/office/word/2016/wordml/cid" xmlns:w16="http://schemas.microsoft.com/office/word/2018/wordml" xmlns:w16du="http://schemas.microsoft.com/office/word/2023/wordml/word16du" xmlns:w16sdtdh="http://schemas.microsoft.com/office/word/2020/wordml/sdtdatahash" xmlns:w16sdtfl="http://schemas.microsoft.com/office/word/2024/wordml/sdtformatlock" xmlns:w16se="http://schemas.microsoft.com/office/word/2015/wordml/symex" xmlns:wpg="http://schemas.microsoft.com/office/word/2010/wordprocessingGroup" xmlns:wpi="http://schemas.microsoft.com/office/word/2010/wordprocessingInk" xmlns:wne="http://schemas.microsoft.com/office/word/2006/wordml" xmlns:wps="http://schemas.microsoft.com/office/word/2010/wordprocessingShape" mc:Ignorable="w14 w15 w16se w16cid w16 w16cex w16sdtdh w16sdtfl w16du wp14">
+<w:numbering xmlns:wpc="http://schemas.microsoft.com/office/word/2010/wordprocessingCanvas" xmlns:cx="http://schemas.microsoft.com/office/drawing/2014/chartex" xmlns:cx1="http://schemas.microsoft.com/office/drawing/2015/9/8/chartex" xmlns:cx2="http://schemas.microsoft.com/office/drawing/2015/10/21/chartex" xmlns:cx3="http://schemas.microsoft.com/office/drawing/2016/5/9/chartex" xmlns:cx4="http://schemas.microsoft.com/office/drawing/2016/5/10/chartex" xmlns:cx5="http://schemas.microsoft.com/office/drawing/2016/5/11/chartex" xmlns:cx6="http://schemas.microsoft.com/office/drawing/2016/5/12/chartex" xmlns:cx7="http://schemas.microsoft.com/office/drawing/2016/5/13/chartex" xmlns:cx8="http://schemas.microsoft.com/office/drawing/2016/5/14/chartex" xmlns:mc="http://schemas.openxmlformats.org/markup-compatibility/2006" xmlns:aink="http://schemas.microsoft.com/office/drawing/2016/ink" xmlns:am3d="http://schemas.microsoft.com/office/drawing/2017/model3d" xmlns:o="urn:schemas-microsoft-com:office:office" xmlns:oel="http://schemas.microsoft.com/office/2019/extlst" xmlns:r="http://schemas.openxmlformats.org/officeDocument/2006/relationships" xmlns:m="http://schemas.openxmlformats.org/officeDocument/2006/math" xmlns:v="urn:schemas-microsoft-com:vml" xmlns:wp14="http://schemas.microsoft.com/office/word/2010/wordprocessingDrawing" xmlns:wp="http://schemas.openxmlformats.org/drawingml/2006/wordprocessingDrawing" xmlns:w10="urn:schemas-microsoft-com:office:word" xmlns:w="http://schemas.openxmlformats.org/wordprocessingml/2006/main" xmlns:w14="http://schemas.microsoft.com/office/word/2010/wordml" xmlns:w15="http://schemas.microsoft.com/office/word/2012/wordml" xmlns:w16cex="http://schemas.microsoft.com/office/word/2018/wordml/cex" xmlns:w16cid="http://schemas.microsoft.com/office/word/2016/wordml/cid" xmlns:w16="http://schemas.microsoft.com/office/word/2018/wordml" xmlns:w16du="http://schemas.microsoft.com/office/word/2023/wordml/word16du" xmlns:w16sdtdh="http://schemas.microsoft.com/office/word/2020/wordml/sdtdatahash" xmlns:w16se="http://schemas.microsoft.com/office/word/2015/wordml/symex" xmlns:wpg="http://schemas.microsoft.com/office/word/2010/wordprocessingGroup" xmlns:wpi="http://schemas.microsoft.com/office/word/2010/wordprocessingInk" xmlns:wne="http://schemas.microsoft.com/office/word/2006/wordml" xmlns:wps="http://schemas.microsoft.com/office/word/2010/wordprocessingShape" mc:Ignorable="w14 w15 w16se w16cid w16 w16cex w16sdtdh w16du wp14">
   <w:abstractNum w:abstractNumId="0" w15:restartNumberingAfterBreak="0">
     <w:nsid w:val="FFFFFF7C"/>
     <w:multiLevelType w:val="singleLevel"/>
@@ -2912,7 +2322,7 @@
 </file>
 
 <file path=word/styles.xml><?xml version="1.0" encoding="utf-8"?>
-<w:styles xmlns:mc="http://schemas.openxmlformats.org/markup-compatibility/2006" xmlns:r="http://schemas.openxmlformats.org/officeDocument/2006/relationships" xmlns:w="http://schemas.openxmlformats.org/wordprocessingml/2006/main" xmlns:w14="http://schemas.microsoft.com/office/word/2010/wordml" xmlns:w15="http://schemas.microsoft.com/office/word/2012/wordml" xmlns:w16cex="http://schemas.microsoft.com/office/word/2018/wordml/cex" xmlns:w16cid="http://schemas.microsoft.com/office/word/2016/wordml/cid" xmlns:w16="http://schemas.microsoft.com/office/word/2018/wordml" xmlns:w16du="http://schemas.microsoft.com/office/word/2023/wordml/word16du" xmlns:w16sdtdh="http://schemas.microsoft.com/office/word/2020/wordml/sdtdatahash" xmlns:w16sdtfl="http://schemas.microsoft.com/office/word/2024/wordml/sdtformatlock" xmlns:w16se="http://schemas.microsoft.com/office/word/2015/wordml/symex" mc:Ignorable="w14 w15 w16se w16cid w16 w16cex w16sdtdh w16sdtfl w16du">
+<w:styles xmlns:mc="http://schemas.openxmlformats.org/markup-compatibility/2006" xmlns:r="http://schemas.openxmlformats.org/officeDocument/2006/relationships" xmlns:w="http://schemas.openxmlformats.org/wordprocessingml/2006/main" xmlns:w14="http://schemas.microsoft.com/office/word/2010/wordml" xmlns:w15="http://schemas.microsoft.com/office/word/2012/wordml" xmlns:w16cex="http://schemas.microsoft.com/office/word/2018/wordml/cex" xmlns:w16cid="http://schemas.microsoft.com/office/word/2016/wordml/cid" xmlns:w16="http://schemas.microsoft.com/office/word/2018/wordml" xmlns:w16du="http://schemas.microsoft.com/office/word/2023/wordml/word16du" xmlns:w16sdtdh="http://schemas.microsoft.com/office/word/2020/wordml/sdtdatahash" xmlns:w16se="http://schemas.microsoft.com/office/word/2015/wordml/symex" mc:Ignorable="w14 w15 w16se w16cid w16 w16cex w16sdtdh w16du">
   <w:docDefaults>
     <w:rPrDefault>
       <w:rPr>
